--- a/analysis/RWZ_Beitrag_RPT_final.docx
+++ b/analysis/RWZ_Beitrag_RPT_final.docx
@@ -441,7 +441,7 @@
       </w:r>
     </w:p>
     <w:bookmarkEnd w:id="23"/>
-    <w:bookmarkStart w:id="29" w:name="ii.-die-schwellenwerte-normativ"/>
+    <w:bookmarkStart w:id="30" w:name="ii.-die-schwellenwerte-normativ"/>
     <w:p>
       <w:pPr>
         <w:pStyle w:val="Heading1"/>
@@ -450,7 +450,7 @@
         <w:t xml:space="preserve">II. Die Schwellenwerte normativ</w:t>
       </w:r>
     </w:p>
-    <w:bookmarkStart w:id="25" w:name="österreich-95a-aktg-idf-akträg-2019"/>
+    <w:bookmarkStart w:id="26" w:name="österreich-95a-aktg-idf-akträg-2019"/>
     <w:p>
       <w:pPr>
         <w:pStyle w:val="Heading2"/>
@@ -646,13 +646,19 @@
           <w:bCs/>
           <w:b/>
         </w:rPr>
-        <w:t xml:space="preserve">12-Monats-Aggregation</w:t>
-      </w:r>
-      <w:r>
-        <w:t xml:space="preserve"> </w:t>
-      </w:r>
-      <w:r>
-        <w:t xml:space="preserve">verhindert eine bewusste Zerlegung größerer Transaktionen in kleinere Teilgeschäfte zur Umgehung des Tatbestands.</w:t>
+        <w:t xml:space="preserve">Aggregationsregel</w:t>
+      </w:r>
+      <w:r>
+        <w:t xml:space="preserve"> </w:t>
+      </w:r>
+      <w:r>
+        <w:t xml:space="preserve">verhindert eine bewusste Zerlegung größerer Transaktionen in kleinere Teilgeschäfte zur Umgehung des Tatbestands: Geschäfte mit derselben nahestehenden Person, die innerhalb des laufenden Geschäftsjahres abgeschlossen werden, sind in ihrem Wert zu summieren.</w:t>
+      </w:r>
+      <w:r>
+        <w:rPr>
+          <w:rStyle w:val="FootnoteReference"/>
+        </w:rPr>
+        <w:footnoteReference w:id="25"/>
       </w:r>
     </w:p>
     <w:p>
@@ -741,8 +747,8 @@
         <w:t xml:space="preserve">sind in § 95d AktG geregelt; sie umfassen insbesondere Geschäfte mit vollkonsolidierten Tochterunternehmen, Geschäfte im ordentlichen Geschäftsgang zu marktüblichen Bedingungen, sowie Vorgänge, die der Gleichbehandlung aller Aktionäre dienen (insbesondere anteilige Dividenden, eigene Aktien, Kapitalmaßnahmen).</w:t>
       </w:r>
     </w:p>
-    <w:bookmarkEnd w:id="25"/>
-    <w:bookmarkStart w:id="27" w:name="deutschland-111b-abs-1-daktg-idf-arug-ii"/>
+    <w:bookmarkEnd w:id="26"/>
+    <w:bookmarkStart w:id="28" w:name="deutschland-111b-abs-1-daktg-idf-arug-ii"/>
     <w:p>
       <w:pPr>
         <w:pStyle w:val="Heading2"/>
@@ -778,7 +784,7 @@
         <w:rPr>
           <w:rStyle w:val="FootnoteReference"/>
         </w:rPr>
-        <w:footnoteReference w:id="26"/>
+        <w:footnoteReference w:id="27"/>
       </w:r>
       <w:r>
         <w:t xml:space="preserve"> </w:t>
@@ -795,8 +801,8 @@
         <w:t xml:space="preserve">Die übrige Architektur ist parallel: § 111b Abs 2 dAktG normiert die Zustimmungspflicht des Aufsichtsrats oder eines hierfür eingerichteten Ausschusses, § 111c dAktG die Veröffentlichungspflicht. Die Ausnahmen sind nicht in einer eigenen Norm (wie § 95d AktG in Österreich) konsolidiert, sondern in § 111a Abs 3 dAktG verankert. Sie umfassen — wiederum funktional parallel — Geschäfte mit Tochterunternehmen (Z 1), Geschäfte im ordentlichen Geschäftsgang zu marktüblichen Bedingungen (Z 2), Geschäfte, die einem Ausschüttungsanspruch entsprechen, der allen Aktionären zusteht (Z 3), Geschäfte in Bezug auf eigene Aktien (Z 4) sowie bestimmte Bank- und Versicherungsgeschäfte (Z 5).</w:t>
       </w:r>
     </w:p>
-    <w:bookmarkEnd w:id="27"/>
-    <w:bookmarkStart w:id="28" w:name="vergleichende-übersicht"/>
+    <w:bookmarkEnd w:id="28"/>
+    <w:bookmarkStart w:id="29" w:name="vergleichende-übersicht"/>
     <w:p>
       <w:pPr>
         <w:pStyle w:val="Heading2"/>
@@ -1157,9 +1163,9 @@
         </w:tc>
       </w:tr>
     </w:tbl>
-    <w:bookmarkEnd w:id="28"/>
     <w:bookmarkEnd w:id="29"/>
-    <w:bookmarkStart w:id="30" w:name="Xd4e4b4fbb7275e713d8e778e70dbc1985449dc8"/>
+    <w:bookmarkEnd w:id="30"/>
+    <w:bookmarkStart w:id="31" w:name="Xd4e4b4fbb7275e713d8e778e70dbc1985449dc8"/>
     <w:p>
       <w:pPr>
         <w:pStyle w:val="Heading1"/>
@@ -1388,8 +1394,8 @@
         <w:t xml:space="preserve">Mit diesen drei Klärungen wird der empirische Befund in Abschnitt IV. fundiert: Ohne die Übersetzung der prozentualen Norm in absolute Beträge bleibt der rechtsvergleichende Schwellenvergleich oberflächlich und unter Umständen irreführend.</w:t>
       </w:r>
     </w:p>
-    <w:bookmarkEnd w:id="30"/>
-    <w:bookmarkStart w:id="31" w:name="Xdb4022b66707d53fdb98025a0126b6d519eb955"/>
+    <w:bookmarkEnd w:id="31"/>
+    <w:bookmarkStart w:id="32" w:name="Xdb4022b66707d53fdb98025a0126b6d519eb955"/>
     <w:p>
       <w:pPr>
         <w:pStyle w:val="Heading1"/>
@@ -1642,7 +1648,7 @@
               <w:jc w:val="left"/>
             </w:pPr>
             <w:r>
-              <w:t xml:space="preserve">75-%-Quantil</w:t>
+              <w:t xml:space="preserve">Mittelwert</w:t>
             </w:r>
           </w:p>
         </w:tc>
@@ -1654,7 +1660,7 @@
               <w:jc w:val="right"/>
             </w:pPr>
             <w:r>
-              <w:t xml:space="preserve">206</w:t>
+              <w:t xml:space="preserve">172</w:t>
             </w:r>
           </w:p>
         </w:tc>
@@ -1666,7 +1672,7 @@
               <w:jc w:val="right"/>
             </w:pPr>
             <w:r>
-              <w:t xml:space="preserve">2.008</w:t>
+              <w:t xml:space="preserve">2.519</w:t>
             </w:r>
           </w:p>
         </w:tc>
@@ -1680,7 +1686,7 @@
               <w:jc w:val="left"/>
             </w:pPr>
             <w:r>
-              <w:t xml:space="preserve">Maximum</w:t>
+              <w:t xml:space="preserve">75-%-Quantil</w:t>
             </w:r>
           </w:p>
         </w:tc>
@@ -1692,7 +1698,7 @@
               <w:jc w:val="right"/>
             </w:pPr>
             <w:r>
-              <w:t xml:space="preserve">850 (OMV)</w:t>
+              <w:t xml:space="preserve">207</w:t>
             </w:r>
           </w:p>
         </w:tc>
@@ -1704,7 +1710,7 @@
               <w:jc w:val="right"/>
             </w:pPr>
             <w:r>
-              <w:t xml:space="preserve">20.925 (Deutsche Bank)</w:t>
+              <w:t xml:space="preserve">2.008</w:t>
             </w:r>
           </w:p>
         </w:tc>
@@ -1718,6 +1724,44 @@
               <w:jc w:val="left"/>
             </w:pPr>
             <w:r>
+              <w:t xml:space="preserve">Maximum</w:t>
+            </w:r>
+          </w:p>
+        </w:tc>
+        <w:tc>
+          <w:tcPr/>
+          <w:p>
+            <w:pPr>
+              <w:pStyle w:val="Compact"/>
+              <w:jc w:val="right"/>
+            </w:pPr>
+            <w:r>
+              <w:t xml:space="preserve">850 (OMV)</w:t>
+            </w:r>
+          </w:p>
+        </w:tc>
+        <w:tc>
+          <w:tcPr/>
+          <w:p>
+            <w:pPr>
+              <w:pStyle w:val="Compact"/>
+              <w:jc w:val="right"/>
+            </w:pPr>
+            <w:r>
+              <w:t xml:space="preserve">20.925 (Deutsche Bank)</w:t>
+            </w:r>
+          </w:p>
+        </w:tc>
+      </w:tr>
+      <w:tr>
+        <w:tc>
+          <w:tcPr/>
+          <w:p>
+            <w:pPr>
+              <w:pStyle w:val="Compact"/>
+              <w:jc w:val="left"/>
+            </w:pPr>
+            <w:r>
               <w:t xml:space="preserve">Standardabweichung</w:t>
             </w:r>
           </w:p>
@@ -1730,7 +1774,7 @@
               <w:jc w:val="right"/>
             </w:pPr>
             <w:r>
-              <w:t xml:space="preserve">215</w:t>
+              <w:t xml:space="preserve">194</w:t>
             </w:r>
           </w:p>
         </w:tc>
@@ -1742,7 +1786,7 @@
               <w:jc w:val="right"/>
             </w:pPr>
             <w:r>
-              <w:t xml:space="preserve">4.318</w:t>
+              <w:t xml:space="preserve">4.365</w:t>
             </w:r>
           </w:p>
         </w:tc>
@@ -1793,7 +1837,23 @@
         <w:t xml:space="preserve"> </w:t>
       </w:r>
       <w:r>
-        <w:t xml:space="preserve">dem DAX-Median (EUR 108 Mio. gegenüber EUR 1.000 Mio., Faktor 9,3×). Die</w:t>
+        <w:t xml:space="preserve">dem DAX-Median (EUR 108 Mio. gegenüber EUR 1.000 Mio., Faktor 9,3×). Der</w:t>
+      </w:r>
+      <w:r>
+        <w:t xml:space="preserve"> </w:t>
+      </w:r>
+      <w:r>
+        <w:rPr>
+          <w:iCs/>
+          <w:i/>
+        </w:rPr>
+        <w:t xml:space="preserve">arithmetische Mittelwert</w:t>
+      </w:r>
+      <w:r>
+        <w:t xml:space="preserve"> </w:t>
+      </w:r>
+      <w:r>
+        <w:t xml:space="preserve">zeigt einen noch deutlicheren Abstand (EUR 172 Mio. vs EUR 2.519 Mio., Faktor 14,6×); er wird allerdings stärker von den DAX-Extremwerten (Allianz, Deutsche Bank, Volkswagen) verzerrt und ist daher rechtsvergleichend weniger aussagekräftig als der Median. Die</w:t>
       </w:r>
       <w:r>
         <w:t xml:space="preserve"> </w:t>
@@ -1809,7 +1869,7 @@
         <w:t xml:space="preserve"> </w:t>
       </w:r>
       <w:r>
-        <w:t xml:space="preserve">ist im DAX zudem deutlich breiter (Standardabweichung EUR 4,3 Mrd. gegenüber EUR 215 Mio. im ATX), was die Heterogenität des DAX zwischen kleineren Spezialwerten (Qiagen, Symrise, Zalando) und Großbanken/Versicherern (Deutsche Bank, Allianz) widerspiegelt.</w:t>
+        <w:t xml:space="preserve">ist im DAX deutlich breiter (Standardabweichung EUR 4,4 Mrd. gegenüber EUR 194 Mio. im ATX), was die Heterogenität des DAX zwischen kleineren Spezialwerten (Qiagen, Symrise, Zalando) und Großbanken/Versicherern (Deutsche Bank, Allianz) widerspiegelt.</w:t>
       </w:r>
     </w:p>
     <w:p>
@@ -1897,8 +1957,8 @@
         <w:t xml:space="preserve">Zusammen führen beide Effekte zu dem in Abbildung 1 visualisierten Bild: Die Verteilung der absoluten Schwellen im ATX (orange) und im DAX (blau) überlappt sich nur schwach im mittleren Bereich; die Mediane sind durch fast eine Größenordnung getrennt.</w:t>
       </w:r>
     </w:p>
-    <w:bookmarkEnd w:id="31"/>
-    <w:bookmarkStart w:id="37" w:name="X23c738757b487251da0d95c76ae5c6c3d0ce10e"/>
+    <w:bookmarkEnd w:id="32"/>
+    <w:bookmarkStart w:id="40" w:name="X23c738757b487251da0d95c76ae5c6c3d0ce10e"/>
     <w:p>
       <w:pPr>
         <w:pStyle w:val="Heading1"/>
@@ -1907,7 +1967,7 @@
         <w:t xml:space="preserve">V. Welche Geschäfte überschreiten die Schwelle?</w:t>
       </w:r>
     </w:p>
-    <w:bookmarkStart w:id="33" w:name="X5058d47d3c3a9f9b94ebbf51cf2488cc01ccd4e"/>
+    <w:bookmarkStart w:id="34" w:name="X5058d47d3c3a9f9b94ebbf51cf2488cc01ccd4e"/>
     <w:p>
       <w:pPr>
         <w:pStyle w:val="Heading2"/>
@@ -2075,7 +2135,7 @@
         <w:t xml:space="preserve"> </w:t>
       </w:r>
       <w:r>
-        <w:t xml:space="preserve">auch als ausgeschlossen — präziser formuliert: als außerhalb des Tatbestands. § 95d AktG enthält die parallele Ausschließung.</w:t>
+        <w:t xml:space="preserve">als ausgeschlossen — präziser formuliert: als außerhalb des Tatbestands. § 95d AktG enthält die parallele Ausschließung.</w:t>
       </w:r>
     </w:p>
     <w:p>
@@ -2091,45 +2151,47 @@
           <w:bCs/>
           <w:b/>
         </w:rPr>
-        <w:t xml:space="preserve">Bestandsgrößen aus früheren Geschäftsabschlüssen.</w:t>
-      </w:r>
-      <w:r>
-        <w:t xml:space="preserve"> </w:t>
-      </w:r>
-      <w:r>
-        <w:t xml:space="preserve">§ 95a AktG / § 111a dAktG knüpft an</w:t>
-      </w:r>
-      <w:r>
-        <w:t xml:space="preserve"> </w:t>
-      </w:r>
-      <w:r>
-        <w:rPr>
-          <w:iCs/>
-          <w:i/>
-        </w:rPr>
-        <w:t xml:space="preserve">abgeschlossene Geschäfte</w:t>
-      </w:r>
-      <w:r>
-        <w:t xml:space="preserve"> </w:t>
-      </w:r>
-      <w:r>
-        <w:t xml:space="preserve">an. Eine bilanzielle Forderung oder Verbindlichkeit, die aus einer in einem früheren Jahr abgeschlossenen Transaktion stammt (etwa eine Sale-and-Leaseback-Verbindlichkeit aus 2023 oder eine konzerninterne Finanzverbindlichkeit aus den 1980er Jahren), erfüllt im laufenden Berichtsjahr keinen</w:t>
-      </w:r>
-      <w:r>
-        <w:t xml:space="preserve"> </w:t>
-      </w:r>
-      <w:r>
-        <w:rPr>
-          <w:iCs/>
-          <w:i/>
-        </w:rPr>
-        <w:t xml:space="preserve">neuen</w:t>
-      </w:r>
-      <w:r>
-        <w:t xml:space="preserve"> </w:t>
-      </w:r>
-      <w:r>
-        <w:t xml:space="preserve">Tatbestand. Der Tatbestand war bei Abschluss zu prüfen, nicht jährlich neu.</w:t>
+        <w:t xml:space="preserve">Beteiligungserträge aus Equity-Method-Anteilen.</w:t>
+      </w:r>
+      <w:r>
+        <w:t xml:space="preserve"> </w:t>
+      </w:r>
+      <w:r>
+        <w:t xml:space="preserve">Wenn die Emittentin als</w:t>
+      </w:r>
+      <w:r>
+        <w:t xml:space="preserve"> </w:t>
+      </w:r>
+      <w:r>
+        <w:rPr>
+          <w:iCs/>
+          <w:i/>
+        </w:rPr>
+        <w:t xml:space="preserve">Anteilseignerin</w:t>
+      </w:r>
+      <w:r>
+        <w:t xml:space="preserve"> </w:t>
+      </w:r>
+      <w:r>
+        <w:t xml:space="preserve">an einer assoziierten Gesellschaft Dividenden empfängt, ist dies ein passiver Investmentertrag, der bereits an der Ausschüttungsquelle pro-rata erfolgt; sie schließt mit der ausschüttenden Gesellschaft kein bilaterales</w:t>
+      </w:r>
+      <w:r>
+        <w:t xml:space="preserve"> </w:t>
+      </w:r>
+      <w:r>
+        <w:t xml:space="preserve">“</w:t>
+      </w:r>
+      <w:r>
+        <w:t xml:space="preserve">Geschäft</w:t>
+      </w:r>
+      <w:r>
+        <w:t xml:space="preserve">”</w:t>
+      </w:r>
+      <w:r>
+        <w:t xml:space="preserve"> </w:t>
+      </w:r>
+      <w:r>
+        <w:t xml:space="preserve">ab. Konsistent mit der vorgenannten Tatbestandsabgrenzung liegt eine Empfangs-Dividende von einer assoziierten Gesellschaft mithin ebenfalls außerhalb des § 95a/§ 111a-Tatbestands.</w:t>
       </w:r>
     </w:p>
     <w:p>
@@ -2145,64 +2207,134 @@
           <w:bCs/>
           <w:b/>
         </w:rPr>
-        <w:t xml:space="preserve">Vorstandsvergütungen</w:t>
-      </w:r>
-      <w:r>
-        <w:t xml:space="preserve"> </w:t>
-      </w:r>
-      <w:r>
-        <w:t xml:space="preserve">sind nach § 95a AktG bzw § 111a dAktG eigens ausgenommen, weil ihre Transparenz durch den separat veröffentlichten Vergütungsbericht (§ 78c AktG / § 162 dAktG) gewährleistet ist.</w:t>
-      </w:r>
-    </w:p>
-    <w:p>
-      <w:pPr>
-        <w:pStyle w:val="FirstParagraph"/>
-      </w:pPr>
-      <w:r>
-        <w:t xml:space="preserve">Diese drei Fallgruppen sind aus dem empirischen Test ausgeklammert.</w:t>
-      </w:r>
-      <w:r>
-        <w:rPr>
-          <w:rStyle w:val="FootnoteReference"/>
-        </w:rPr>
-        <w:footnoteReference w:id="32"/>
-      </w:r>
-      <w:r>
-        <w:t xml:space="preserve"> </w:t>
-      </w:r>
-      <w:r>
-        <w:t xml:space="preserve">Eine ungeprüfte Aufnahme würde den Befund quantitativ aufblähen, ohne ihn rechtlich aussagekräftiger zu machen.</w:t>
-      </w:r>
-    </w:p>
-    <w:bookmarkEnd w:id="33"/>
-    <w:bookmarkStart w:id="34" w:name="X34de07f0df28e91df786f3b48ba2f743bf7010d"/>
-    <w:p>
-      <w:pPr>
-        <w:pStyle w:val="Heading2"/>
-      </w:pPr>
-      <w:r>
-        <w:t xml:space="preserve">2. Bereinigte Liste der nominellen Überschreiter</w:t>
-      </w:r>
-    </w:p>
-    <w:p>
-      <w:pPr>
-        <w:pStyle w:val="FirstParagraph"/>
-      </w:pPr>
-      <w:r>
-        <w:t xml:space="preserve">Nach Bereinigung um Pro-rata-Dividenden (5 Fälle: CA Immo, Verbund, EVN-empfangene Dividende vom Verbund-Beteiligungsunternehmen, Porsche SE, Erste Group) und Bestandsgrößen aus früheren Jahren (2 Fälle: Merck KGaA, Deutsche Telekom) verbleiben</w:t>
-      </w:r>
-      <w:r>
-        <w:t xml:space="preserve"> </w:t>
-      </w:r>
+        <w:t xml:space="preserve">Bestandsgrößen aus früheren Geschäftsabschlüssen.</w:t>
+      </w:r>
+      <w:r>
+        <w:t xml:space="preserve"> </w:t>
+      </w:r>
+      <w:r>
+        <w:t xml:space="preserve">§ 95a AktG / § 111a dAktG knüpft an</w:t>
+      </w:r>
+      <w:r>
+        <w:t xml:space="preserve"> </w:t>
+      </w:r>
+      <w:r>
+        <w:rPr>
+          <w:iCs/>
+          <w:i/>
+        </w:rPr>
+        <w:t xml:space="preserve">abgeschlossene Geschäfte</w:t>
+      </w:r>
+      <w:r>
+        <w:t xml:space="preserve"> </w:t>
+      </w:r>
+      <w:r>
+        <w:t xml:space="preserve">an. Eine bilanzielle Forderung oder Verbindlichkeit, die aus einer in einem früheren Jahr abgeschlossenen Transaktion stammt (etwa eine Sale-and-Leaseback-Verbindlichkeit aus 2023 oder eine konzerninterne Finanzverbindlichkeit aus den 1980er Jahren), erfüllt im laufenden Berichtsjahr keinen</w:t>
+      </w:r>
+      <w:r>
+        <w:t xml:space="preserve"> </w:t>
+      </w:r>
+      <w:r>
+        <w:rPr>
+          <w:iCs/>
+          <w:i/>
+        </w:rPr>
+        <w:t xml:space="preserve">neuen</w:t>
+      </w:r>
+      <w:r>
+        <w:t xml:space="preserve"> </w:t>
+      </w:r>
+      <w:r>
+        <w:t xml:space="preserve">Tatbestand. Der Tatbestand war bei Abschluss zu prüfen, nicht jährlich neu.</w:t>
+      </w:r>
+    </w:p>
+    <w:p>
+      <w:pPr>
+        <w:numPr>
+          <w:ilvl w:val="0"/>
+          <w:numId w:val="1004"/>
+        </w:numPr>
+        <w:pStyle w:val="Compact"/>
+      </w:pPr>
       <w:r>
         <w:rPr>
           <w:bCs/>
           <w:b/>
         </w:rPr>
+        <w:t xml:space="preserve">Vorstandsvergütungen</w:t>
+      </w:r>
+      <w:r>
+        <w:t xml:space="preserve"> </w:t>
+      </w:r>
+      <w:r>
+        <w:t xml:space="preserve">sind nach § 95a AktG bzw § 111a dAktG eigens ausgenommen, weil ihre Transparenz durch den separat veröffentlichten Vergütungsbericht (§ 78c AktG / § 162 dAktG) gewährleistet ist.</w:t>
+      </w:r>
+    </w:p>
+    <w:p>
+      <w:pPr>
+        <w:pStyle w:val="FirstParagraph"/>
+      </w:pPr>
+      <w:r>
+        <w:t xml:space="preserve">Diese vier Fallgruppen sind aus dem empirischen Test ausgeklammert.</w:t>
+      </w:r>
+      <w:r>
+        <w:rPr>
+          <w:rStyle w:val="FootnoteReference"/>
+        </w:rPr>
+        <w:footnoteReference w:id="33"/>
+      </w:r>
+      <w:r>
+        <w:t xml:space="preserve"> </w:t>
+      </w:r>
+      <w:r>
+        <w:t xml:space="preserve">Eine ungeprüfte Aufnahme würde den Befund quantitativ aufblähen, ohne ihn rechtlich aussagekräftiger zu machen.</w:t>
+      </w:r>
+    </w:p>
+    <w:bookmarkEnd w:id="34"/>
+    <w:bookmarkStart w:id="37" w:name="X34de07f0df28e91df786f3b48ba2f743bf7010d"/>
+    <w:p>
+      <w:pPr>
+        <w:pStyle w:val="Heading2"/>
+      </w:pPr>
+      <w:r>
+        <w:t xml:space="preserve">2. Bereinigte Liste der nominellen Überschreiter</w:t>
+      </w:r>
+    </w:p>
+    <w:p>
+      <w:pPr>
+        <w:pStyle w:val="FirstParagraph"/>
+      </w:pPr>
+      <w:r>
+        <w:t xml:space="preserve">Nach Bereinigung um Pro-rata-Dividenden (vier Fälle: CA Immo, Verbund, Porsche SE, Erste Group), um Beteiligungserträge aus Equity-Method-Anteilen (ein Fall: EVN — die EUR 182 Mio. sind eine</w:t>
+      </w:r>
+      <w:r>
+        <w:t xml:space="preserve"> </w:t>
+      </w:r>
+      <w:r>
+        <w:rPr>
+          <w:iCs/>
+          <w:i/>
+        </w:rPr>
+        <w:t xml:space="preserve">empfangene</w:t>
+      </w:r>
+      <w:r>
+        <w:t xml:space="preserve"> </w:t>
+      </w:r>
+      <w:r>
+        <w:t xml:space="preserve">Dividende aus EVN’s Equity-Method-Beteiligungen an Verbund-Innkraftwerken; ein Beteiligungsertrag, der bereits an seiner Quelle pro-rata an alle Anteilseigner ausgeschüttet wird und der bei EVN als Investmentertrag, nicht als RP-Geschäft erscheint) sowie um Bestandsgrößen aus früheren Geschäftsjahren (zwei Fälle: Merck KGaA, Deutsche Telekom) verbleiben</w:t>
+      </w:r>
+      <w:r>
+        <w:t xml:space="preserve"> </w:t>
+      </w:r>
+      <w:r>
+        <w:rPr>
+          <w:bCs/>
+          <w:b/>
+        </w:rPr>
         <w:t xml:space="preserve">elf Emittenten</w:t>
       </w:r>
       <w:r>
-        <w:t xml:space="preserve">, deren größter quantifiziert offengelegter RPT-Einzelposten den bindenden Schwellenwert numerisch überschreitet (Tabelle 2). Hinzu kommt ein zwölfter Sonderfall — PIERER Mobility — dessen Einordnung sub specie § 95a AktG offen ist und im Folgenden gesondert erörtert wird.</w:t>
+        <w:t xml:space="preserve">, deren größter quantifiziert offengelegter RPT-Einzelposten den bindenden Schwellenwert numerisch überschreitet (Tabelle 2). Einer dieser elf Fälle — PIERER Mobility — wird wegen der besonderen Konstellation einer im Berichtsjahr erfolgten Dekonsolidierung gesondert in Abschnitt V.3 erörtert.</w:t>
       </w:r>
     </w:p>
     <w:p>
@@ -2575,7 +2707,19 @@
               <w:jc w:val="left"/>
             </w:pPr>
             <w:r>
-              <w:t xml:space="preserve">Konzernprivileg (Tochterunternehmen)</w:t>
+              <w:t xml:space="preserve">Konzernprivileg</w:t>
+            </w:r>
+            <w:r>
+              <w:rPr>
+                <w:rStyle w:val="FootnoteReference"/>
+              </w:rPr>
+              <w:footnoteReference w:id="35"/>
+            </w:r>
+            <w:r>
+              <w:t xml:space="preserve"> </w:t>
+            </w:r>
+            <w:r>
+              <w:t xml:space="preserve">(Cash-Pool mit VW als Mehrheitsgesellschafter)</w:t>
             </w:r>
           </w:p>
         </w:tc>
@@ -2663,6 +2807,18 @@
             <w:r>
               <w:t xml:space="preserve">Konzernprivileg</w:t>
             </w:r>
+            <w:r>
+              <w:rPr>
+                <w:rStyle w:val="FootnoteReference"/>
+              </w:rPr>
+              <w:footnoteReference w:id="36"/>
+            </w:r>
+            <w:r>
+              <w:t xml:space="preserve"> </w:t>
+            </w:r>
+            <w:r>
+              <w:t xml:space="preserve">(Treasury mit Siemens AG als Mehrheitsgesellschafter)</w:t>
+            </w:r>
           </w:p>
         </w:tc>
       </w:tr>
@@ -3091,7 +3247,7 @@
               <w:jc w:val="left"/>
             </w:pPr>
             <w:r>
-              <w:t xml:space="preserve">Konzernprivileg</w:t>
+              <w:t xml:space="preserve">Konzernprivileg (UNIQA Re als vollkonsolidierte Tochter)</w:t>
             </w:r>
           </w:p>
         </w:tc>
@@ -3191,7 +3347,7 @@
               <w:jc w:val="right"/>
             </w:pPr>
             <w:r>
-              <w:t xml:space="preserve">(Sonderfall)</w:t>
+              <w:t xml:space="preserve">11</w:t>
             </w:r>
           </w:p>
         </w:tc>
@@ -3263,7 +3419,7 @@
               <w:jc w:val="left"/>
             </w:pPr>
             <w:r>
-              <w:t xml:space="preserve">offen — siehe V.3</w:t>
+              <w:t xml:space="preserve">offen — Sonderfall Dekonsolidierung, siehe V.3</w:t>
             </w:r>
           </w:p>
         </w:tc>
@@ -3274,7 +3430,7 @@
         <w:pStyle w:val="BodyText"/>
       </w:pPr>
       <w:r>
-        <w:t xml:space="preserve">Die quantitative Verteilung der einschlägigen Ausnahmen ist eindeutig:</w:t>
+        <w:t xml:space="preserve">Die quantitative Verteilung der einschlägigen Ausnahmegründe über die elf Fälle ist eindeutig:</w:t>
       </w:r>
       <w:r>
         <w:t xml:space="preserve"> </w:t>
@@ -3284,13 +3440,13 @@
           <w:bCs/>
           <w:b/>
         </w:rPr>
-        <w:t xml:space="preserve">Sechs</w:t>
-      </w:r>
-      <w:r>
-        <w:t xml:space="preserve"> </w:t>
-      </w:r>
-      <w:r>
-        <w:t xml:space="preserve">der elf Fälle (55 %) werden durch die Ausnahme</w:t>
+        <w:t xml:space="preserve">sechs</w:t>
+      </w:r>
+      <w:r>
+        <w:t xml:space="preserve"> </w:t>
+      </w:r>
+      <w:r>
+        <w:t xml:space="preserve">Fälle (55 %) werden durch die Ausnahme</w:t>
       </w:r>
       <w:r>
         <w:t xml:space="preserve"> </w:t>
@@ -3324,7 +3480,7 @@
         <w:t xml:space="preserve"> </w:t>
       </w:r>
       <w:r>
-        <w:t xml:space="preserve">Fälle (27 %) durch das Konzernprivileg für Tochterunternehmen; in</w:t>
+        <w:t xml:space="preserve">Fälle (27 %) durch das Konzernprivileg; in</w:t>
       </w:r>
       <w:r>
         <w:t xml:space="preserve"> </w:t>
@@ -3340,11 +3496,27 @@
         <w:t xml:space="preserve"> </w:t>
       </w:r>
       <w:r>
-        <w:t xml:space="preserve">Fall (Siemens Energy) ist die Ausnahme nicht einschlägig — der Emittent hat dort tatsächlich eine § 111c-Bekanntmachung publiziert (allerdings im Dezember 2023, also vor dem Kalenderjahr 2024).</w:t>
-      </w:r>
-    </w:p>
-    <w:bookmarkEnd w:id="34"/>
-    <w:bookmarkStart w:id="35" w:name="der-sonderfall-pierer-mobility"/>
+        <w:t xml:space="preserve">Fall (Siemens Energy) ist keiner der gesetzlichen Ausnahmetatbestände einschlägig — der Emittent hat dort tatsächlich eine § 111c-Bekanntmachung publiziert (allerdings im Dezember 2023, also vor dem Kalenderjahr 2024); ein</w:t>
+      </w:r>
+      <w:r>
+        <w:t xml:space="preserve"> </w:t>
+      </w:r>
+      <w:r>
+        <w:rPr>
+          <w:bCs/>
+          <w:b/>
+        </w:rPr>
+        <w:t xml:space="preserve">elfter</w:t>
+      </w:r>
+      <w:r>
+        <w:t xml:space="preserve"> </w:t>
+      </w:r>
+      <w:r>
+        <w:t xml:space="preserve">Fall (PIERER Mobility) bleibt rechtlich offen und wird unter V.3 erörtert.</w:t>
+      </w:r>
+    </w:p>
+    <w:bookmarkEnd w:id="37"/>
+    <w:bookmarkStart w:id="38" w:name="der-sonderfall-pierer-mobility"/>
     <w:p>
       <w:pPr>
         <w:pStyle w:val="Heading2"/>
@@ -3525,8 +3697,8 @@
         <w:t xml:space="preserve">Bekanntmachung nach § 95c AktG publiziert. Die § 95a-/§ 95c-Bewertung der Dekonsolidierung bleibt damit ungeklärt und stellt aus Sicht des Verfassers eine offene methodische Frage dar, die für die Verwendung der Ausnahmegründe in vergleichbaren Carve-out-Konstellationen Bedeutung hat.</w:t>
       </w:r>
     </w:p>
-    <w:bookmarkEnd w:id="35"/>
-    <w:bookmarkStart w:id="36" w:name="Xef38cf0e852d8b17038ef9c71b6b07933bf3dc1"/>
+    <w:bookmarkEnd w:id="38"/>
+    <w:bookmarkStart w:id="39" w:name="Xef38cf0e852d8b17038ef9c71b6b07933bf3dc1"/>
     <w:p>
       <w:pPr>
         <w:pStyle w:val="Heading2"/>
@@ -3606,9 +3778,9 @@
         <w:t xml:space="preserve">Bestätigung der Reichweite dieser Ausnahme über mehrjährige Rahmenverträge mit JV-Partnern existiert weder in Österreich noch in Deutschland; die in der Lehre vereinzelt geäußerten Bedenken sind bisher nicht justiziabel geworden. Diese Selbstauskunftsstruktur ist im Anwendungsdiskurs zu berücksichtigen.</w:t>
       </w:r>
     </w:p>
-    <w:bookmarkEnd w:id="36"/>
-    <w:bookmarkEnd w:id="37"/>
-    <w:bookmarkStart w:id="38" w:name="X78f085059707aee88e0dc310ab9978f8a684206"/>
+    <w:bookmarkEnd w:id="39"/>
+    <w:bookmarkEnd w:id="40"/>
+    <w:bookmarkStart w:id="41" w:name="X78f085059707aee88e0dc310ab9978f8a684206"/>
     <w:p>
       <w:pPr>
         <w:pStyle w:val="Heading1"/>
@@ -3731,8 +3903,8 @@
         <w:t xml:space="preserve">von der laufenden IAS-24-Anhangangabe getragen, nicht von der ARUG-II-/AktRÄG-2019-Architektur. Diese Beobachtung verdient eine differenzierte Würdigung.</w:t>
       </w:r>
     </w:p>
-    <w:bookmarkEnd w:id="38"/>
-    <w:bookmarkStart w:id="39" w:name="X514296e295cf6fa45bc9913dbc0f9ed4f923ae1"/>
+    <w:bookmarkEnd w:id="41"/>
+    <w:bookmarkStart w:id="42" w:name="X514296e295cf6fa45bc9913dbc0f9ed4f923ae1"/>
     <w:p>
       <w:pPr>
         <w:pStyle w:val="Heading1"/>
@@ -3912,8 +4084,8 @@
         <w:t xml:space="preserve">(§ 111a Abs 3 Nr 4 dAktG) hat im hier untersuchten Datensatz keine Bedeutung erlangt — Rückkaufprogramme wurden im IAS-24-Anhang regelmäßig nicht als RPT-Vorgang ausgewiesen.</w:t>
       </w:r>
     </w:p>
-    <w:bookmarkEnd w:id="39"/>
-    <w:bookmarkStart w:id="40" w:name="X570867c981af39b8c1a2c84038857f5b320662e"/>
+    <w:bookmarkEnd w:id="42"/>
+    <w:bookmarkStart w:id="43" w:name="X570867c981af39b8c1a2c84038857f5b320662e"/>
     <w:p>
       <w:pPr>
         <w:pStyle w:val="Heading1"/>
@@ -3970,8 +4142,8 @@
         <w:t xml:space="preserve">In der ATX-Population sind die Vertretungen der nahestehenden Person im Aufsichtsrat in einer ganzen Reihe von Konstellationen signifikant: voestalpine (Kernaktionärssyndikat), Verbund (Republik Österreich + Landesbeteiligungen), Erste Group (ERSTE-Stiftung), Wienerberger (ANC Privatstiftung), CA Immo (Starwood). Im DAX gilt Vergleichbares für Henkel (Familienpool), Beiersdorf (maxingvest), Merck KGaA (E.-Merck-KG-Familienpool), Porsche AG (VW als Mehrheitsaktionär), Volkswagen (Porsche/Piëch-Familie via Porsche SE; Land Niedersachsen). Eine systematische Erhebung der Anteile der nicht-RP-Mitglieder im jeweiligen Prüfungsausschuss würde den Rahmen dieses Beitrags sprengen; die Frage, ob die existierende Governance-Architektur den Genehmigungsvorbehalt materiell trägt oder formal aushöhlt, wäre ein ergiebiges Folgethema.</w:t>
       </w:r>
     </w:p>
-    <w:bookmarkEnd w:id="40"/>
-    <w:bookmarkStart w:id="41" w:name="ix.-diskussion-und-schlussfolgerungen"/>
+    <w:bookmarkEnd w:id="43"/>
+    <w:bookmarkStart w:id="44" w:name="ix.-diskussion-und-schlussfolgerungen"/>
     <w:p>
       <w:pPr>
         <w:pStyle w:val="Heading1"/>
@@ -4325,8 +4497,8 @@
         <w:t xml:space="preserve">zu berechnen und die Anwendung der Ausnahmegründe in der Anhangangabe ausdrücklich zu benennen. Eine Praxis, die in den FY2024-Berichten erst von wenigen Emittenten (insbesondere Volkswagen, Porsche AG, Siemens Energy, BASF) konsequent geübt wird.</w:t>
       </w:r>
     </w:p>
-    <w:bookmarkEnd w:id="41"/>
-    <w:bookmarkStart w:id="42" w:name="x.-praktische-empfehlungen"/>
+    <w:bookmarkEnd w:id="44"/>
+    <w:bookmarkStart w:id="45" w:name="x.-praktische-empfehlungen"/>
     <w:p>
       <w:pPr>
         <w:pStyle w:val="Heading1"/>
@@ -4543,7 +4715,7 @@
         </w:pict>
       </w:r>
     </w:p>
-    <w:bookmarkEnd w:id="42"/>
+    <w:bookmarkEnd w:id="45"/>
     <w:sectPr/>
   </w:body>
 </w:document>
@@ -4645,7 +4817,7 @@
       </w:r>
     </w:p>
   </w:footnote>
-  <w:footnote w:id="26">
+  <w:footnote w:id="25">
     <w:p>
       <w:pPr>
         <w:pStyle w:val="FootnoteText"/>
@@ -4660,11 +4832,46 @@
         <w:t xml:space="preserve"> </w:t>
       </w:r>
       <w:r>
+        <w:t xml:space="preserve">Vgl. SRD II Art 9c Abs 4 sowie die nationalen Umsetzungen in § 95a AktG (AT) bzw § 111b Abs 1 Satz 2 dAktG (DE). Die Aggregation bezieht sich auf gleichartige Geschäfte</w:t>
+      </w:r>
+      <w:r>
+        <w:t xml:space="preserve"> </w:t>
+      </w:r>
+      <w:r>
+        <w:rPr>
+          <w:iCs/>
+          <w:i/>
+        </w:rPr>
+        <w:t xml:space="preserve">mit derselben nahestehenden Person</w:t>
+      </w:r>
+      <w:r>
+        <w:t xml:space="preserve"> </w:t>
+      </w:r>
+      <w:r>
+        <w:t xml:space="preserve">innerhalb des laufenden Geschäftsjahres.</w:t>
+      </w:r>
+    </w:p>
+  </w:footnote>
+  <w:footnote w:id="27">
+    <w:p>
+      <w:pPr>
+        <w:pStyle w:val="FootnoteText"/>
+      </w:pPr>
+      <w:r>
+        <w:rPr>
+          <w:rStyle w:val="FootnoteReference"/>
+        </w:rPr>
+        <w:footnoteRef/>
+      </w:r>
+      <w:r>
+        <w:t xml:space="preserve"> </w:t>
+      </w:r>
+      <w:r>
         <w:t xml:space="preserve">§ 111b Abs 1 Satz 1 dAktG idF ARUG II.</w:t>
       </w:r>
     </w:p>
   </w:footnote>
-  <w:footnote w:id="32">
+  <w:footnote w:id="33">
     <w:p>
       <w:pPr>
         <w:pStyle w:val="FootnoteText"/>
@@ -4679,7 +4886,7 @@
         <w:t xml:space="preserve"> </w:t>
       </w:r>
       <w:r>
-        <w:t xml:space="preserve">Die hier praktizierte Bereinigung wirkt strenger als der bloße Tatbestandsausschluss nahelegt: Pro-rata-Dividenden, Altbestände und Vorstandsvergütungen werden</w:t>
+        <w:t xml:space="preserve">Die hier praktizierte Bereinigung wirkt strenger als der bloße Tatbestandsausschluss nahelegt: Pro-rata-Dividenden, Beteiligungserträge aus Equity-Method-Anteilen, Altbestände und Vorstandsvergütungen werden</w:t>
       </w:r>
       <w:r>
         <w:t xml:space="preserve"> </w:t>
@@ -4695,7 +4902,201 @@
         <w:t xml:space="preserve"> </w:t>
       </w:r>
       <w:r>
-        <w:t xml:space="preserve">aus dem empirischen Test ausgeschlossen. Im Ergebnis reduziert sich die Zahl der nominellen Überschreitungen von 18 (Rohdaten) auf 11 (bereinigt), zuzüglich des Sonderfalls PIERER Mobility.</w:t>
+        <w:t xml:space="preserve">aus dem empirischen Test ausgeschlossen. Im Ergebnis reduziert sich die Zahl der nominellen Überschreitungen von 18 (Rohdaten) auf 11 (bereinigt; einschließlich PIERER Mobility als Sonderfall).</w:t>
+      </w:r>
+    </w:p>
+  </w:footnote>
+  <w:footnote w:id="35">
+    <w:p>
+      <w:pPr>
+        <w:pStyle w:val="FootnoteText"/>
+      </w:pPr>
+      <w:r>
+        <w:rPr>
+          <w:rStyle w:val="FootnoteReference"/>
+        </w:rPr>
+        <w:footnoteRef/>
+      </w:r>
+      <w:r>
+        <w:t xml:space="preserve"> </w:t>
+      </w:r>
+      <w:r>
+        <w:t xml:space="preserve">Die Anwendung des Konzernprivilegs (§ 95d Z 1 AktG bzw § 111a Abs 3 Nr 1 dAktG) auf Geschäfte mit dem</w:t>
+      </w:r>
+      <w:r>
+        <w:t xml:space="preserve"> </w:t>
+      </w:r>
+      <w:r>
+        <w:rPr>
+          <w:iCs/>
+          <w:i/>
+        </w:rPr>
+        <w:t xml:space="preserve">Mutterunternehmen</w:t>
+      </w:r>
+      <w:r>
+        <w:t xml:space="preserve"> </w:t>
+      </w:r>
+      <w:r>
+        <w:t xml:space="preserve">ist nicht unstreitig. § 111a Abs 3 Nr 1 dAktG erfasst nach dem Wortlaut</w:t>
+      </w:r>
+      <w:r>
+        <w:t xml:space="preserve"> </w:t>
+      </w:r>
+      <w:r>
+        <w:t xml:space="preserve">“</w:t>
+      </w:r>
+      <w:r>
+        <w:t xml:space="preserve">Geschäfte mit Tochterunternehmen</w:t>
+      </w:r>
+      <w:r>
+        <w:t xml:space="preserve">”</w:t>
+      </w:r>
+      <w:r>
+        <w:t xml:space="preserve">. Eine strikt-textliche Auslegung würde Konzern-Cash-Pools und Konzern-Treasury-Strukturen, in denen die börsenotierte Gesellschaft</w:t>
+      </w:r>
+      <w:r>
+        <w:t xml:space="preserve"> </w:t>
+      </w:r>
+      <w:r>
+        <w:rPr>
+          <w:iCs/>
+          <w:i/>
+        </w:rPr>
+        <w:t xml:space="preserve">Schuldnerin</w:t>
+      </w:r>
+      <w:r>
+        <w:t xml:space="preserve"> </w:t>
+      </w:r>
+      <w:r>
+        <w:t xml:space="preserve">ihrer eigenen Mutter ist, nicht erfassen; sie müssten dann auf die Ausnahme</w:t>
+      </w:r>
+      <w:r>
+        <w:t xml:space="preserve"> </w:t>
+      </w:r>
+      <w:r>
+        <w:t xml:space="preserve">“</w:t>
+      </w:r>
+      <w:r>
+        <w:t xml:space="preserve">ordentlicher Geschäftsgang</w:t>
+      </w:r>
+      <w:r>
+        <w:t xml:space="preserve">”</w:t>
+      </w:r>
+      <w:r>
+        <w:t xml:space="preserve"> </w:t>
+      </w:r>
+      <w:r>
+        <w:t xml:space="preserve">gestützt werden. Die in Lehre und Praxis vorherrschende teleologische Lesart erfasst beide Richtungen — das</w:t>
+      </w:r>
+      <w:r>
+        <w:t xml:space="preserve"> </w:t>
+      </w:r>
+      <w:r>
+        <w:rPr>
+          <w:iCs/>
+          <w:i/>
+        </w:rPr>
+        <w:t xml:space="preserve">Konzern</w:t>
+      </w:r>
+      <w:r>
+        <w:t xml:space="preserve">verhältnis steht im Vordergrund, nicht die Richtung des Leistungsflusses. Die in Tabelle 2 verwendete Klassifikation folgt der teleologischen Lesart.</w:t>
+      </w:r>
+    </w:p>
+  </w:footnote>
+  <w:footnote w:id="36">
+    <w:p>
+      <w:pPr>
+        <w:pStyle w:val="FootnoteText"/>
+      </w:pPr>
+      <w:r>
+        <w:rPr>
+          <w:rStyle w:val="FootnoteReference"/>
+        </w:rPr>
+        <w:footnoteRef/>
+      </w:r>
+      <w:r>
+        <w:t xml:space="preserve"> </w:t>
+      </w:r>
+      <w:r>
+        <w:t xml:space="preserve">Die Anwendung des Konzernprivilegs (§ 95d Z 1 AktG bzw § 111a Abs 3 Nr 1 dAktG) auf Geschäfte mit dem</w:t>
+      </w:r>
+      <w:r>
+        <w:t xml:space="preserve"> </w:t>
+      </w:r>
+      <w:r>
+        <w:rPr>
+          <w:iCs/>
+          <w:i/>
+        </w:rPr>
+        <w:t xml:space="preserve">Mutterunternehmen</w:t>
+      </w:r>
+      <w:r>
+        <w:t xml:space="preserve"> </w:t>
+      </w:r>
+      <w:r>
+        <w:t xml:space="preserve">ist nicht unstreitig. § 111a Abs 3 Nr 1 dAktG erfasst nach dem Wortlaut</w:t>
+      </w:r>
+      <w:r>
+        <w:t xml:space="preserve"> </w:t>
+      </w:r>
+      <w:r>
+        <w:t xml:space="preserve">“</w:t>
+      </w:r>
+      <w:r>
+        <w:t xml:space="preserve">Geschäfte mit Tochterunternehmen</w:t>
+      </w:r>
+      <w:r>
+        <w:t xml:space="preserve">”</w:t>
+      </w:r>
+      <w:r>
+        <w:t xml:space="preserve">. Eine strikt-textliche Auslegung würde Konzern-Cash-Pools und Konzern-Treasury-Strukturen, in denen die börsenotierte Gesellschaft</w:t>
+      </w:r>
+      <w:r>
+        <w:t xml:space="preserve"> </w:t>
+      </w:r>
+      <w:r>
+        <w:rPr>
+          <w:iCs/>
+          <w:i/>
+        </w:rPr>
+        <w:t xml:space="preserve">Schuldnerin</w:t>
+      </w:r>
+      <w:r>
+        <w:t xml:space="preserve"> </w:t>
+      </w:r>
+      <w:r>
+        <w:t xml:space="preserve">ihrer eigenen Mutter ist, nicht erfassen; sie müssten dann auf die Ausnahme</w:t>
+      </w:r>
+      <w:r>
+        <w:t xml:space="preserve"> </w:t>
+      </w:r>
+      <w:r>
+        <w:t xml:space="preserve">“</w:t>
+      </w:r>
+      <w:r>
+        <w:t xml:space="preserve">ordentlicher Geschäftsgang</w:t>
+      </w:r>
+      <w:r>
+        <w:t xml:space="preserve">”</w:t>
+      </w:r>
+      <w:r>
+        <w:t xml:space="preserve"> </w:t>
+      </w:r>
+      <w:r>
+        <w:t xml:space="preserve">gestützt werden. Die in Lehre und Praxis vorherrschende teleologische Lesart erfasst beide Richtungen — das</w:t>
+      </w:r>
+      <w:r>
+        <w:t xml:space="preserve"> </w:t>
+      </w:r>
+      <w:r>
+        <w:rPr>
+          <w:iCs/>
+          <w:i/>
+        </w:rPr>
+        <w:t xml:space="preserve">Konzern</w:t>
+      </w:r>
+      <w:r>
+        <w:t xml:space="preserve">verhältnis steht im Vordergrund, nicht die Richtung des Leistungsflusses. Die in Tabelle 2 verwendete Klassifikation folgt der teleologischen Lesart.</w:t>
       </w:r>
     </w:p>
   </w:footnote>

--- a/analysis/RWZ_Beitrag_RPT_final.docx
+++ b/analysis/RWZ_Beitrag_RPT_final.docx
@@ -7,7 +7,61 @@
         <w:pStyle w:val="Title"/>
       </w:pPr>
       <w:r>
-        <w:t xml:space="preserve">Wesentlichkeitsschwellen</w:t>
+        <w:t xml:space="preserve">Zwei</w:t>
+      </w:r>
+      <w:r>
+        <w:t xml:space="preserve"> </w:t>
+      </w:r>
+      <w:r>
+        <w:t xml:space="preserve">Säulen</w:t>
+      </w:r>
+      <w:r>
+        <w:t xml:space="preserve"> </w:t>
+      </w:r>
+      <w:r>
+        <w:t xml:space="preserve">—</w:t>
+      </w:r>
+      <w:r>
+        <w:t xml:space="preserve"> </w:t>
+      </w:r>
+      <w:r>
+        <w:t xml:space="preserve">ein</w:t>
+      </w:r>
+      <w:r>
+        <w:t xml:space="preserve"> </w:t>
+      </w:r>
+      <w:r>
+        <w:t xml:space="preserve">leerer</w:t>
+      </w:r>
+      <w:r>
+        <w:t xml:space="preserve"> </w:t>
+      </w:r>
+      <w:r>
+        <w:t xml:space="preserve">Pfad:</w:t>
+      </w:r>
+      <w:r>
+        <w:t xml:space="preserve"> </w:t>
+      </w:r>
+      <w:r>
+        <w:t xml:space="preserve">Die</w:t>
+      </w:r>
+      <w:r>
+        <w:t xml:space="preserve"> </w:t>
+      </w:r>
+      <w:r>
+        <w:t xml:space="preserve">IAS-24-</w:t>
+      </w:r>
+      <w:r>
+        <w:t xml:space="preserve"> </w:t>
+      </w:r>
+      <w:r>
+        <w:t xml:space="preserve">und</w:t>
+      </w:r>
+      <w:r>
+        <w:t xml:space="preserve"> </w:t>
+      </w:r>
+      <w:r>
+        <w:t xml:space="preserve">SRD-II-Transparenz</w:t>
       </w:r>
       <w:r>
         <w:t xml:space="preserve"> </w:t>
@@ -43,19 +97,27 @@
         <w:t xml:space="preserve"> </w:t>
       </w:r>
       <w:r>
-        <w:t xml:space="preserve">—</w:t>
-      </w:r>
-      <w:r>
-        <w:t xml:space="preserve"> </w:t>
-      </w:r>
-      <w:r>
-        <w:t xml:space="preserve">eine</w:t>
-      </w:r>
-      <w:r>
-        <w:t xml:space="preserve"> </w:t>
-      </w:r>
-      <w:r>
-        <w:t xml:space="preserve">empirische</w:t>
+        <w:t xml:space="preserve">im</w:t>
+      </w:r>
+      <w:r>
+        <w:t xml:space="preserve"> </w:t>
+      </w:r>
+      <w:r>
+        <w:t xml:space="preserve">empirischen</w:t>
+      </w:r>
+      <w:r>
+        <w:t xml:space="preserve"> </w:t>
+      </w:r>
+      <w:r>
+        <w:t xml:space="preserve">Test</w:t>
+      </w:r>
+    </w:p>
+    <w:p>
+      <w:pPr>
+        <w:pStyle w:val="Subtitle"/>
+      </w:pPr>
+      <w:r>
+        <w:t xml:space="preserve">Eine</w:t>
       </w:r>
       <w:r>
         <w:t xml:space="preserve"> </w:t>
@@ -67,13 +129,19 @@
         <w:t xml:space="preserve"> </w:t>
       </w:r>
       <w:r>
-        <w:t xml:space="preserve">in</w:t>
-      </w:r>
-      <w:r>
-        <w:t xml:space="preserve"> </w:t>
-      </w:r>
-      <w:r>
-        <w:t xml:space="preserve">ATX</w:t>
+        <w:t xml:space="preserve">aller</w:t>
+      </w:r>
+      <w:r>
+        <w:t xml:space="preserve"> </w:t>
+      </w:r>
+      <w:r>
+        <w:t xml:space="preserve">20</w:t>
+      </w:r>
+      <w:r>
+        <w:t xml:space="preserve"> </w:t>
+      </w:r>
+      <w:r>
+        <w:t xml:space="preserve">ATX-</w:t>
       </w:r>
       <w:r>
         <w:t xml:space="preserve"> </w:t>
@@ -85,69 +153,31 @@
         <w:t xml:space="preserve"> </w:t>
       </w:r>
       <w:r>
-        <w:t xml:space="preserve">DAX</w:t>
-      </w:r>
-      <w:r>
-        <w:t xml:space="preserve"> </w:t>
-      </w:r>
-      <w:r>
-        <w:t xml:space="preserve">(FY2024)</w:t>
-      </w:r>
-    </w:p>
-    <w:p>
-      <w:pPr>
-        <w:pStyle w:val="Subtitle"/>
-      </w:pPr>
-      <w:r>
-        <w:t xml:space="preserve">§§</w:t>
-      </w:r>
-      <w:r>
-        <w:t xml:space="preserve"> </w:t>
-      </w:r>
-      <w:r>
-        <w:t xml:space="preserve">95a</w:t>
-      </w:r>
-      <w:r>
-        <w:t xml:space="preserve"> </w:t>
-      </w:r>
-      <w:r>
-        <w:t xml:space="preserve">ff. AktG</w:t>
-      </w:r>
-      <w:r>
-        <w:t xml:space="preserve"> </w:t>
-      </w:r>
-      <w:r>
-        <w:t xml:space="preserve">und</w:t>
-      </w:r>
-      <w:r>
-        <w:t xml:space="preserve"> </w:t>
-      </w:r>
-      <w:r>
-        <w:t xml:space="preserve">§§</w:t>
-      </w:r>
-      <w:r>
-        <w:t xml:space="preserve"> </w:t>
-      </w:r>
-      <w:r>
-        <w:t xml:space="preserve">111a</w:t>
-      </w:r>
-      <w:r>
-        <w:t xml:space="preserve"> </w:t>
-      </w:r>
-      <w:r>
-        <w:t xml:space="preserve">ff. dAktG</w:t>
-      </w:r>
-      <w:r>
-        <w:t xml:space="preserve"> </w:t>
-      </w:r>
-      <w:r>
-        <w:t xml:space="preserve">im</w:t>
-      </w:r>
-      <w:r>
-        <w:t xml:space="preserve"> </w:t>
-      </w:r>
-      <w:r>
-        <w:t xml:space="preserve">Praxistest</w:t>
+        <w:t xml:space="preserve">40</w:t>
+      </w:r>
+      <w:r>
+        <w:t xml:space="preserve"> </w:t>
+      </w:r>
+      <w:r>
+        <w:t xml:space="preserve">DAX-Emittenten</w:t>
+      </w:r>
+      <w:r>
+        <w:t xml:space="preserve"> </w:t>
+      </w:r>
+      <w:r>
+        <w:t xml:space="preserve">zum</w:t>
+      </w:r>
+      <w:r>
+        <w:t xml:space="preserve"> </w:t>
+      </w:r>
+      <w:r>
+        <w:t xml:space="preserve">Geschäftsjahr</w:t>
+      </w:r>
+      <w:r>
+        <w:t xml:space="preserve"> </w:t>
+      </w:r>
+      <w:r>
+        <w:t xml:space="preserve">2024</w:t>
       </w:r>
     </w:p>
     <w:p>
@@ -179,87 +209,171 @@
         <w:t xml:space="preserve"> </w:t>
       </w:r>
       <w:r>
-        <w:t xml:space="preserve">Die zweite Aktionärsrechte-Richtlinie hat in Österreich (Aktienrechts-Änderungsgesetz 2019) und in Deutschland (ARUG II) ein zweistufiges Genehmigungs- und Veröffentlichungsregime für</w:t>
-      </w:r>
-      <w:r>
-        <w:t xml:space="preserve"> </w:t>
-      </w:r>
-      <w:r>
-        <w:rPr>
-          <w:iCs/>
-          <w:i/>
-        </w:rPr>
-        <w:t xml:space="preserve">Geschäfte mit nahestehenden Personen</w:t>
-      </w:r>
-      <w:r>
-        <w:t xml:space="preserve"> </w:t>
-      </w:r>
-      <w:r>
-        <w:t xml:space="preserve">eingeführt. Die nationalen Wesentlichkeitsschwellen unterscheiden sich auf der relativen Ebene deutlich: Österreich 5 % der Konzernbilanzsumme</w:t>
-      </w:r>
-      <w:r>
-        <w:t xml:space="preserve"> </w:t>
-      </w:r>
-      <w:r>
-        <w:rPr>
-          <w:iCs/>
-          <w:i/>
-        </w:rPr>
-        <w:t xml:space="preserve">oder</w:t>
-      </w:r>
-      <w:r>
-        <w:t xml:space="preserve"> </w:t>
-      </w:r>
-      <w:r>
-        <w:t xml:space="preserve">2,5 % der Konzernumsatzerlöse (§ 95a AktG idF AktRÄG 2019), Deutschland 1,5 % der Summe aus Anlage- und Umlaufvermögen (§ 111b Abs 1 dAktG). Eine vollständige Erhebung über alle 20 ATX- und 40 DAX-Emittenten zum Geschäftsjahr 2024 führt zu drei Befunden, die im Schrifttum so bislang nicht zusammengeführt wurden: Erstens — entgegen der intuitiven Lesart der relativen Schwellenwerte — ist der</w:t>
-      </w:r>
-      <w:r>
-        <w:t xml:space="preserve"> </w:t>
-      </w:r>
-      <w:r>
-        <w:rPr>
-          <w:iCs/>
-          <w:i/>
-        </w:rPr>
-        <w:t xml:space="preserve">absolute</w:t>
-      </w:r>
-      <w:r>
-        <w:t xml:space="preserve"> </w:t>
-      </w:r>
-      <w:r>
-        <w:t xml:space="preserve">Schwellenbetrag in der ATX-Population im Median rund neunmal</w:t>
-      </w:r>
-      <w:r>
-        <w:t xml:space="preserve"> </w:t>
-      </w:r>
-      <w:r>
-        <w:rPr>
-          <w:iCs/>
-          <w:i/>
-        </w:rPr>
-        <w:t xml:space="preserve">niedriger</w:t>
-      </w:r>
-      <w:r>
-        <w:t xml:space="preserve"> </w:t>
-      </w:r>
-      <w:r>
-        <w:t xml:space="preserve">als im DAX (EUR 108 Mio. vs EUR 1.000 Mio.). Die nominell höhere österreichische Prozentquote kompensiert den Größenunterschied der Emittenten nicht; sie verstärkt ihn durch die alternative Umsatzbezugsgröße sogar. Zweitens überschreiten — nach Bereinigung um nicht-tatbestandsmäßige Vorgänge — 11 von 60 Emittenten (18 %) ihre bindende Schwelle numerisch. Drittens hat im Kalenderjahr 2024</w:t>
-      </w:r>
-      <w:r>
-        <w:t xml:space="preserve"> </w:t>
-      </w:r>
-      <w:r>
-        <w:rPr>
-          <w:iCs/>
-          <w:i/>
-        </w:rPr>
-        <w:t xml:space="preserve">kein einziger</w:t>
-      </w:r>
-      <w:r>
-        <w:t xml:space="preserve"> </w:t>
-      </w:r>
-      <w:r>
-        <w:t xml:space="preserve">der 60 Emittenten eine Bekanntmachung nach § 95c AktG bzw § 111c dAktG publiziert. Die Diskrepanz erklärt sich nicht aus dem Schwellenwert, sondern aus dem Ausnahmekatalog der § 95d AktG / § 111a Abs 3 dAktG, insbesondere der weiten Ausnahme</w:t>
+        <w:t xml:space="preserve">Die Transparenz von</w:t>
+      </w:r>
+      <w:r>
+        <w:t xml:space="preserve"> </w:t>
+      </w:r>
+      <w:r>
+        <w:rPr>
+          <w:iCs/>
+          <w:i/>
+        </w:rPr>
+        <w:t xml:space="preserve">Geschäften mit nahestehenden Personen</w:t>
+      </w:r>
+      <w:r>
+        <w:t xml:space="preserve"> </w:t>
+      </w:r>
+      <w:r>
+        <w:t xml:space="preserve">(Related Party Transactions, RPT) ruht in Österreich wie in Deutschland auf zwei Säulen: der</w:t>
+      </w:r>
+      <w:r>
+        <w:t xml:space="preserve"> </w:t>
+      </w:r>
+      <w:r>
+        <w:rPr>
+          <w:iCs/>
+          <w:i/>
+        </w:rPr>
+        <w:t xml:space="preserve">kontinuierlichen</w:t>
+      </w:r>
+      <w:r>
+        <w:t xml:space="preserve"> </w:t>
+      </w:r>
+      <w:r>
+        <w:t xml:space="preserve">Anhangoffenlegung nach IAS 24 als Bestandteil des Konzernabschlusses und dem</w:t>
+      </w:r>
+      <w:r>
+        <w:t xml:space="preserve"> </w:t>
+      </w:r>
+      <w:r>
+        <w:rPr>
+          <w:iCs/>
+          <w:i/>
+        </w:rPr>
+        <w:t xml:space="preserve">anlassbezogenen</w:t>
+      </w:r>
+      <w:r>
+        <w:t xml:space="preserve"> </w:t>
+      </w:r>
+      <w:r>
+        <w:t xml:space="preserve">Genehmigungs- und Veröffentlichungsregime nach §§ 95a–d AktG bzw §§ 111a–c dAktG (Umsetzung der zweiten Aktionärsrechte-Richtlinie). Eine vollständige Erhebung der FY2024-Konzernabschlüsse aller 20 ATX- und aller 40 DAX-Emittenten (n = 60) führt zu vier Befunden, die in dieser Verbindung im Schrifttum bislang nicht zusammengeführt wurden.</w:t>
+      </w:r>
+      <w:r>
+        <w:t xml:space="preserve"> </w:t>
+      </w:r>
+      <w:r>
+        <w:rPr>
+          <w:iCs/>
+          <w:i/>
+        </w:rPr>
+        <w:t xml:space="preserve">Erstens</w:t>
+      </w:r>
+      <w:r>
+        <w:t xml:space="preserve">: Säule 1 wird formal vollständig erfüllt — alle 60 Emittenten enthalten eine IAS-24-Anhangangabe und eine arm’s-length-Aussage; die</w:t>
+      </w:r>
+      <w:r>
+        <w:t xml:space="preserve"> </w:t>
+      </w:r>
+      <w:r>
+        <w:rPr>
+          <w:iCs/>
+          <w:i/>
+        </w:rPr>
+        <w:t xml:space="preserve">Tiefe</w:t>
+      </w:r>
+      <w:r>
+        <w:t xml:space="preserve"> </w:t>
+      </w:r>
+      <w:r>
+        <w:t xml:space="preserve">dieser Angaben divergiert jedoch erheblich, mit Quantifizierungsraten unterhalb 40 % bei den klassischen Transaktionskategorien (Umsätze, Einkäufe, Forderungen, Verbindlichkeiten).</w:t>
+      </w:r>
+      <w:r>
+        <w:t xml:space="preserve"> </w:t>
+      </w:r>
+      <w:r>
+        <w:rPr>
+          <w:iCs/>
+          <w:i/>
+        </w:rPr>
+        <w:t xml:space="preserve">Zweitens</w:t>
+      </w:r>
+      <w:r>
+        <w:t xml:space="preserve">: Säule 2 ist im Berichtsjahr in der gesamten Population</w:t>
+      </w:r>
+      <w:r>
+        <w:t xml:space="preserve"> </w:t>
+      </w:r>
+      <w:r>
+        <w:rPr>
+          <w:iCs/>
+          <w:i/>
+        </w:rPr>
+        <w:t xml:space="preserve">wirkungslos</w:t>
+      </w:r>
+      <w:r>
+        <w:t xml:space="preserve"> </w:t>
+      </w:r>
+      <w:r>
+        <w:t xml:space="preserve">geblieben — kein einziger der 60 Emittenten hat 2024 eine Bekanntmachung nach § 95c bzw § 111c veröffentlicht.</w:t>
+      </w:r>
+      <w:r>
+        <w:t xml:space="preserve"> </w:t>
+      </w:r>
+      <w:r>
+        <w:rPr>
+          <w:iCs/>
+          <w:i/>
+        </w:rPr>
+        <w:t xml:space="preserve">Drittens</w:t>
+      </w:r>
+      <w:r>
+        <w:t xml:space="preserve">: die nominelle Schwellenwertasymmetrie zwischen Österreich (5 % Bilanzsumme oder 2,5 % Umsatz) und Deutschland (1,5 % AV+UV) ist auf der für die Anwendung relevanten</w:t>
+      </w:r>
+      <w:r>
+        <w:t xml:space="preserve"> </w:t>
+      </w:r>
+      <w:r>
+        <w:rPr>
+          <w:iCs/>
+          <w:i/>
+        </w:rPr>
+        <w:t xml:space="preserve">absoluten</w:t>
+      </w:r>
+      <w:r>
+        <w:t xml:space="preserve"> </w:t>
+      </w:r>
+      <w:r>
+        <w:t xml:space="preserve">Ebene umgekehrt — der Median des österreichischen Schwellenbetrags liegt rund neunmal</w:t>
+      </w:r>
+      <w:r>
+        <w:t xml:space="preserve"> </w:t>
+      </w:r>
+      <w:r>
+        <w:rPr>
+          <w:iCs/>
+          <w:i/>
+        </w:rPr>
+        <w:t xml:space="preserve">unter</w:t>
+      </w:r>
+      <w:r>
+        <w:t xml:space="preserve"> </w:t>
+      </w:r>
+      <w:r>
+        <w:t xml:space="preserve">dem deutschen.</w:t>
+      </w:r>
+      <w:r>
+        <w:t xml:space="preserve"> </w:t>
+      </w:r>
+      <w:r>
+        <w:rPr>
+          <w:iCs/>
+          <w:i/>
+        </w:rPr>
+        <w:t xml:space="preserve">Viertens</w:t>
+      </w:r>
+      <w:r>
+        <w:t xml:space="preserve">: 11 von 60 Emittenten überschreiten ihre bindende Schwelle numerisch; in zehn dieser elf Fälle absorbiert der Ausnahmekatalog (insbesondere</w:t>
       </w:r>
       <w:r>
         <w:t xml:space="preserve"> </w:t>
@@ -268,22 +382,35 @@
         <w:t xml:space="preserve">“</w:t>
       </w:r>
       <w:r>
-        <w:t xml:space="preserve">ordentlicher Geschäftsgang zu marktüblichen Bedingungen</w:t>
+        <w:t xml:space="preserve">ordentlicher Geschäftsgang</w:t>
       </w:r>
       <w:r>
         <w:t xml:space="preserve">”</w:t>
       </w:r>
       <w:r>
-        <w:t xml:space="preserve">.</w:t>
-      </w:r>
-    </w:p>
-    <w:bookmarkStart w:id="23" w:name="i.-einleitung-und-forschungsfrage"/>
+        <w:t xml:space="preserve">) die Veröffentlichungspflicht.</w:t>
+      </w:r>
+      <w:r>
+        <w:t xml:space="preserve"> </w:t>
+      </w:r>
+      <w:r>
+        <w:rPr>
+          <w:iCs/>
+          <w:i/>
+        </w:rPr>
+        <w:t xml:space="preserve">Folge</w:t>
+      </w:r>
+      <w:r>
+        <w:t xml:space="preserve">: Die operative Transparenzlast trägt allein Säule 1; der anlassbezogene Pfad bleibt in einem Berichtsjahr ohne aufsehenerregende Großtransaktion praktisch leer.</w:t>
+      </w:r>
+    </w:p>
+    <w:bookmarkStart w:id="23" w:name="i.-die-zwei-säulen-der-rpt-transparenz"/>
     <w:p>
       <w:pPr>
         <w:pStyle w:val="Heading1"/>
       </w:pPr>
       <w:r>
-        <w:t xml:space="preserve">I. Einleitung und Forschungsfrage</w:t>
+        <w:t xml:space="preserve">I. Die zwei Säulen der RPT-Transparenz</w:t>
       </w:r>
     </w:p>
     <w:p>
@@ -291,193 +418,23 @@
         <w:pStyle w:val="FirstParagraph"/>
       </w:pPr>
       <w:r>
-        <w:t xml:space="preserve">Die zweite Aktionärsrechte-Richtlinie</w:t>
-      </w:r>
-      <w:r>
-        <w:rPr>
-          <w:rStyle w:val="FootnoteReference"/>
-        </w:rPr>
-        <w:footnoteReference w:id="20"/>
-      </w:r>
-      <w:r>
-        <w:t xml:space="preserve"> </w:t>
-      </w:r>
-      <w:r>
-        <w:t xml:space="preserve">hat den seit Jahrzehnten diskutierten Konflikt um die ungeordnete Vermögensverlagerung an kontrollierende Gesellschafter, Familienpools und Konzernspitzen in ein einheitliches, EU-weit harmonisiertes Verfahrensrecht überführt: oberhalb einer normativ definierten</w:t>
-      </w:r>
-      <w:r>
-        <w:t xml:space="preserve"> </w:t>
-      </w:r>
-      <w:r>
-        <w:rPr>
-          <w:iCs/>
-          <w:i/>
-        </w:rPr>
-        <w:t xml:space="preserve">Wesentlichkeitsschwelle</w:t>
-      </w:r>
-      <w:r>
-        <w:t xml:space="preserve"> </w:t>
-      </w:r>
-      <w:r>
-        <w:t xml:space="preserve">greifen ein zwingender Zustimmungsvorbehalt des Aufsichtsrats bzw. eines hierzu eingerichteten Ausschusses sowie eine unverzügliche, öffentlich zugängliche Bekanntmachung des Geschäfts. Beide Rechtsfolgen sind unabhängig von der laufenden Anhangangabe nach IAS 24, die das</w:t>
-      </w:r>
-      <w:r>
-        <w:t xml:space="preserve"> </w:t>
-      </w:r>
-      <w:r>
-        <w:rPr>
-          <w:iCs/>
-          <w:i/>
-        </w:rPr>
-        <w:t xml:space="preserve">kontinuierliche</w:t>
-      </w:r>
-      <w:r>
-        <w:t xml:space="preserve"> </w:t>
-      </w:r>
-      <w:r>
-        <w:t xml:space="preserve">Transparenzregime trägt.</w:t>
-      </w:r>
-    </w:p>
-    <w:p>
-      <w:pPr>
-        <w:pStyle w:val="BodyText"/>
-      </w:pPr>
-      <w:r>
-        <w:t xml:space="preserve">Die Umsetzung der Richtlinie ist national erfolgt — in Österreich durch das Aktienrechts-Änderungsgesetz 2019</w:t>
-      </w:r>
-      <w:r>
-        <w:rPr>
-          <w:rStyle w:val="FootnoteReference"/>
-        </w:rPr>
-        <w:footnoteReference w:id="21"/>
-      </w:r>
-      <w:r>
-        <w:t xml:space="preserve">, in Deutschland durch das ARUG II</w:t>
-      </w:r>
-      <w:r>
-        <w:rPr>
-          <w:rStyle w:val="FootnoteReference"/>
-        </w:rPr>
-        <w:footnoteReference w:id="22"/>
-      </w:r>
-      <w:r>
-        <w:t xml:space="preserve">. Während die qualitative Grundarchitektur — Tatbestandsdefinition, Zustimmungsvorbehalt, Veröffentlichungspflicht, Ausnahmekatalog — in beiden Rechtsordnungen weitgehend parallel ist, divergieren die</w:t>
-      </w:r>
-      <w:r>
-        <w:t xml:space="preserve"> </w:t>
-      </w:r>
-      <w:r>
-        <w:rPr>
-          <w:iCs/>
-          <w:i/>
-        </w:rPr>
-        <w:t xml:space="preserve">quantitativen</w:t>
-      </w:r>
-      <w:r>
-        <w:t xml:space="preserve"> </w:t>
-      </w:r>
-      <w:r>
-        <w:t xml:space="preserve">Schwellen markant. Damit stellt sich die rechtsvergleichende Frage, wie scharf der Mechanismus tatsächlich in den beiden Rechtsordnungen greift — und ob die nominell höhere österreichische Schwelle in der Tat zu einer geringeren Eingriffsdichte führt, wie es das vorherrschende Verständnis nahelegt.</w:t>
-      </w:r>
-    </w:p>
-    <w:p>
-      <w:pPr>
-        <w:pStyle w:val="BodyText"/>
-      </w:pPr>
-      <w:r>
-        <w:t xml:space="preserve">Der vorliegende Beitrag prüft diese Frage empirisch. Untersucht werden alle 20 Konstituenten des ATX und alle 40 Konstituenten des DAX zum Geschäftsjahr 2024 (n = 60). Erhoben werden die Bilanzsumme und — soweit für die jeweilige Schwellenformel relevant — die Konzernumsatzerlöse, der größte quantifiziert offengelegte RPT-Einzelposten sowie die Anzahl der im Kalenderjahr 2024 nach § 95c bzw § 111c veröffentlichten Bekanntmachungen. Daraus werden drei Fragen beantwortet:</w:t>
-      </w:r>
-    </w:p>
-    <w:p>
-      <w:pPr>
-        <w:numPr>
-          <w:ilvl w:val="0"/>
-          <w:numId w:val="1001"/>
-        </w:numPr>
-        <w:pStyle w:val="Compact"/>
-      </w:pPr>
-      <w:r>
-        <w:t xml:space="preserve">Wie hoch ist die Wesentlichkeitsschwelle</w:t>
-      </w:r>
-      <w:r>
-        <w:t xml:space="preserve"> </w:t>
-      </w:r>
-      <w:r>
-        <w:rPr>
-          <w:iCs/>
-          <w:i/>
-        </w:rPr>
-        <w:t xml:space="preserve">in absoluten Beträgen</w:t>
-      </w:r>
-      <w:r>
-        <w:t xml:space="preserve"> </w:t>
-      </w:r>
-      <w:r>
-        <w:t xml:space="preserve">im realen Vergleich beider Indizes?</w:t>
-      </w:r>
-    </w:p>
-    <w:p>
-      <w:pPr>
-        <w:numPr>
-          <w:ilvl w:val="0"/>
-          <w:numId w:val="1001"/>
-        </w:numPr>
-        <w:pStyle w:val="Compact"/>
-      </w:pPr>
-      <w:r>
-        <w:t xml:space="preserve">Wie häufig wird sie nominell überschritten — und wie verteilen sich die Ausnahmen?</w:t>
-      </w:r>
-    </w:p>
-    <w:p>
-      <w:pPr>
-        <w:numPr>
-          <w:ilvl w:val="0"/>
-          <w:numId w:val="1001"/>
-        </w:numPr>
-        <w:pStyle w:val="Compact"/>
-      </w:pPr>
-      <w:r>
-        <w:t xml:space="preserve">Wie viele anlassbezogene Bekanntmachungen wurden 2024 tatsächlich publiziert?</w:t>
-      </w:r>
-    </w:p>
-    <w:bookmarkEnd w:id="23"/>
-    <w:bookmarkStart w:id="30" w:name="ii.-die-schwellenwerte-normativ"/>
-    <w:p>
-      <w:pPr>
-        <w:pStyle w:val="Heading1"/>
-      </w:pPr>
-      <w:r>
-        <w:t xml:space="preserve">II. Die Schwellenwerte normativ</w:t>
-      </w:r>
-    </w:p>
-    <w:bookmarkStart w:id="26" w:name="österreich-95a-aktg-idf-akträg-2019"/>
-    <w:p>
-      <w:pPr>
-        <w:pStyle w:val="Heading2"/>
-      </w:pPr>
-      <w:r>
-        <w:t xml:space="preserve">1. Österreich: § 95a AktG idF AktRÄG 2019</w:t>
-      </w:r>
-    </w:p>
-    <w:p>
-      <w:pPr>
-        <w:pStyle w:val="FirstParagraph"/>
-      </w:pPr>
-      <w:r>
-        <w:t xml:space="preserve">Ein Geschäft eines börsenotierten Unternehmens mit einer nahestehenden Person ist</w:t>
-      </w:r>
-      <w:r>
-        <w:t xml:space="preserve"> </w:t>
-      </w:r>
-      <w:r>
-        <w:rPr>
-          <w:iCs/>
-          <w:i/>
-        </w:rPr>
-        <w:t xml:space="preserve">wesentlich</w:t>
-      </w:r>
-      <w:r>
-        <w:t xml:space="preserve">, wenn sein wirtschaftlicher Wert allein oder zusammen mit den innerhalb des laufenden Geschäftsjahres mit derselben Person abgeschlossenen Geschäften die in § 95a AktG genannten Schwellen erreicht oder übersteigt:</w:t>
+        <w:t xml:space="preserve">Die Berichterstattung über Geschäfte mit nahestehenden Personen ist in beiden hier untersuchten Rechtsordnungen auf zwei voneinander unabhängige Mechanismen verteilt. Die</w:t>
+      </w:r>
+      <w:r>
+        <w:t xml:space="preserve"> </w:t>
+      </w:r>
+      <w:r>
+        <w:rPr>
+          <w:iCs/>
+          <w:i/>
+        </w:rPr>
+        <w:t xml:space="preserve">erste Säule</w:t>
+      </w:r>
+      <w:r>
+        <w:t xml:space="preserve"> </w:t>
+      </w:r>
+      <w:r>
+        <w:t xml:space="preserve">ist die laufende Anhangoffenlegung nach</w:t>
       </w:r>
       <w:r>
         <w:t xml:space="preserve"> </w:t>
@@ -487,29 +444,599 @@
           <w:bCs/>
           <w:b/>
         </w:rPr>
-        <w:t xml:space="preserve">5 vH der Bilanzsumme</w:t>
+        <w:t xml:space="preserve">IAS 24</w:t>
+      </w:r>
+      <w:r>
+        <w:t xml:space="preserve"> </w:t>
+      </w:r>
+      <w:r>
+        <w:t xml:space="preserve">— verpflichtend für alle 60 untersuchten Emittenten, weil diese ihren Konzernabschluss nach IFRS-EU aufstellen (§ 245a UGB / § 315e dHGB). IAS 24 verlangt die Identifizierung sämtlicher nahestehender Beziehungen, die Angabe von Geschäften nach Art und Höhe (gegliedert nach Mutter, Tochter, Joint Venture, assoziierten Unternehmen,</w:t>
+      </w:r>
+      <w:r>
+        <w:t xml:space="preserve"> </w:t>
+      </w:r>
+      <w:r>
+        <w:rPr>
+          <w:iCs/>
+          <w:i/>
+        </w:rPr>
+        <w:t xml:space="preserve">key management personnel</w:t>
+      </w:r>
+      <w:r>
+        <w:t xml:space="preserve">, sonstigen nahestehenden Parteien), die Vergütung des Schlüsselpersonals in fünf Kategorien sowie die Angabe ausstehender Salden, Wertberichtigungen, Bürgschaften und sonstiger Konditionen. Die Säule ist</w:t>
+      </w:r>
+      <w:r>
+        <w:t xml:space="preserve"> </w:t>
+      </w:r>
+      <w:r>
+        <w:rPr>
+          <w:iCs/>
+          <w:i/>
+        </w:rPr>
+        <w:t xml:space="preserve">kontinuierlich</w:t>
+      </w:r>
+      <w:r>
+        <w:t xml:space="preserve">: Sie greift jedes Geschäftsjahr und unabhängig von Volumen- oder Wesentlichkeitsschwellen — die Angabepflicht entsteht bereits aus der</w:t>
+      </w:r>
+      <w:r>
+        <w:t xml:space="preserve"> </w:t>
+      </w:r>
+      <w:r>
+        <w:rPr>
+          <w:iCs/>
+          <w:i/>
+        </w:rPr>
+        <w:t xml:space="preserve">Beziehung</w:t>
+      </w:r>
+      <w:r>
+        <w:t xml:space="preserve">, nicht erst aus einem Geschäft.</w:t>
+      </w:r>
+      <w:r>
+        <w:rPr>
+          <w:rStyle w:val="FootnoteReference"/>
+        </w:rPr>
+        <w:footnoteReference w:id="20"/>
+      </w:r>
+    </w:p>
+    <w:p>
+      <w:pPr>
+        <w:pStyle w:val="BodyText"/>
+      </w:pPr>
+      <w:r>
+        <w:t xml:space="preserve">Die</w:t>
+      </w:r>
+      <w:r>
+        <w:t xml:space="preserve"> </w:t>
+      </w:r>
+      <w:r>
+        <w:rPr>
+          <w:iCs/>
+          <w:i/>
+        </w:rPr>
+        <w:t xml:space="preserve">zweite Säule</w:t>
+      </w:r>
+      <w:r>
+        <w:t xml:space="preserve"> </w:t>
+      </w:r>
+      <w:r>
+        <w:t xml:space="preserve">ist das durch die zweite Aktionärsrechte-Richtlinie eingeführte</w:t>
+      </w:r>
+      <w:r>
+        <w:t xml:space="preserve"> </w:t>
       </w:r>
       <w:r>
         <w:rPr>
           <w:bCs/>
           <w:b/>
         </w:rPr>
-        <w:t xml:space="preserve"> </w:t>
-      </w:r>
-      <w:r>
-        <w:rPr>
-          <w:iCs/>
-          <w:i/>
+        <w:t xml:space="preserve">anlassbezogene Regime</w:t>
+      </w:r>
+      <w:r>
+        <w:t xml:space="preserve">: oberhalb einer normativ definierten Wesentlichkeitsschwelle löst ein konkretes Geschäft mit einer nahestehenden Person die Zustimmungspflicht des Aufsichtsrats (mit Stimmverbot betroffener RP-Mitglieder) sowie eine öffentliche Bekanntmachung auf der Internetseite des Emittenten aus.</w:t>
+      </w:r>
+      <w:r>
+        <w:rPr>
+          <w:rStyle w:val="FootnoteReference"/>
+        </w:rPr>
+        <w:footnoteReference w:id="21"/>
+      </w:r>
+      <w:r>
+        <w:t xml:space="preserve"> </w:t>
+      </w:r>
+      <w:r>
+        <w:t xml:space="preserve">Die Säule wurde in Österreich durch das Aktienrechts-Änderungsgesetz 2019 (§§ 95a–d AktG, BGBl I 2019/63) und in Deutschland durch das ARUG II (§§ 111a–c dAktG, BGBl I 2019, 2637) umgesetzt. Sie ist</w:t>
+      </w:r>
+      <w:r>
+        <w:t xml:space="preserve"> </w:t>
+      </w:r>
+      <w:r>
+        <w:rPr>
+          <w:iCs/>
+          <w:i/>
+        </w:rPr>
+        <w:t xml:space="preserve">anlassbezogen</w:t>
+      </w:r>
+      <w:r>
+        <w:t xml:space="preserve"> </w:t>
+      </w:r>
+      <w:r>
+        <w:t xml:space="preserve">und</w:t>
+      </w:r>
+      <w:r>
+        <w:t xml:space="preserve"> </w:t>
+      </w:r>
+      <w:r>
+        <w:rPr>
+          <w:iCs/>
+          <w:i/>
+        </w:rPr>
+        <w:t xml:space="preserve">ereignisgetrieben</w:t>
+      </w:r>
+      <w:r>
+        <w:t xml:space="preserve">: kein wesentliches Geschäft → keine Anlassveröffentlichung.</w:t>
+      </w:r>
+    </w:p>
+    <w:p>
+      <w:pPr>
+        <w:pStyle w:val="BodyText"/>
+      </w:pPr>
+      <w:r>
+        <w:t xml:space="preserve">Diese Zweisäuligkeit war im EU-Gesetzgebungsverfahren bewusst gewählt: IAS 24 sollte den Sockel der Transparenz tragen, SRD II die volumetrisch oder politisch</w:t>
+      </w:r>
+      <w:r>
+        <w:t xml:space="preserve"> </w:t>
+      </w:r>
+      <w:r>
+        <w:rPr>
+          <w:iCs/>
+          <w:i/>
+        </w:rPr>
+        <w:t xml:space="preserve">zugespitzten</w:t>
+      </w:r>
+      <w:r>
+        <w:t xml:space="preserve"> </w:t>
+      </w:r>
+      <w:r>
+        <w:t xml:space="preserve">Vorgänge auf eine zusätzliche Bekanntmachungsstufe heben. Die Architektur funktioniert nur dann, wenn beide Säulen tragen. Der vorliegende Beitrag prüft empirisch, ob das der Fall ist. Untersucht werden sämtliche FY2024-Konzernabschlüsse aller 20 ATX- und 40 DAX-Emittenten (n = 60). Erhoben werden für Säule 1 die Verbreitung der IAS-24-Disclosure-Kategorien, für Säule 2 die Bilanzsumme, die einschlägige Umsatzgröße, der größte quantifiziert offengelegte RPT-Einzelposten sowie die im Kalenderjahr 2024 nach § 95c bzw § 111c publizierten Bekanntmachungen.</w:t>
+      </w:r>
+      <w:r>
+        <w:rPr>
+          <w:rStyle w:val="FootnoteReference"/>
+        </w:rPr>
+        <w:footnoteReference w:id="22"/>
+      </w:r>
+    </w:p>
+    <w:bookmarkEnd w:id="23"/>
+    <w:bookmarkStart w:id="30" w:name="X7f48bda81543b3aa305548c1a106297599c31b2"/>
+    <w:p>
+      <w:pPr>
+        <w:pStyle w:val="Heading1"/>
+      </w:pPr>
+      <w:r>
+        <w:t xml:space="preserve">II. Säule 1: IAS 24 — die kontinuierliche Anhangoffenlegung</w:t>
+      </w:r>
+    </w:p>
+    <w:bookmarkStart w:id="24" w:name="normativer-gehalt"/>
+    <w:p>
+      <w:pPr>
+        <w:pStyle w:val="Heading2"/>
+      </w:pPr>
+      <w:r>
+        <w:t xml:space="preserve">1. Normativer Gehalt</w:t>
+      </w:r>
+    </w:p>
+    <w:p>
+      <w:pPr>
+        <w:pStyle w:val="FirstParagraph"/>
+      </w:pPr>
+      <w:r>
+        <w:t xml:space="preserve">IAS 24.18 verlangt, dass der Konzernabschluss</w:t>
+      </w:r>
+      <w:r>
+        <w:t xml:space="preserve"> </w:t>
+      </w:r>
+      <w:r>
+        <w:t xml:space="preserve">“</w:t>
+      </w:r>
+      <w:r>
+        <w:t xml:space="preserve">Angaben über die Beziehungen zwischen einer Muttergesellschaft und ihren Tochterunternehmen</w:t>
+      </w:r>
+      <w:r>
+        <w:t xml:space="preserve">”</w:t>
+      </w:r>
+      <w:r>
+        <w:t xml:space="preserve"> </w:t>
+      </w:r>
+      <w:r>
+        <w:t xml:space="preserve">enthält, und zwar unabhängig davon, ob im Berichtsjahr Geschäfte vorgenommen wurden. Bei vorgenommenen Geschäften werden ergänzend die Art der Beziehung, die Höhe der Geschäfte, der Betrag der ausstehenden Salden inkl. Bedingungen und Sicherheiten, etwaige Wertberichtigungen und der Aufwand für uneinbringliche Forderungen angegeben. IAS 24.17 verlangt zusätzlich die Vergütung des Schlüsselpersonals nach fünf Kategorien (kurzfristige Leistungen, nachzubeschäftigungs</w:t>
+      </w:r>
+      <w:r>
+        <w:softHyphen/>
+      </w:r>
+      <w:r>
+        <w:t xml:space="preserve">bezogene Leistungen, andere langfristige Leistungen, Leistungen aus Anlass der Beendigung des Arbeitsverhältnisses, anteilsbasierte Vergütung). IAS 24.23 erlaubt die Aussage, dass Geschäfte zu marktüblichen Konditionen erfolgten,</w:t>
+      </w:r>
+      <w:r>
+        <w:t xml:space="preserve"> </w:t>
+      </w:r>
+      <w:r>
+        <w:rPr>
+          <w:iCs/>
+          <w:i/>
+        </w:rPr>
+        <w:t xml:space="preserve">nur dann</w:t>
+      </w:r>
+      <w:r>
+        <w:t xml:space="preserve">, wenn dies</w:t>
+      </w:r>
+      <w:r>
+        <w:t xml:space="preserve"> </w:t>
+      </w:r>
+      <w:r>
+        <w:t xml:space="preserve">“</w:t>
+      </w:r>
+      <w:r>
+        <w:t xml:space="preserve">substantiated</w:t>
+      </w:r>
+      <w:r>
+        <w:t xml:space="preserve">”</w:t>
+      </w:r>
+      <w:r>
+        <w:t xml:space="preserve"> </w:t>
+      </w:r>
+      <w:r>
+        <w:t xml:space="preserve">— also belegt — werden kann.</w:t>
+      </w:r>
+    </w:p>
+    <w:bookmarkEnd w:id="24"/>
+    <w:bookmarkStart w:id="28" w:name="Xf542035bd9ae5e9755bc6959f3f2e9878bf4020"/>
+    <w:p>
+      <w:pPr>
+        <w:pStyle w:val="Heading2"/>
+      </w:pPr>
+      <w:r>
+        <w:t xml:space="preserve">2. Empirische Erfüllung — formal vollständig, in der Tiefe sehr heterogen</w:t>
+      </w:r>
+    </w:p>
+    <w:p>
+      <w:pPr>
+        <w:pStyle w:val="FirstParagraph"/>
+      </w:pPr>
+      <w:r>
+        <w:t xml:space="preserve">Die hier vollständig erhobene Population zeigt einen klaren Befund:</w:t>
+      </w:r>
+      <w:r>
+        <w:t xml:space="preserve"> </w:t>
+      </w:r>
+      <w:r>
+        <w:rPr>
           <w:bCs/>
           <w:b/>
         </w:rPr>
+        <w:t xml:space="preserve">Säule 1 wird formal vollständig erfüllt</w:t>
+      </w:r>
+      <w:r>
+        <w:t xml:space="preserve">. Alle 60 Emittenten weisen eine IAS-24-Anhangangabe auf; alle 60 enthalten — wörtlich oder per Verweis auf den Vergütungsbericht (§ 78c AktG bzw § 162 dAktG) — die Vergütung des Schlüsselpersonals; alle 60 enthalten eine arm’s-length-Aussage oder eine äquivalente</w:t>
+      </w:r>
+      <w:r>
+        <w:t xml:space="preserve"> </w:t>
+      </w:r>
+      <w:r>
+        <w:t xml:space="preserve">“</w:t>
+      </w:r>
+      <w:r>
+        <w:t xml:space="preserve">marktübliche Bedingungen</w:t>
+      </w:r>
+      <w:r>
+        <w:t xml:space="preserve">”</w:t>
+      </w:r>
+      <w:r>
+        <w:t xml:space="preserve">-Erklärung; 57 der 60 (95 %) nennen Joint Ventures und assoziierte Unternehmen ausdrücklich als nahestehend.</w:t>
+      </w:r>
+    </w:p>
+    <w:p>
+      <w:pPr>
+        <w:pStyle w:val="BodyText"/>
+      </w:pPr>
+      <w:r>
+        <w:t xml:space="preserve">In der</w:t>
+      </w:r>
+      <w:r>
+        <w:t xml:space="preserve"> </w:t>
+      </w:r>
+      <w:r>
+        <w:rPr>
+          <w:iCs/>
+          <w:i/>
+        </w:rPr>
+        <w:t xml:space="preserve">Tiefe</w:t>
+      </w:r>
+      <w:r>
+        <w:t xml:space="preserve"> </w:t>
+      </w:r>
+      <w:r>
+        <w:t xml:space="preserve">der Angabe entstehen jedoch erhebliche Heterogenitäten (Abb. 1). Die obersten vier Kategorien — Schlüsselpersonalvergütung, JV/Assoziierte, Pensions</w:t>
+      </w:r>
+      <w:r>
+        <w:softHyphen/>
+      </w:r>
+      <w:r>
+        <w:t xml:space="preserve">vehikel (insbesondere Pensionskassen und Pension-Trust-Strukturen) und nicht-konsolidierte Tochterunternehmen — werden universell oder nahezu universell adressiert. Die</w:t>
+      </w:r>
+      <w:r>
+        <w:t xml:space="preserve"> </w:t>
+      </w:r>
+      <w:r>
+        <w:rPr>
+          <w:iCs/>
+          <w:i/>
+        </w:rPr>
+        <w:t xml:space="preserve">klassischen Transaktionskategorien</w:t>
+      </w:r>
+      <w:r>
+        <w:t xml:space="preserve"> </w:t>
+      </w:r>
+      <w:r>
+        <w:t xml:space="preserve">— Umsätze und Einkäufe mit nahestehenden Personen, Forderungen und Verbindlichkeiten gegenüber nahestehenden Personen — werden hingegen nur von 27–38 % der Emittenten quantitativ ausgewiesen. Der Rest fasst die laufenden RP-Flüsse als</w:t>
+      </w:r>
+      <w:r>
+        <w:t xml:space="preserve"> </w:t>
+      </w:r>
+      <w:r>
+        <w:t xml:space="preserve">“</w:t>
+      </w:r>
+      <w:r>
+        <w:t xml:space="preserve">im Rahmen der gewöhnlichen Geschäftstätigkeit</w:t>
+      </w:r>
+      <w:r>
+        <w:t xml:space="preserve">”</w:t>
+      </w:r>
+      <w:r>
+        <w:t xml:space="preserve"> </w:t>
+      </w:r>
+      <w:r>
         <w:t xml:space="preserve">oder</w:t>
       </w:r>
+      <w:r>
+        <w:t xml:space="preserve"> </w:t>
+      </w:r>
+      <w:r>
+        <w:t xml:space="preserve">“</w:t>
+      </w:r>
+      <w:r>
+        <w:t xml:space="preserve">unwesentlich</w:t>
+      </w:r>
+      <w:r>
+        <w:t xml:space="preserve">”</w:t>
+      </w:r>
+      <w:r>
+        <w:t xml:space="preserve"> </w:t>
+      </w:r>
+      <w:r>
+        <w:t xml:space="preserve">zusammen, ohne quantitative Aufschlüsselung. Auch tiefer angesetzte Kategorien — Cash-Pooling, Lizenz-/Royalty-Strukturen, Shared-Services-Vereinbarungen, Bürgschaften, Leasing mit nahestehenden Personen — werden mit Verbreitungsquoten zwischen 10 % und 18 % nur sporadisch offengelegt.</w:t>
+      </w:r>
+    </w:p>
+    <w:p>
+      <w:pPr>
+        <w:pStyle w:val="CaptionedFigure"/>
+      </w:pPr>
+      <w:r>
+        <w:drawing>
+          <wp:inline>
+            <wp:extent cx="5334000" cy="4318000"/>
+            <wp:effectExtent b="0" l="0" r="0" t="0"/>
+            <wp:docPr descr="Abb. 1 — IAS-24-Anhangoffenlegung: Verbreitung nach Transaktionskategorie, ATX und DAX, FY2024" title="" id="26" name="Picture"/>
+            <a:graphic>
+              <a:graphicData uri="http://schemas.openxmlformats.org/drawingml/2006/picture">
+                <pic:pic>
+                  <pic:nvPicPr>
+                    <pic:cNvPr descr="fig_artikel_saeule1.png" id="27" name="Picture"/>
+                    <pic:cNvPicPr>
+                      <a:picLocks noChangeArrowheads="1" noChangeAspect="1"/>
+                    </pic:cNvPicPr>
+                  </pic:nvPicPr>
+                  <pic:blipFill>
+                    <a:blip r:embed="rId25"/>
+                    <a:stretch>
+                      <a:fillRect/>
+                    </a:stretch>
+                  </pic:blipFill>
+                  <pic:spPr bwMode="auto">
+                    <a:xfrm>
+                      <a:off x="0" y="0"/>
+                      <a:ext cx="5334000" cy="4318000"/>
+                    </a:xfrm>
+                    <a:prstGeom prst="rect">
+                      <a:avLst/>
+                    </a:prstGeom>
+                    <a:noFill/>
+                    <a:ln w="9525">
+                      <a:noFill/>
+                      <a:headEnd/>
+                      <a:tailEnd/>
+                    </a:ln>
+                  </pic:spPr>
+                </pic:pic>
+              </a:graphicData>
+            </a:graphic>
+          </wp:inline>
+        </w:drawing>
+      </w:r>
+    </w:p>
+    <w:p>
+      <w:pPr>
+        <w:pStyle w:val="ImageCaption"/>
+      </w:pPr>
+      <w:r>
+        <w:t xml:space="preserve">Abb. 1 — IAS-24-Anhangoffenlegung: Verbreitung nach Transaktionskategorie, ATX und DAX, FY2024</w:t>
+      </w:r>
+    </w:p>
+    <w:p>
+      <w:pPr>
+        <w:pStyle w:val="BodyText"/>
+      </w:pPr>
+      <w:r>
+        <w:t xml:space="preserve">Die Asymmetrie zwischen ATX und DAX (Abb. 1) verläuft entlang struktureller Linien des jeweiligen Aktionärsmilieus. Im ATX werden österreichische Privatstiftungen (40 % vs DAX 15 %) und Dividenden an kontrollierende Anteilseigner (45 % vs DAX 22 %) deutlich häufiger ausdrücklich genannt — Ausdruck der Dominanz der Privatstiftungen und der staatlichen Anteilseigner (ÖBAG, Republik Österreich) als Kernaktionäre im österreichischen Listing. Im DAX dominieren hingegen die strukturellen Konzern-Verflechtungs-Kategorien (Pensions</w:t>
+      </w:r>
+      <w:r>
+        <w:softHyphen/>
+      </w:r>
+      <w:r>
+        <w:t xml:space="preserve">vehikel, JV-Geschäfte) stärker — Ausdruck der breiteren Konzern- und Trust-Strukturen in Deutschland.</w:t>
+      </w:r>
+    </w:p>
+    <w:bookmarkEnd w:id="28"/>
+    <w:bookmarkStart w:id="29" w:name="strukturelle-schwäche-der-ersten-säule"/>
+    <w:p>
+      <w:pPr>
+        <w:pStyle w:val="Heading2"/>
+      </w:pPr>
+      <w:r>
+        <w:t xml:space="preserve">3. Strukturelle Schwäche der ersten Säule</w:t>
+      </w:r>
+    </w:p>
+    <w:p>
+      <w:pPr>
+        <w:pStyle w:val="FirstParagraph"/>
+      </w:pPr>
+      <w:r>
+        <w:t xml:space="preserve">Die formale Vollständigkeit der ersten Säule darf nicht über ihre materielle Schwäche hinwegtäuschen. IAS 24.23 verlangt einen</w:t>
+      </w:r>
+      <w:r>
+        <w:t xml:space="preserve"> </w:t>
+      </w:r>
+      <w:r>
+        <w:rPr>
+          <w:iCs/>
+          <w:i/>
+        </w:rPr>
+        <w:t xml:space="preserve">Beleg</w:t>
+      </w:r>
+      <w:r>
+        <w:t xml:space="preserve"> </w:t>
+      </w:r>
+      <w:r>
+        <w:t xml:space="preserve">für die Marktüblichkeit; in der Praxis erschöpft sich die Aussage jedoch häufig in der formelhaften Wiederholung des Standardwortlauts (</w:t>
+      </w:r>
+      <w:r>
+        <w:t xml:space="preserve">“</w:t>
+      </w:r>
+      <w:r>
+        <w:t xml:space="preserve">at arm’s length and in the ordinary course of business</w:t>
+      </w:r>
+      <w:r>
+        <w:t xml:space="preserve">”</w:t>
+      </w:r>
+      <w:r>
+        <w:t xml:space="preserve">). Die Norm enthält keine Verpflichtung zur Bezifferung sämtlicher Transaktionskategorien — sie verlangt nur die Angabe</w:t>
+      </w:r>
+      <w:r>
+        <w:t xml:space="preserve"> </w:t>
+      </w:r>
+      <w:r>
+        <w:t xml:space="preserve">“</w:t>
+      </w:r>
+      <w:r>
+        <w:t xml:space="preserve">der Höhe der Geschäfte</w:t>
+      </w:r>
+      <w:r>
+        <w:t xml:space="preserve">”</w:t>
+      </w:r>
+      <w:r>
+        <w:t xml:space="preserve">, was Emittenten regelmäßig mit aggregierten Beträgen oder qualitativen Hinweisen erfüllen. IAS-24-Angaben können zudem per Verweis auf den Vergütungsbericht erfüllt werden, was die Lesbarkeit erschwert. Eine</w:t>
+      </w:r>
+      <w:r>
+        <w:t xml:space="preserve"> </w:t>
+      </w:r>
+      <w:r>
+        <w:rPr>
+          <w:iCs/>
+          <w:i/>
+        </w:rPr>
+        <w:t xml:space="preserve">Wirksamkeit</w:t>
+      </w:r>
+      <w:r>
+        <w:t xml:space="preserve"> </w:t>
+      </w:r>
+      <w:r>
+        <w:t xml:space="preserve">der Säule 1 setzt damit eine substantiierte Anwendung durch Vorstand, Prüfungsausschuss und Abschlussprüfer voraus, die das Recht zwar fordert, aber nicht durchsetzbar erzwingt.</w:t>
+      </w:r>
+    </w:p>
+    <w:bookmarkEnd w:id="29"/>
+    <w:bookmarkEnd w:id="30"/>
+    <w:bookmarkStart w:id="35" w:name="X48f0e43b17fb1b8d542e97f9a0702b8f4d3d604"/>
+    <w:p>
+      <w:pPr>
+        <w:pStyle w:val="Heading1"/>
+      </w:pPr>
+      <w:r>
+        <w:t xml:space="preserve">III. Säule 2: SRD II — das anlassbezogene Genehmigungs- und Veröffentlichungsregime</w:t>
+      </w:r>
+    </w:p>
+    <w:bookmarkStart w:id="32" w:name="normativer-gehalt-1"/>
+    <w:p>
+      <w:pPr>
+        <w:pStyle w:val="Heading2"/>
+      </w:pPr>
+      <w:r>
+        <w:t xml:space="preserve">1. Normativer Gehalt</w:t>
+      </w:r>
+    </w:p>
+    <w:p>
+      <w:pPr>
+        <w:pStyle w:val="FirstParagraph"/>
+      </w:pPr>
+      <w:r>
+        <w:t xml:space="preserve">Die zweite Säule überlagert die erste in zwei Punkten. Erstens definiert sie eine</w:t>
+      </w:r>
+      <w:r>
+        <w:t xml:space="preserve"> </w:t>
+      </w:r>
+      <w:r>
+        <w:rPr>
+          <w:iCs/>
+          <w:i/>
+        </w:rPr>
+        <w:t xml:space="preserve">Wesentlichkeitsschwelle</w:t>
+      </w:r>
+      <w:r>
+        <w:t xml:space="preserve">: nur RPT, die diese Schwelle erreichen oder überschreiten, lösen das verstärkte Verfahren aus. Zweitens</w:t>
+      </w:r>
+      <w:r>
+        <w:t xml:space="preserve"> </w:t>
+      </w:r>
+      <w:r>
+        <w:rPr>
+          <w:iCs/>
+          <w:i/>
+        </w:rPr>
+        <w:t xml:space="preserve">individualisiert</w:t>
+      </w:r>
+      <w:r>
+        <w:t xml:space="preserve"> </w:t>
+      </w:r>
+      <w:r>
+        <w:t xml:space="preserve">sie die Reaktion auf solche Geschäfte: Statt einer pauschalen Anhangangabe im nächsten Jahresbericht wird das einzelne Geschäft als solches mit Bezeichnung, Wert und Beschreibung im konkreten Anlassdokument veröffentlicht.</w:t>
+      </w:r>
+    </w:p>
+    <w:p>
+      <w:pPr>
+        <w:pStyle w:val="BodyText"/>
+      </w:pPr>
       <w:r>
         <w:rPr>
           <w:bCs/>
           <w:b/>
         </w:rPr>
+        <w:t xml:space="preserve">Schwellenformel.</w:t>
+      </w:r>
+      <w:r>
+        <w:t xml:space="preserve"> </w:t>
+      </w:r>
+      <w:r>
+        <w:t xml:space="preserve">Österreich verlangt nach § 95a AktG eine Wesentlichkeit von</w:t>
+      </w:r>
+      <w:r>
         <w:t xml:space="preserve"> </w:t>
       </w:r>
       <w:r>
@@ -517,58 +1044,19 @@
           <w:bCs/>
           <w:b/>
         </w:rPr>
-        <w:t xml:space="preserve">2,5 vH der Umsatzerlöse</w:t>
-      </w:r>
-      <w:r>
-        <w:t xml:space="preserve"> </w:t>
-      </w:r>
-      <w:r>
-        <w:t xml:space="preserve">des Konzerns.</w:t>
-      </w:r>
-      <w:r>
-        <w:rPr>
-          <w:rStyle w:val="FootnoteReference"/>
-        </w:rPr>
-        <w:footnoteReference w:id="24"/>
-      </w:r>
-      <w:r>
-        <w:t xml:space="preserve"> </w:t>
-      </w:r>
-      <w:r>
-        <w:t xml:space="preserve">Maßgeblich sind die Werte des zuletzt festgestellten Konzernabschlusses.</w:t>
-      </w:r>
-    </w:p>
-    <w:p>
-      <w:pPr>
-        <w:pStyle w:val="BodyText"/>
-      </w:pPr>
-      <w:r>
-        <w:t xml:space="preserve">Drei Merkmale der österreichischen Schwellenformel verdienen Hervorhebung:</w:t>
-      </w:r>
-    </w:p>
-    <w:p>
-      <w:pPr>
-        <w:numPr>
-          <w:ilvl w:val="0"/>
-          <w:numId w:val="1002"/>
-        </w:numPr>
-        <w:pStyle w:val="Compact"/>
-      </w:pPr>
-      <w:r>
-        <w:t xml:space="preserve">Die</w:t>
-      </w:r>
-      <w:r>
-        <w:t xml:space="preserve"> </w:t>
+        <w:t xml:space="preserve">5 % der Bilanzsumme</w:t>
       </w:r>
       <w:r>
         <w:rPr>
           <w:bCs/>
           <w:b/>
         </w:rPr>
-        <w:t xml:space="preserve">“</w:t>
-      </w:r>
-      <w:r>
-        <w:rPr>
+        <w:t xml:space="preserve"> </w:t>
+      </w:r>
+      <w:r>
+        <w:rPr>
+          <w:iCs/>
+          <w:i/>
           <w:bCs/>
           <w:b/>
         </w:rPr>
@@ -579,36 +1067,39 @@
           <w:bCs/>
           <w:b/>
         </w:rPr>
-        <w:t xml:space="preserve">”</w:t>
+        <w:t xml:space="preserve"> </w:t>
       </w:r>
       <w:r>
         <w:rPr>
           <w:bCs/>
           <w:b/>
         </w:rPr>
-        <w:t xml:space="preserve">-Verknüpfung</w:t>
-      </w:r>
-      <w:r>
-        <w:t xml:space="preserve"> </w:t>
-      </w:r>
-      <w:r>
-        <w:t xml:space="preserve">der beiden Bezugsgrößen wirkt als Doppel-Sieb: Es genügt, wenn</w:t>
-      </w:r>
-      <w:r>
-        <w:t xml:space="preserve"> </w:t>
-      </w:r>
-      <w:r>
-        <w:rPr>
-          <w:iCs/>
-          <w:i/>
-        </w:rPr>
-        <w:t xml:space="preserve">eine</w:t>
-      </w:r>
-      <w:r>
-        <w:t xml:space="preserve"> </w:t>
-      </w:r>
-      <w:r>
-        <w:t xml:space="preserve">Quote erfüllt ist. Aus Sicht des Emittenten bindet daher die</w:t>
+        <w:t xml:space="preserve">2,5 % der Umsatzerlöse</w:t>
+      </w:r>
+      <w:r>
+        <w:t xml:space="preserve"> </w:t>
+      </w:r>
+      <w:r>
+        <w:t xml:space="preserve">des Konzerns; die</w:t>
+      </w:r>
+      <w:r>
+        <w:t xml:space="preserve"> </w:t>
+      </w:r>
+      <w:r>
+        <w:t xml:space="preserve">“</w:t>
+      </w:r>
+      <w:r>
+        <w:rPr>
+          <w:iCs/>
+          <w:i/>
+        </w:rPr>
+        <w:t xml:space="preserve">oder</w:t>
+      </w:r>
+      <w:r>
+        <w:t xml:space="preserve">”</w:t>
+      </w:r>
+      <w:r>
+        <w:t xml:space="preserve">-Verknüpfung bedeutet, dass die</w:t>
       </w:r>
       <w:r>
         <w:t xml:space="preserve"> </w:t>
@@ -624,19 +1115,19 @@
         <w:t xml:space="preserve"> </w:t>
       </w:r>
       <w:r>
-        <w:t xml:space="preserve">absolute Schwelle der beiden. Für umsatzschwache, bilanzsummenstarke Geschäftsmodelle (Banken, Versicherungen, Immobiliengesellschaften) ist die 2,5 %-Umsatzschwelle in der Regel deutlich strenger als die 5 %-Bilanzschwelle. Für den umgekehrten Fall — typischer Industrieemittent mit Umsatz &gt; Bilanzsumme — bindet die 5 %-Bilanzschwelle.</w:t>
-      </w:r>
-    </w:p>
-    <w:p>
-      <w:pPr>
-        <w:numPr>
-          <w:ilvl w:val="0"/>
-          <w:numId w:val="1002"/>
-        </w:numPr>
-        <w:pStyle w:val="Compact"/>
-      </w:pPr>
-      <w:r>
-        <w:t xml:space="preserve">Die</w:t>
+        <w:t xml:space="preserve">absolute Schwelle der beiden bindet.</w:t>
+      </w:r>
+      <w:r>
+        <w:rPr>
+          <w:rStyle w:val="FootnoteReference"/>
+        </w:rPr>
+        <w:footnoteReference w:id="31"/>
+      </w:r>
+      <w:r>
+        <w:t xml:space="preserve"> </w:t>
+      </w:r>
+      <w:r>
+        <w:t xml:space="preserve">Deutschland verlangt nach § 111b Abs 1 dAktG</w:t>
       </w:r>
       <w:r>
         <w:t xml:space="preserve"> </w:t>
@@ -646,31 +1137,13 @@
           <w:bCs/>
           <w:b/>
         </w:rPr>
-        <w:t xml:space="preserve">Aggregationsregel</w:t>
-      </w:r>
-      <w:r>
-        <w:t xml:space="preserve"> </w:t>
-      </w:r>
-      <w:r>
-        <w:t xml:space="preserve">verhindert eine bewusste Zerlegung größerer Transaktionen in kleinere Teilgeschäfte zur Umgehung des Tatbestands: Geschäfte mit derselben nahestehenden Person, die innerhalb des laufenden Geschäftsjahres abgeschlossen werden, sind in ihrem Wert zu summieren.</w:t>
-      </w:r>
-      <w:r>
-        <w:rPr>
-          <w:rStyle w:val="FootnoteReference"/>
-        </w:rPr>
-        <w:footnoteReference w:id="25"/>
-      </w:r>
-    </w:p>
-    <w:p>
-      <w:pPr>
-        <w:numPr>
-          <w:ilvl w:val="0"/>
-          <w:numId w:val="1002"/>
-        </w:numPr>
-        <w:pStyle w:val="Compact"/>
-      </w:pPr>
-      <w:r>
-        <w:t xml:space="preserve">Bei Banken und Versicherungen ist die Auslegung des Begriffs</w:t>
+        <w:t xml:space="preserve">1,5 % der Summe aus Anlage- und Umlaufvermögen</w:t>
+      </w:r>
+      <w:r>
+        <w:t xml:space="preserve"> </w:t>
+      </w:r>
+      <w:r>
+        <w:t xml:space="preserve">nach § 266 Abs 2 lit A und B HGB — eine einzige Bezugsgröße. Geschäfte mit derselben nahestehenden Person sind innerhalb des laufenden Geschäftsjahres zu summieren (Aggregationsregel, SRD II Art 9c Abs 4). Bei Banken und Versicherungen wird der Begriff</w:t>
       </w:r>
       <w:r>
         <w:t xml:space="preserve"> </w:t>
@@ -688,127 +1161,59 @@
         <w:t xml:space="preserve"> </w:t>
       </w:r>
       <w:r>
-        <w:t xml:space="preserve">technisch heikel: Die Konzernabschlüsse weisen diese Größe in der klassischen IFRS-Form nicht aus. In der Praxis wird auf eine sektorgerechte Surrogatgröße abgestellt — bei Banken das Operating Income (Zinsergebnis + Provisionsergebnis + Handels- und sonstige Erträge), bei Versicherungen die gebuchten Bruttoprämien.</w:t>
-      </w:r>
-    </w:p>
-    <w:p>
-      <w:pPr>
-        <w:pStyle w:val="FirstParagraph"/>
-      </w:pPr>
-      <w:r>
-        <w:t xml:space="preserve">Bei Erreichen der Schwelle löst das Geschäft eine</w:t>
-      </w:r>
-      <w:r>
-        <w:t xml:space="preserve"> </w:t>
-      </w:r>
+        <w:t xml:space="preserve">in der österreichischen Praxis auf eine sektorgerechte Surrogatgröße erstreckt — bei Banken das Operating Income (Zinsergebnis + Provisionsergebnis + sonstige), bei Versicherungen die gebuchten Bruttoprämien.</w:t>
+      </w:r>
+    </w:p>
+    <w:p>
+      <w:pPr>
+        <w:pStyle w:val="BodyText"/>
+      </w:pPr>
       <w:r>
         <w:rPr>
           <w:bCs/>
           <w:b/>
         </w:rPr>
-        <w:t xml:space="preserve">Zustimmungspflicht</w:t>
-      </w:r>
-      <w:r>
-        <w:t xml:space="preserve"> </w:t>
-      </w:r>
-      <w:r>
-        <w:t xml:space="preserve">des Aufsichtsrats oder eines hierzu eingerichteten Ausschusses aus (§ 95b AktG), wobei die betroffenen RP-Mitglieder einem Stimmverbot unterliegen. Hinzu tritt die</w:t>
-      </w:r>
-      <w:r>
-        <w:t xml:space="preserve"> </w:t>
-      </w:r>
+        <w:t xml:space="preserve">Rechtsfolgen.</w:t>
+      </w:r>
+      <w:r>
+        <w:t xml:space="preserve"> </w:t>
+      </w:r>
+      <w:r>
+        <w:t xml:space="preserve">Bei Erreichen der Schwelle lösen die Geschäfte (i) eine Zustimmungspflicht des Aufsichtsrats oder Prüfungsausschusses unter Ausschluss der betroffenen RP-Mitglieder (§ 95b AktG / § 111b Abs 2 dAktG) und (ii) eine</w:t>
+      </w:r>
+      <w:r>
+        <w:t xml:space="preserve"> </w:t>
+      </w:r>
+      <w:r>
+        <w:rPr>
+          <w:iCs/>
+          <w:i/>
+        </w:rPr>
+        <w:t xml:space="preserve">unverzügliche</w:t>
+      </w:r>
+      <w:r>
+        <w:t xml:space="preserve"> </w:t>
+      </w:r>
+      <w:r>
+        <w:t xml:space="preserve">Veröffentlichung auf der Internetseite des Emittenten aus (§ 95c AktG / § 111c dAktG). Beide Rechtsfolgen sind kumulativ, nicht alternativ.</w:t>
+      </w:r>
+    </w:p>
+    <w:p>
+      <w:pPr>
+        <w:pStyle w:val="BodyText"/>
+      </w:pPr>
       <w:r>
         <w:rPr>
           <w:bCs/>
           <w:b/>
         </w:rPr>
-        <w:t xml:space="preserve">Veröffentlichungspflicht</w:t>
-      </w:r>
-      <w:r>
-        <w:t xml:space="preserve"> </w:t>
-      </w:r>
-      <w:r>
-        <w:t xml:space="preserve">auf der Internetseite des Emittenten nach § 95c AktG, mit einer Mindestverfügbarkeit von fünf Jahren. Die</w:t>
-      </w:r>
-      <w:r>
-        <w:t xml:space="preserve"> </w:t>
-      </w:r>
-      <w:r>
-        <w:rPr>
-          <w:bCs/>
-          <w:b/>
-        </w:rPr>
-        <w:t xml:space="preserve">Ausnahmen</w:t>
-      </w:r>
-      <w:r>
-        <w:t xml:space="preserve"> </w:t>
-      </w:r>
-      <w:r>
-        <w:t xml:space="preserve">sind in § 95d AktG geregelt; sie umfassen insbesondere Geschäfte mit vollkonsolidierten Tochterunternehmen, Geschäfte im ordentlichen Geschäftsgang zu marktüblichen Bedingungen, sowie Vorgänge, die der Gleichbehandlung aller Aktionäre dienen (insbesondere anteilige Dividenden, eigene Aktien, Kapitalmaßnahmen).</w:t>
-      </w:r>
-    </w:p>
-    <w:bookmarkEnd w:id="26"/>
-    <w:bookmarkStart w:id="28" w:name="deutschland-111b-abs-1-daktg-idf-arug-ii"/>
-    <w:p>
-      <w:pPr>
-        <w:pStyle w:val="Heading2"/>
-      </w:pPr>
-      <w:r>
-        <w:t xml:space="preserve">2. Deutschland: § 111b Abs 1 dAktG idF ARUG II</w:t>
-      </w:r>
-    </w:p>
-    <w:p>
-      <w:pPr>
-        <w:pStyle w:val="FirstParagraph"/>
-      </w:pPr>
-      <w:r>
-        <w:t xml:space="preserve">Die deutsche Schwelle ist auf eine einzige Bezugsgröße reduziert:</w:t>
-      </w:r>
-      <w:r>
-        <w:t xml:space="preserve"> </w:t>
-      </w:r>
-      <w:r>
-        <w:rPr>
-          <w:bCs/>
-          <w:b/>
-        </w:rPr>
-        <w:t xml:space="preserve">1,5 % der Summe aus Anlage- und Umlaufvermögen</w:t>
-      </w:r>
-      <w:r>
-        <w:t xml:space="preserve"> </w:t>
-      </w:r>
-      <w:r>
-        <w:t xml:space="preserve">nach § 266 Abs 2 lit A und B HGB des zuletzt festgestellten Konzernabschlusses.</w:t>
-      </w:r>
-      <w:r>
-        <w:rPr>
-          <w:rStyle w:val="FootnoteReference"/>
-        </w:rPr>
-        <w:footnoteReference w:id="27"/>
-      </w:r>
-      <w:r>
-        <w:t xml:space="preserve"> </w:t>
-      </w:r>
-      <w:r>
-        <w:t xml:space="preserve">Eine alternative Umsatzbezugsgröße kennt § 111b dAktG nicht. Damit ist die deutsche Norm — auf der Ebene der Prozente — sichtbar strenger als die österreichische; auf der Ebene der absoluten Beträge ist die Beziehung, wie unter IV. zu zeigen ist, jedoch eine andere.</w:t>
-      </w:r>
-    </w:p>
-    <w:p>
-      <w:pPr>
-        <w:pStyle w:val="BodyText"/>
-      </w:pPr>
-      <w:r>
-        <w:t xml:space="preserve">Die übrige Architektur ist parallel: § 111b Abs 2 dAktG normiert die Zustimmungspflicht des Aufsichtsrats oder eines hierfür eingerichteten Ausschusses, § 111c dAktG die Veröffentlichungspflicht. Die Ausnahmen sind nicht in einer eigenen Norm (wie § 95d AktG in Österreich) konsolidiert, sondern in § 111a Abs 3 dAktG verankert. Sie umfassen — wiederum funktional parallel — Geschäfte mit Tochterunternehmen (Z 1), Geschäfte im ordentlichen Geschäftsgang zu marktüblichen Bedingungen (Z 2), Geschäfte, die einem Ausschüttungsanspruch entsprechen, der allen Aktionären zusteht (Z 3), Geschäfte in Bezug auf eigene Aktien (Z 4) sowie bestimmte Bank- und Versicherungsgeschäfte (Z 5).</w:t>
-      </w:r>
-    </w:p>
-    <w:bookmarkEnd w:id="28"/>
-    <w:bookmarkStart w:id="29" w:name="vergleichende-übersicht"/>
-    <w:p>
-      <w:pPr>
-        <w:pStyle w:val="Heading2"/>
-      </w:pPr>
-      <w:r>
-        <w:t xml:space="preserve">3. Vergleichende Übersicht</w:t>
+        <w:t xml:space="preserve">Ausnahmekatalog.</w:t>
+      </w:r>
+      <w:r>
+        <w:t xml:space="preserve"> </w:t>
+      </w:r>
+      <w:r>
+        <w:t xml:space="preserve">Die zweite Säule wird in beiden Rechtsordnungen durch einen umfangreichen Katalog an Ausnahmen und Tatbestandsausschlüssen wieder relativiert. Die wichtigsten — funktional parallel in Österreich und Deutschland — sind:</w:t>
       </w:r>
     </w:p>
     <w:tbl>
@@ -832,29 +1237,23 @@
           <w:p>
             <w:pPr>
               <w:pStyle w:val="Compact"/>
-            </w:pPr>
-          </w:p>
-        </w:tc>
-        <w:tc>
-          <w:tcPr/>
-          <w:p>
-            <w:pPr>
-              <w:pStyle w:val="Compact"/>
               <w:jc w:val="left"/>
             </w:pPr>
             <w:r>
-              <w:rPr>
-                <w:bCs/>
-                <w:b/>
-              </w:rPr>
+              <w:t xml:space="preserve">Ausnahme / Ausschluss</w:t>
+            </w:r>
+          </w:p>
+        </w:tc>
+        <w:tc>
+          <w:tcPr/>
+          <w:p>
+            <w:pPr>
+              <w:pStyle w:val="Compact"/>
+              <w:jc w:val="left"/>
+            </w:pPr>
+            <w:r>
               <w:t xml:space="preserve">Österreich</w:t>
             </w:r>
-            <w:r>
-              <w:t xml:space="preserve"> </w:t>
-            </w:r>
-            <w:r>
-              <w:t xml:space="preserve">(§ 95a ff AktG)</w:t>
-            </w:r>
           </w:p>
         </w:tc>
         <w:tc>
@@ -865,17 +1264,7 @@
               <w:jc w:val="left"/>
             </w:pPr>
             <w:r>
-              <w:rPr>
-                <w:bCs/>
-                <w:b/>
-              </w:rPr>
               <w:t xml:space="preserve">Deutschland</w:t>
-            </w:r>
-            <w:r>
-              <w:t xml:space="preserve"> </w:t>
-            </w:r>
-            <w:r>
-              <w:t xml:space="preserve">(§§ 111a ff dAktG)</w:t>
             </w:r>
           </w:p>
         </w:tc>
@@ -889,7 +1278,7 @@
               <w:jc w:val="left"/>
             </w:pPr>
             <w:r>
-              <w:t xml:space="preserve">Rechtsgrundlage Umsetzung</w:t>
+              <w:t xml:space="preserve">Geschäfte mit (voll-)konsolidierten Tochterunternehmen</w:t>
             </w:r>
           </w:p>
         </w:tc>
@@ -901,7 +1290,7 @@
               <w:jc w:val="left"/>
             </w:pPr>
             <w:r>
-              <w:t xml:space="preserve">AktRÄG 2019 (BGBl I 2019/63), in Kraft 17.9.2020</w:t>
+              <w:t xml:space="preserve">§ 95d Z 1</w:t>
             </w:r>
           </w:p>
         </w:tc>
@@ -913,7 +1302,7 @@
               <w:jc w:val="left"/>
             </w:pPr>
             <w:r>
-              <w:t xml:space="preserve">ARUG II (BGBl I 2019, 2637), in Kraft 1.1.2020</w:t>
+              <w:t xml:space="preserve">§ 111a Abs 3 Nr 1</w:t>
             </w:r>
           </w:p>
         </w:tc>
@@ -927,7 +1316,7 @@
               <w:jc w:val="left"/>
             </w:pPr>
             <w:r>
-              <w:t xml:space="preserve">Bezugsgrößen</w:t>
+              <w:t xml:space="preserve">Ordentlicher Geschäftsgang zu marktüblichen Bedingungen</w:t>
             </w:r>
           </w:p>
         </w:tc>
@@ -939,23 +1328,7 @@
               <w:jc w:val="left"/>
             </w:pPr>
             <w:r>
-              <w:t xml:space="preserve">5 % Bilanzsumme</w:t>
-            </w:r>
-            <w:r>
-              <w:t xml:space="preserve"> </w:t>
-            </w:r>
-            <w:r>
-              <w:rPr>
-                <w:bCs/>
-                <w:b/>
-              </w:rPr>
-              <w:t xml:space="preserve">oder</w:t>
-            </w:r>
-            <w:r>
-              <w:t xml:space="preserve"> </w:t>
-            </w:r>
-            <w:r>
-              <w:t xml:space="preserve">2,5 % Umsatzerlöse</w:t>
+              <w:t xml:space="preserve">§ 95d Z 2</w:t>
             </w:r>
           </w:p>
         </w:tc>
@@ -967,7 +1340,7 @@
               <w:jc w:val="left"/>
             </w:pPr>
             <w:r>
-              <w:t xml:space="preserve">1,5 % Anlage- + Umlaufvermögen</w:t>
+              <w:t xml:space="preserve">§ 111a Abs 3 Nr 2</w:t>
             </w:r>
           </w:p>
         </w:tc>
@@ -981,7 +1354,7 @@
               <w:jc w:val="left"/>
             </w:pPr>
             <w:r>
-              <w:t xml:space="preserve">Bindende Schwelle</w:t>
+              <w:t xml:space="preserve">Geschäfte, die einem Ausschüttungsanspruch aller Aktionäre entsprechen</w:t>
             </w:r>
           </w:p>
         </w:tc>
@@ -993,7 +1366,7 @@
               <w:jc w:val="left"/>
             </w:pPr>
             <w:r>
-              <w:t xml:space="preserve">niedrigere absolute der beiden Werte</w:t>
+              <w:t xml:space="preserve">§ 95d</w:t>
             </w:r>
           </w:p>
         </w:tc>
@@ -1005,7 +1378,7 @@
               <w:jc w:val="left"/>
             </w:pPr>
             <w:r>
-              <w:t xml:space="preserve">einziger Wert</w:t>
+              <w:t xml:space="preserve">§ 111a Abs 3 Nr 3</w:t>
             </w:r>
           </w:p>
         </w:tc>
@@ -1019,7 +1392,7 @@
               <w:jc w:val="left"/>
             </w:pPr>
             <w:r>
-              <w:t xml:space="preserve">Aggregation gleichartiger Geschäfte</w:t>
+              <w:t xml:space="preserve">Geschäfte in Bezug auf eigene Aktien</w:t>
             </w:r>
           </w:p>
         </w:tc>
@@ -1031,7 +1404,7 @@
               <w:jc w:val="left"/>
             </w:pPr>
             <w:r>
-              <w:t xml:space="preserve">12 Monate, dieselbe Person</w:t>
+              <w:t xml:space="preserve">§ 95d</w:t>
             </w:r>
           </w:p>
         </w:tc>
@@ -1043,7 +1416,7 @@
               <w:jc w:val="left"/>
             </w:pPr>
             <w:r>
-              <w:t xml:space="preserve">12 Monate, dieselbe Person</w:t>
+              <w:t xml:space="preserve">§ 111a Abs 3 Nr 4</w:t>
             </w:r>
           </w:p>
         </w:tc>
@@ -1057,7 +1430,7 @@
               <w:jc w:val="left"/>
             </w:pPr>
             <w:r>
-              <w:t xml:space="preserve">Zustimmungspflicht</w:t>
+              <w:t xml:space="preserve">Vorstands- und Aufsichtsratsvergütungen</w:t>
             </w:r>
           </w:p>
         </w:tc>
@@ -1069,7 +1442,7 @@
               <w:jc w:val="left"/>
             </w:pPr>
             <w:r>
-              <w:t xml:space="preserve">§ 95b: Aufsichtsrat / Prüfungsausschuss; Stimmverbot betroffener RP</w:t>
+              <w:t xml:space="preserve">(Tatbestandsausschluss)</w:t>
             </w:r>
           </w:p>
         </w:tc>
@@ -1081,113 +1454,46 @@
               <w:jc w:val="left"/>
             </w:pPr>
             <w:r>
-              <w:t xml:space="preserve">§ 111b Abs 2: Aufsichtsrat / Ausschuss; Stimmverbot</w:t>
-            </w:r>
-          </w:p>
-        </w:tc>
-      </w:tr>
-      <w:tr>
-        <w:tc>
-          <w:tcPr/>
-          <w:p>
-            <w:pPr>
-              <w:pStyle w:val="Compact"/>
-              <w:jc w:val="left"/>
-            </w:pPr>
-            <w:r>
-              <w:t xml:space="preserve">Veröffentlichungspflicht</w:t>
-            </w:r>
-          </w:p>
-        </w:tc>
-        <w:tc>
-          <w:tcPr/>
-          <w:p>
-            <w:pPr>
-              <w:pStyle w:val="Compact"/>
-              <w:jc w:val="left"/>
-            </w:pPr>
-            <w:r>
-              <w:t xml:space="preserve">§ 95c: unverzüglich, mind. 5 Jahre verfügbar</w:t>
-            </w:r>
-          </w:p>
-        </w:tc>
-        <w:tc>
-          <w:tcPr/>
-          <w:p>
-            <w:pPr>
-              <w:pStyle w:val="Compact"/>
-              <w:jc w:val="left"/>
-            </w:pPr>
-            <w:r>
-              <w:t xml:space="preserve">§ 111c: spätestens am Tag des Geschäftsabschlusses</w:t>
-            </w:r>
-          </w:p>
-        </w:tc>
-      </w:tr>
-      <w:tr>
-        <w:tc>
-          <w:tcPr/>
-          <w:p>
-            <w:pPr>
-              <w:pStyle w:val="Compact"/>
-              <w:jc w:val="left"/>
-            </w:pPr>
-            <w:r>
-              <w:t xml:space="preserve">Ausnahmen</w:t>
-            </w:r>
-          </w:p>
-        </w:tc>
-        <w:tc>
-          <w:tcPr/>
-          <w:p>
-            <w:pPr>
-              <w:pStyle w:val="Compact"/>
-              <w:jc w:val="left"/>
-            </w:pPr>
-            <w:r>
-              <w:t xml:space="preserve">§ 95d: Konzernprivileg, ordentlicher Geschäftsgang, anteilige Dividende, eigene Aktien, Vergütung</w:t>
-            </w:r>
-          </w:p>
-        </w:tc>
-        <w:tc>
-          <w:tcPr/>
-          <w:p>
-            <w:pPr>
-              <w:pStyle w:val="Compact"/>
-              <w:jc w:val="left"/>
-            </w:pPr>
-            <w:r>
-              <w:t xml:space="preserve">§ 111a Abs 3 Nr 1–5: funktional parallel</w:t>
+              <w:t xml:space="preserve">§ 111a Abs 1 Satz 2 Nr 1</w:t>
             </w:r>
           </w:p>
         </w:tc>
       </w:tr>
     </w:tbl>
-    <w:bookmarkEnd w:id="29"/>
-    <w:bookmarkEnd w:id="30"/>
-    <w:bookmarkStart w:id="31" w:name="Xd4e4b4fbb7275e713d8e778e70dbc1985449dc8"/>
-    <w:p>
-      <w:pPr>
-        <w:pStyle w:val="Heading1"/>
-      </w:pPr>
-      <w:r>
-        <w:t xml:space="preserve">III. Methodische Vorüberlegung — wieso der</w:t>
-      </w:r>
-      <w:r>
-        <w:t xml:space="preserve"> </w:t>
-      </w:r>
-      <w:r>
-        <w:rPr>
-          <w:iCs/>
-          <w:i/>
-        </w:rPr>
-        <w:t xml:space="preserve">absolute</w:t>
-      </w:r>
-      <w:r>
-        <w:t xml:space="preserve"> </w:t>
-      </w:r>
-      <w:r>
-        <w:t xml:space="preserve">EUR-Betrag entscheidet</w:t>
+    <w:p>
+      <w:pPr>
+        <w:pStyle w:val="BodyText"/>
+      </w:pPr>
+      <w:r>
+        <w:t xml:space="preserve">Der Katalog ist nicht abschließend; insbesondere</w:t>
+      </w:r>
+      <w:r>
+        <w:t xml:space="preserve"> </w:t>
+      </w:r>
+      <w:r>
+        <w:t xml:space="preserve">“</w:t>
+      </w:r>
+      <w:r>
+        <w:t xml:space="preserve">ordentlicher Geschäftsgang zu marktüblichen Bedingungen</w:t>
+      </w:r>
+      <w:r>
+        <w:t xml:space="preserve">”</w:t>
+      </w:r>
+      <w:r>
+        <w:t xml:space="preserve"> </w:t>
+      </w:r>
+      <w:r>
+        <w:t xml:space="preserve">hat in der Anwendungspraxis eine sehr breite Reichweite entwickelt, deren Konturen unten in V. quantifiziert werden.</w:t>
+      </w:r>
+    </w:p>
+    <w:bookmarkEnd w:id="32"/>
+    <w:bookmarkStart w:id="33" w:name="X61d415f5dcdf2792e2bc026e3a1a47918194fa8"/>
+    <w:p>
+      <w:pPr>
+        <w:pStyle w:val="Heading2"/>
+      </w:pPr>
+      <w:r>
+        <w:t xml:space="preserve">2. Wieso der absolute Schwellenbetrag entscheidet</w:t>
       </w:r>
     </w:p>
     <w:p>
@@ -1195,7 +1501,7 @@
         <w:pStyle w:val="FirstParagraph"/>
       </w:pPr>
       <w:r>
-        <w:t xml:space="preserve">Bevor der empirische Vergleich präsentiert werden kann, ist eine methodische Klärung erforderlich, weil die Schwellen in den nationalen Gesetzen</w:t>
+        <w:t xml:space="preserve">Vor dem empirischen Vergleich ist eine methodische Klärung notwendig: Die Schwellen sind im Gesetz</w:t>
       </w:r>
       <w:r>
         <w:t xml:space="preserve"> </w:t>
@@ -1211,23 +1517,93 @@
         <w:t xml:space="preserve"> </w:t>
       </w:r>
       <w:r>
-        <w:t xml:space="preserve">(als Prozentsätze) formuliert sind, der empirische Test aber</w:t>
-      </w:r>
-      <w:r>
-        <w:t xml:space="preserve"> </w:t>
-      </w:r>
-      <w:r>
-        <w:rPr>
-          <w:iCs/>
-          <w:i/>
-        </w:rPr>
-        <w:t xml:space="preserve">absolut</w:t>
-      </w:r>
-      <w:r>
-        <w:t xml:space="preserve"> </w:t>
-      </w:r>
-      <w:r>
-        <w:t xml:space="preserve">(in EUR) erfolgt. Diese Operation ist nicht selbstverständlich, sie ist analytisch jedoch zwingend.</w:t>
+        <w:t xml:space="preserve">(in Prozent) formuliert; der Anwendungstest greift jedoch auf der</w:t>
+      </w:r>
+      <w:r>
+        <w:t xml:space="preserve"> </w:t>
+      </w:r>
+      <w:r>
+        <w:rPr>
+          <w:iCs/>
+          <w:i/>
+        </w:rPr>
+        <w:t xml:space="preserve">absoluten</w:t>
+      </w:r>
+      <w:r>
+        <w:t xml:space="preserve"> </w:t>
+      </w:r>
+      <w:r>
+        <w:t xml:space="preserve">Ebene (in EUR). Die Subsumtion eines konkreten Geschäfts ist nur in EUR-Beträgen leistbar — die Prozentregel ist der Bauplan, aus dem im Einzelfall ein EUR-Schwellenwert errechnet wird. Beispiel Verbund AG (FY2024): Bilanzsumme EUR 18.718 Mio., Umsatz EUR 8.225 Mio.; daraus 5 % BS = EUR 936 Mio., 2,5 % U = EUR 206 Mio.; die bindende absolute Schwelle ist EUR 206 Mio.</w:t>
+      </w:r>
+    </w:p>
+    <w:p>
+      <w:pPr>
+        <w:pStyle w:val="BodyText"/>
+      </w:pPr>
+      <w:r>
+        <w:t xml:space="preserve">Aus dieser Überlegung folgt eine analytische Konsequenz, die den intuitiven rechtsvergleichenden Befund umkehrt: Eine reine Prozentdiskussion (</w:t>
+      </w:r>
+      <w:r>
+        <w:t xml:space="preserve">“</w:t>
+      </w:r>
+      <w:r>
+        <w:t xml:space="preserve">AT 5 % &gt; DE 1,5 %</w:t>
+      </w:r>
+      <w:r>
+        <w:t xml:space="preserve">”</w:t>
+      </w:r>
+      <w:r>
+        <w:t xml:space="preserve">) ist</w:t>
+      </w:r>
+      <w:r>
+        <w:t xml:space="preserve"> </w:t>
+      </w:r>
+      <w:r>
+        <w:rPr>
+          <w:iCs/>
+          <w:i/>
+        </w:rPr>
+        <w:t xml:space="preserve">tautologisch</w:t>
+      </w:r>
+      <w:r>
+        <w:t xml:space="preserve"> </w:t>
+      </w:r>
+      <w:r>
+        <w:t xml:space="preserve">und blendet die Heterogenität der Emittentengröße aus. Erst die Übersetzung in absolute Beträge offenbart, dass die bindende Schwelle bei CA Immobilien Anlagen bei EUR 6 Mio. liegt, bei der Deutschen Bank dagegen bei EUR 21 Mrd. — derselbe normative Tatbestand wirkt damit in der einen Konstellation als sehr scharfes, in der anderen als sehr weiches Filter.</w:t>
+      </w:r>
+    </w:p>
+    <w:bookmarkEnd w:id="33"/>
+    <w:bookmarkStart w:id="34" w:name="absolute-schwellenwerte-in-atx-und-dax"/>
+    <w:p>
+      <w:pPr>
+        <w:pStyle w:val="Heading2"/>
+      </w:pPr>
+      <w:r>
+        <w:t xml:space="preserve">3. Absolute Schwellenwerte in ATX und DAX</w:t>
+      </w:r>
+    </w:p>
+    <w:p>
+      <w:pPr>
+        <w:pStyle w:val="FirstParagraph"/>
+      </w:pPr>
+      <w:r>
+        <w:t xml:space="preserve">Aus den FY2024-Konzernabschlüssen lassen sich die bindenden absoluten Schwellen für alle 60 Emittenten berechnen. Die deskriptive Statistik (Tab. 1) zeigt einen Befund, der die intuitive Schwellenlesart geradezu umkehrt: der</w:t>
+      </w:r>
+      <w:r>
+        <w:t xml:space="preserve"> </w:t>
+      </w:r>
+      <w:r>
+        <w:rPr>
+          <w:iCs/>
+          <w:i/>
+        </w:rPr>
+        <w:t xml:space="preserve">Median des absoluten Schwellenbetrags</w:t>
+      </w:r>
+      <w:r>
+        <w:t xml:space="preserve"> </w:t>
+      </w:r>
+      <w:r>
+        <w:t xml:space="preserve">liegt im ATX bei EUR 108 Mio., im DAX bei EUR 1.000 Mio. — ein Faktor von 9,3×. Der arithmetische Mittelwert zeigt einen noch deutlicheren Abstand (Faktor 14,6×), wird allerdings von einigen DAX-Großbanken und -Versicherern (Allianz, Deutsche Bank, Volkswagen) verzerrt und ist daher rechtsvergleichend weniger aussagekräftig.</w:t>
       </w:r>
     </w:p>
     <w:p>
@@ -1239,205 +1615,7 @@
           <w:bCs/>
           <w:b/>
         </w:rPr>
-        <w:t xml:space="preserve">Erstens</w:t>
-      </w:r>
-      <w:r>
-        <w:t xml:space="preserve"> </w:t>
-      </w:r>
-      <w:r>
-        <w:t xml:space="preserve">ist der gesetzliche Tatbestand zwar prozentual formuliert, die</w:t>
-      </w:r>
-      <w:r>
-        <w:t xml:space="preserve"> </w:t>
-      </w:r>
-      <w:r>
-        <w:rPr>
-          <w:iCs/>
-          <w:i/>
-        </w:rPr>
-        <w:t xml:space="preserve">Subsumtion</w:t>
-      </w:r>
-      <w:r>
-        <w:t xml:space="preserve"> </w:t>
-      </w:r>
-      <w:r>
-        <w:t xml:space="preserve">im Einzelfall aber zwangsläufig auf der absoluten Ebene angesiedelt. Die Frage, ob ein konkretes Geschäft die Schwelle überschreitet, lässt sich nur in EUR beantworten — die Prozentquote ist lediglich der Bauplan, aus dem im Einzelfall ein konkreter EUR-Schwellenwert errechnet wird. Beispiel Verbund AG (FY2024): Bilanzsumme EUR 18.718 Mio., Umsatz EUR 8.225 Mio.; daraus 5 % Bilanzsumme = EUR 936 Mio., 2,5 % Umsatz = EUR 206 Mio. Die bindende absolute Schwelle der Verbund AG ist mithin EUR 206 Mio. Ein einzelnes Geschäft mit Verbund-Aktionär Republik Österreich im Wert von EUR 250 Mio. wäre wesentlich, ein Geschäft im Wert von EUR 150 Mio. nicht.</w:t>
-      </w:r>
-    </w:p>
-    <w:p>
-      <w:pPr>
-        <w:pStyle w:val="BodyText"/>
-      </w:pPr>
-      <w:r>
-        <w:rPr>
-          <w:bCs/>
-          <w:b/>
-        </w:rPr>
-        <w:t xml:space="preserve">Zweitens</w:t>
-      </w:r>
-      <w:r>
-        <w:t xml:space="preserve"> </w:t>
-      </w:r>
-      <w:r>
-        <w:t xml:space="preserve">wird ein rechtsvergleichender Befund auf der reinen Prozentebene tautologisch: Wäre die Schwelle ausschließlich relativ, so hätten alle 60 Emittenten dieselbe</w:t>
-      </w:r>
-      <w:r>
-        <w:t xml:space="preserve"> </w:t>
-      </w:r>
-      <w:r>
-        <w:t xml:space="preserve">“</w:t>
-      </w:r>
-      <w:r>
-        <w:t xml:space="preserve">Schwelle</w:t>
-      </w:r>
-      <w:r>
-        <w:t xml:space="preserve">”</w:t>
-      </w:r>
-      <w:r>
-        <w:t xml:space="preserve"> </w:t>
-      </w:r>
-      <w:r>
-        <w:t xml:space="preserve">— 5 % bzw. 1,5 % ihrer jeweiligen Bilanzsumme. Diese Aussage trifft formal zu, ist aber empirisch leer, weil sie die</w:t>
-      </w:r>
-      <w:r>
-        <w:t xml:space="preserve"> </w:t>
-      </w:r>
-      <w:r>
-        <w:rPr>
-          <w:iCs/>
-          <w:i/>
-        </w:rPr>
-        <w:t xml:space="preserve">Heterogenität</w:t>
-      </w:r>
-      <w:r>
-        <w:t xml:space="preserve"> </w:t>
-      </w:r>
-      <w:r>
-        <w:t xml:space="preserve">der Emittentengröße ausblendet. Erst die Übersetzung in absolute Beträge offenbart, dass die bindende Schwelle bei CA Immobilien Anlagen bei EUR 6 Mio. liegt, bei der Deutschen Bank dagegen bei EUR 21 Mrd. Derselbe normative Tatbestand wirkt damit in der einen Konstellation als sehr scharfes, in der anderen als sehr weiches Filter.</w:t>
-      </w:r>
-    </w:p>
-    <w:p>
-      <w:pPr>
-        <w:pStyle w:val="BodyText"/>
-      </w:pPr>
-      <w:r>
-        <w:rPr>
-          <w:bCs/>
-          <w:b/>
-        </w:rPr>
-        <w:t xml:space="preserve">Drittens</w:t>
-      </w:r>
-      <w:r>
-        <w:t xml:space="preserve"> </w:t>
-      </w:r>
-      <w:r>
-        <w:t xml:space="preserve">und in unmittelbarem Zusammenhang mit der zentralen Forschungsfrage: Die intuitive Lesart</w:t>
-      </w:r>
-      <w:r>
-        <w:t xml:space="preserve"> </w:t>
-      </w:r>
-      <w:r>
-        <w:t xml:space="preserve">“</w:t>
-      </w:r>
-      <w:r>
-        <w:t xml:space="preserve">AT 5 % &gt; DE 1,5 % → AT-Regime ist großzügiger</w:t>
-      </w:r>
-      <w:r>
-        <w:t xml:space="preserve">”</w:t>
-      </w:r>
-      <w:r>
-        <w:t xml:space="preserve"> </w:t>
-      </w:r>
-      <w:r>
-        <w:t xml:space="preserve">hält nur auf der relativen Ebene. In dem Moment, in dem man absolute Beträge betrachtet — also die Frage stellt,</w:t>
-      </w:r>
-      <w:r>
-        <w:t xml:space="preserve"> </w:t>
-      </w:r>
-      <w:r>
-        <w:t xml:space="preserve">“</w:t>
-      </w:r>
-      <w:r>
-        <w:t xml:space="preserve">ab welchem EUR-Wert greift der Tatbestand bei realen Emittenten?</w:t>
-      </w:r>
-      <w:r>
-        <w:t xml:space="preserve">”</w:t>
-      </w:r>
-      <w:r>
-        <w:t xml:space="preserve"> </w:t>
-      </w:r>
-      <w:r>
-        <w:t xml:space="preserve">— kehrt sich die Reihenfolge in einem Großteil der Population um. Die Erklärung ist einfach: Die ATX-Emittenten sind in ihrer Bilanzsumme im Median erheblich kleiner als die DAX-Emittenten; die Multiplikation mit einer höheren Prozentquote kompensiert den Größenunterschied nur unvollständig. Hinzu kommt die alternative Umsatzbezugsgröße, die bei umsatzschwachen Emittenten — insbesondere im Immobilien-, Banken- und Versicherungssektor — die effektive Schwelle weit</w:t>
-      </w:r>
-      <w:r>
-        <w:t xml:space="preserve"> </w:t>
-      </w:r>
-      <w:r>
-        <w:rPr>
-          <w:iCs/>
-          <w:i/>
-        </w:rPr>
-        <w:t xml:space="preserve">unter</w:t>
-      </w:r>
-      <w:r>
-        <w:t xml:space="preserve"> </w:t>
-      </w:r>
-      <w:r>
-        <w:t xml:space="preserve">das Niveau drückt, das eine reine 1,5 %-Bilanzschwelle ergeben würde.</w:t>
-      </w:r>
-    </w:p>
-    <w:p>
-      <w:pPr>
-        <w:pStyle w:val="BodyText"/>
-      </w:pPr>
-      <w:r>
-        <w:t xml:space="preserve">Mit diesen drei Klärungen wird der empirische Befund in Abschnitt IV. fundiert: Ohne die Übersetzung der prozentualen Norm in absolute Beträge bleibt der rechtsvergleichende Schwellenvergleich oberflächlich und unter Umständen irreführend.</w:t>
-      </w:r>
-    </w:p>
-    <w:bookmarkEnd w:id="31"/>
-    <w:bookmarkStart w:id="32" w:name="Xdb4022b66707d53fdb98025a0126b6d519eb955"/>
-    <w:p>
-      <w:pPr>
-        <w:pStyle w:val="Heading1"/>
-      </w:pPr>
-      <w:r>
-        <w:t xml:space="preserve">IV. Die Schwellenwerte empirisch — absolute Beträge in ATX und DAX</w:t>
-      </w:r>
-    </w:p>
-    <w:p>
-      <w:pPr>
-        <w:pStyle w:val="FirstParagraph"/>
-      </w:pPr>
-      <w:r>
-        <w:t xml:space="preserve">Aus den FY2024-Konzernabschlüssen wurde für jeden der 60 Emittenten die Bilanzsumme erhoben; für die 20 ATX-Emittenten zusätzlich die jeweils einschlägige Umsatzgröße (Operating Income bei Banken; Bruttoprämien bei Versicherungen). Aus diesen Daten ergibt sich die</w:t>
-      </w:r>
-      <w:r>
-        <w:t xml:space="preserve"> </w:t>
-      </w:r>
-      <w:r>
-        <w:rPr>
-          <w:iCs/>
-          <w:i/>
-        </w:rPr>
-        <w:t xml:space="preserve">bindende absolute Schwelle</w:t>
-      </w:r>
-      <w:r>
-        <w:t xml:space="preserve"> </w:t>
-      </w:r>
-      <w:r>
-        <w:t xml:space="preserve">je Emittent. Die deskriptive Statistik ist in Tabelle 1 zusammengefasst.</w:t>
-      </w:r>
-    </w:p>
-    <w:p>
-      <w:pPr>
-        <w:pStyle w:val="BodyText"/>
-      </w:pPr>
-      <w:r>
-        <w:rPr>
-          <w:bCs/>
-          <w:b/>
-        </w:rPr>
-        <w:t xml:space="preserve">Tabelle 1: Bindende SRD-II-Schwelle in EUR Mio., ATX vs DAX (FY2024)</w:t>
+        <w:t xml:space="preserve">Tab. 1 · Bindende SRD-II-Schwelle in EUR Mio., FY2024</w:t>
       </w:r>
     </w:p>
     <w:tbl>
@@ -1797,7 +1975,7 @@
         <w:pStyle w:val="BodyText"/>
       </w:pPr>
       <w:r>
-        <w:t xml:space="preserve">* Qiagen NV ist niederländisch domiziliert und unterliegt der niederländischen SRD-II-Umsetzung (art 2:167 BW); die hier angesetzten 1,5 % der Bilanzsumme dienen als Vergleichsproxy.</w:t>
+        <w:t xml:space="preserve">* Qiagen ist niederländisch domiziliert und unterliegt der niederländischen SRD-II-Umsetzung (art 2:167 BW); 1,5 % der Bilanzsumme dient hier als Vergleichsproxy.</w:t>
       </w:r>
     </w:p>
     <w:p>
@@ -1805,7 +1983,23 @@
         <w:pStyle w:val="BodyText"/>
       </w:pPr>
       <w:r>
-        <w:t xml:space="preserve">Der</w:t>
+        <w:t xml:space="preserve">Die Ursachen sind zwei.</w:t>
+      </w:r>
+      <w:r>
+        <w:t xml:space="preserve"> </w:t>
+      </w:r>
+      <w:r>
+        <w:rPr>
+          <w:iCs/>
+          <w:i/>
+        </w:rPr>
+        <w:t xml:space="preserve">Erstens</w:t>
+      </w:r>
+      <w:r>
+        <w:t xml:space="preserve"> </w:t>
+      </w:r>
+      <w:r>
+        <w:t xml:space="preserve">der</w:t>
       </w:r>
       <w:r>
         <w:t xml:space="preserve"> </w:t>
@@ -1815,61 +2009,58 @@
           <w:bCs/>
           <w:b/>
         </w:rPr>
-        <w:t xml:space="preserve">zentrale Befund</w:t>
-      </w:r>
-      <w:r>
-        <w:t xml:space="preserve"> </w:t>
-      </w:r>
-      <w:r>
-        <w:t xml:space="preserve">ist unmittelbar ablesbar: Trotz der nominell höheren Prozentquote im österreichischen Recht (5 % gegenüber 1,5 % in Deutschland) liegt der Median des absoluten Schwellenbetrags bei ATX-Emittenten ungefähr eine Größenordnung</w:t>
-      </w:r>
-      <w:r>
-        <w:t xml:space="preserve"> </w:t>
-      </w:r>
-      <w:r>
-        <w:rPr>
-          <w:iCs/>
-          <w:i/>
-        </w:rPr>
-        <w:t xml:space="preserve">unter</w:t>
-      </w:r>
-      <w:r>
-        <w:t xml:space="preserve"> </w:t>
-      </w:r>
-      <w:r>
-        <w:t xml:space="preserve">dem DAX-Median (EUR 108 Mio. gegenüber EUR 1.000 Mio., Faktor 9,3×). Der</w:t>
-      </w:r>
-      <w:r>
-        <w:t xml:space="preserve"> </w:t>
-      </w:r>
-      <w:r>
-        <w:rPr>
-          <w:iCs/>
-          <w:i/>
-        </w:rPr>
-        <w:t xml:space="preserve">arithmetische Mittelwert</w:t>
-      </w:r>
-      <w:r>
-        <w:t xml:space="preserve"> </w:t>
-      </w:r>
-      <w:r>
-        <w:t xml:space="preserve">zeigt einen noch deutlicheren Abstand (EUR 172 Mio. vs EUR 2.519 Mio., Faktor 14,6×); er wird allerdings stärker von den DAX-Extremwerten (Allianz, Deutsche Bank, Volkswagen) verzerrt und ist daher rechtsvergleichend weniger aussagekräftig als der Median. Die</w:t>
-      </w:r>
-      <w:r>
-        <w:t xml:space="preserve"> </w:t>
-      </w:r>
-      <w:r>
-        <w:rPr>
-          <w:iCs/>
-          <w:i/>
-        </w:rPr>
-        <w:t xml:space="preserve">Streuung</w:t>
-      </w:r>
-      <w:r>
-        <w:t xml:space="preserve"> </w:t>
-      </w:r>
-      <w:r>
-        <w:t xml:space="preserve">ist im DAX deutlich breiter (Standardabweichung EUR 4,4 Mrd. gegenüber EUR 194 Mio. im ATX), was die Heterogenität des DAX zwischen kleineren Spezialwerten (Qiagen, Symrise, Zalando) und Großbanken/Versicherern (Deutsche Bank, Allianz) widerspiegelt.</w:t>
+        <w:t xml:space="preserve">reine Größeneffekt</w:t>
+      </w:r>
+      <w:r>
+        <w:t xml:space="preserve">: die ATX-Bilanzsummen liegen im Median bei rund EUR 9 Mrd., im DAX bei rund EUR 67 Mrd. — ein Faktor von 7,4×.</w:t>
+      </w:r>
+      <w:r>
+        <w:t xml:space="preserve"> </w:t>
+      </w:r>
+      <w:r>
+        <w:rPr>
+          <w:iCs/>
+          <w:i/>
+        </w:rPr>
+        <w:t xml:space="preserve">Zweitens</w:t>
+      </w:r>
+      <w:r>
+        <w:t xml:space="preserve"> </w:t>
+      </w:r>
+      <w:r>
+        <w:t xml:space="preserve">der</w:t>
+      </w:r>
+      <w:r>
+        <w:t xml:space="preserve"> </w:t>
+      </w:r>
+      <w:r>
+        <w:rPr>
+          <w:bCs/>
+          <w:b/>
+        </w:rPr>
+        <w:t xml:space="preserve">Formeleffekt</w:t>
+      </w:r>
+      <w:r>
+        <w:t xml:space="preserve"> </w:t>
+      </w:r>
+      <w:r>
+        <w:t xml:space="preserve">der österreichischen 2,5 %-Umsatzregel. Bei typischen Industrieemittenten (Bilanzsumme ≈ Umsatz) ist 2,5 % vom Umsatz mathematisch das Äquivalent einer 2,5 %-Bilanzregel — also strenger als die deutsche 1,5 %-Quote. Bei umsatzschwachen Emittenten (Immobilien, Banken, Versicherungen) bindet die Umsatzregel sogar deutlich strenger. CA Immo ist das extreme Beispiel: 2,5 % von EUR 239 Mio. Umsatzerlösen ergeben EUR 6 Mio., während 1,5 % der Bilanzsumme EUR 90 Mio. ergeben hätten. Die österreichische Norm bindet hier</w:t>
+      </w:r>
+      <w:r>
+        <w:t xml:space="preserve"> </w:t>
+      </w:r>
+      <w:r>
+        <w:rPr>
+          <w:iCs/>
+          <w:i/>
+        </w:rPr>
+        <w:t xml:space="preserve">fünfzehnfach</w:t>
+      </w:r>
+      <w:r>
+        <w:t xml:space="preserve"> </w:t>
+      </w:r>
+      <w:r>
+        <w:t xml:space="preserve">strenger als die deutsche.</w:t>
       </w:r>
     </w:p>
     <w:p>
@@ -1877,103 +2068,131 @@
         <w:pStyle w:val="BodyText"/>
       </w:pPr>
       <w:r>
-        <w:t xml:space="preserve">Die Erklärung der Differenz hat zwei Komponenten:</w:t>
+        <w:t xml:space="preserve">Daraus folgt eine erste rechtsvergleichende Konsequenz: Die häufig im Schrifttum geäußerte Vermutung, der österreichische Gesetzgeber habe eine</w:t>
+      </w:r>
+      <w:r>
+        <w:t xml:space="preserve"> </w:t>
+      </w:r>
+      <w:r>
+        <w:t xml:space="preserve">“</w:t>
+      </w:r>
+      <w:r>
+        <w:t xml:space="preserve">großzügigere</w:t>
+      </w:r>
+      <w:r>
+        <w:t xml:space="preserve">”</w:t>
+      </w:r>
+      <w:r>
+        <w:t xml:space="preserve"> </w:t>
+      </w:r>
+      <w:r>
+        <w:t xml:space="preserve">Schwelle gewählt, hält der empirischen Realität nicht stand. Sie beruht auf einer ungeprüften Übertragung der relativen Prozente auf die absolute Ebene, ohne den Größenunterschied der Emittentengruppen zu berücksichtigen.</w:t>
+      </w:r>
+    </w:p>
+    <w:bookmarkEnd w:id="34"/>
+    <w:bookmarkEnd w:id="35"/>
+    <w:bookmarkStart w:id="43" w:name="X547d431be66b20f02ec525fc46c4095223b4d7d"/>
+    <w:p>
+      <w:pPr>
+        <w:pStyle w:val="Heading1"/>
+      </w:pPr>
+      <w:r>
+        <w:t xml:space="preserve">IV. Welche Geschäfte überschreiten die Schwelle?</w:t>
+      </w:r>
+    </w:p>
+    <w:bookmarkStart w:id="37" w:name="tatbestandsabgrenzung"/>
+    <w:p>
+      <w:pPr>
+        <w:pStyle w:val="Heading2"/>
+      </w:pPr>
+      <w:r>
+        <w:t xml:space="preserve">1. Tatbestandsabgrenzung</w:t>
+      </w:r>
+    </w:p>
+    <w:p>
+      <w:pPr>
+        <w:pStyle w:val="FirstParagraph"/>
+      </w:pPr>
+      <w:r>
+        <w:t xml:space="preserve">Vor der empirischen Frage</w:t>
+      </w:r>
+      <w:r>
+        <w:t xml:space="preserve"> </w:t>
+      </w:r>
+      <w:r>
+        <w:t xml:space="preserve">“</w:t>
+      </w:r>
+      <w:r>
+        <w:t xml:space="preserve">wer überschreitet?</w:t>
+      </w:r>
+      <w:r>
+        <w:t xml:space="preserve">”</w:t>
+      </w:r>
+      <w:r>
+        <w:t xml:space="preserve"> </w:t>
+      </w:r>
+      <w:r>
+        <w:t xml:space="preserve">ist eine Abgrenzung notwendig, die im Anwendungsdiskurs nicht immer klar getroffen wird. Folgende Vorgänge, die in den IAS-24-Anhangabschnitten auftauchen, fallen</w:t>
+      </w:r>
+      <w:r>
+        <w:t xml:space="preserve"> </w:t>
+      </w:r>
+      <w:r>
+        <w:rPr>
+          <w:iCs/>
+          <w:i/>
+        </w:rPr>
+        <w:t xml:space="preserve">nicht</w:t>
+      </w:r>
+      <w:r>
+        <w:t xml:space="preserve"> </w:t>
+      </w:r>
+      <w:r>
+        <w:t xml:space="preserve">unter den Tatbestand des § 95a AktG bzw § 111a dAktG:</w:t>
       </w:r>
     </w:p>
     <w:p>
       <w:pPr>
         <w:numPr>
           <w:ilvl w:val="0"/>
-          <w:numId w:val="1003"/>
+          <w:numId w:val="1001"/>
         </w:numPr>
         <w:pStyle w:val="Compact"/>
       </w:pPr>
       <w:r>
-        <w:t xml:space="preserve">Der reine</w:t>
-      </w:r>
-      <w:r>
-        <w:t xml:space="preserve"> </w:t>
-      </w:r>
-      <w:r>
         <w:rPr>
           <w:bCs/>
           <w:b/>
         </w:rPr>
-        <w:t xml:space="preserve">Größeneffekt</w:t>
-      </w:r>
-      <w:r>
-        <w:t xml:space="preserve">: Der Median der Bilanzsumme im ATX beträgt rund EUR 9 Mrd., im DAX rund EUR 67 Mrd. — ein Faktor von rund 7,4×.</w:t>
+        <w:t xml:space="preserve">Anteilige Dividenden an alle Aktionäre.</w:t>
+      </w:r>
+      <w:r>
+        <w:t xml:space="preserve"> </w:t>
+      </w:r>
+      <w:r>
+        <w:t xml:space="preserve">Die Dividende fließt dem kontrollierenden Gesellschafter qua Aktionärsstellung zu, nicht qua nahestehender Person. § 111a Abs 3 Nr 3 dAktG nennt sie ausdrücklich als ausgeschlossen — präziser formuliert: als außerhalb des Tatbestands. § 95d AktG enthält die parallele Ausschließung.</w:t>
       </w:r>
     </w:p>
     <w:p>
       <w:pPr>
         <w:numPr>
           <w:ilvl w:val="0"/>
-          <w:numId w:val="1003"/>
+          <w:numId w:val="1001"/>
         </w:numPr>
         <w:pStyle w:val="Compact"/>
       </w:pPr>
       <w:r>
-        <w:t xml:space="preserve">Der</w:t>
-      </w:r>
-      <w:r>
-        <w:t xml:space="preserve"> </w:t>
-      </w:r>
-      <w:r>
         <w:rPr>
           <w:bCs/>
           <w:b/>
         </w:rPr>
-        <w:t xml:space="preserve">Formeleffekt</w:t>
-      </w:r>
-      <w:r>
-        <w:t xml:space="preserve"> </w:t>
-      </w:r>
-      <w:r>
-        <w:t xml:space="preserve">der österreichischen 2,5 %-Umsatzregel: Bei einem typischen Industrieemittenten (Bilanzsumme ≈ Umsatzhöhe) bindet die 2,5 %-Umsatzregel statt der 5 %-Bilanzregel — sie ist mathematisch das Äquivalent einer 2,5 %-Bilanzregel, also strenger als die deutsche 1,5 %-Quote, sobald die Umsatzgröße in der Nähe der Bilanzsumme liegt. Bei umsatzschwachen Emittenten (Immobilien: Umsatz nur ein Bruchteil der Bilanzsumme) bindet die Umsatzregel sogar deutlich strenger als 1,5 % vom Bilanzvolumen — CA Immo ist das extreme Beispiel: 2,5 % von EUR 239 Mio. Umsatzerlösen = EUR 6 Mio., während 1,5 % der Bilanzsumme EUR 90 Mio. ergeben hätten. Die österreichische Norm bindet hier</w:t>
-      </w:r>
-      <w:r>
-        <w:t xml:space="preserve"> </w:t>
-      </w:r>
-      <w:r>
-        <w:rPr>
-          <w:iCs/>
-          <w:i/>
-        </w:rPr>
-        <w:t xml:space="preserve">fünfzehnfach</w:t>
-      </w:r>
-      <w:r>
-        <w:t xml:space="preserve"> </w:t>
-      </w:r>
-      <w:r>
-        <w:t xml:space="preserve">strenger als die deutsche.</w:t>
-      </w:r>
-    </w:p>
-    <w:p>
-      <w:pPr>
-        <w:pStyle w:val="FirstParagraph"/>
-      </w:pPr>
-      <w:r>
-        <w:t xml:space="preserve">Zusammen führen beide Effekte zu dem in Abbildung 1 visualisierten Bild: Die Verteilung der absoluten Schwellen im ATX (orange) und im DAX (blau) überlappt sich nur schwach im mittleren Bereich; die Mediane sind durch fast eine Größenordnung getrennt.</w:t>
-      </w:r>
-    </w:p>
-    <w:bookmarkEnd w:id="32"/>
-    <w:bookmarkStart w:id="40" w:name="X23c738757b487251da0d95c76ae5c6c3d0ce10e"/>
-    <w:p>
-      <w:pPr>
-        <w:pStyle w:val="Heading1"/>
-      </w:pPr>
-      <w:r>
-        <w:t xml:space="preserve">V. Welche Geschäfte überschreiten die Schwelle?</w:t>
-      </w:r>
-    </w:p>
-    <w:bookmarkStart w:id="34" w:name="X5058d47d3c3a9f9b94ebbf51cf2488cc01ccd4e"/>
-    <w:p>
-      <w:pPr>
-        <w:pStyle w:val="Heading2"/>
-      </w:pPr>
-      <w:r>
-        <w:t xml:space="preserve">1. Tatbestandsabgrenzung — was zählt überhaupt als</w:t>
+        <w:t xml:space="preserve">Beteiligungserträge aus Equity-Method-Anteilen.</w:t>
+      </w:r>
+      <w:r>
+        <w:t xml:space="preserve"> </w:t>
+      </w:r>
+      <w:r>
+        <w:t xml:space="preserve">Wenn die Emittentin als Anteilseignerin an einer assoziierten Gesellschaft Dividenden empfängt, ist dies ein passiver Investmentertrag; sie schließt mit der ausschüttenden Gesellschaft kein bilaterales</w:t>
       </w:r>
       <w:r>
         <w:t xml:space="preserve"> </w:t>
@@ -1987,75 +2206,18 @@
       <w:r>
         <w:t xml:space="preserve">”</w:t>
       </w:r>
-    </w:p>
-    <w:p>
-      <w:pPr>
-        <w:pStyle w:val="FirstParagraph"/>
-      </w:pPr>
-      <w:r>
-        <w:t xml:space="preserve">Bevor die empirische Frage</w:t>
-      </w:r>
-      <w:r>
-        <w:t xml:space="preserve"> </w:t>
-      </w:r>
-      <w:r>
-        <w:t xml:space="preserve">“</w:t>
-      </w:r>
-      <w:r>
-        <w:t xml:space="preserve">wer überschreitet?</w:t>
-      </w:r>
-      <w:r>
-        <w:t xml:space="preserve">”</w:t>
-      </w:r>
-      <w:r>
-        <w:t xml:space="preserve"> </w:t>
-      </w:r>
-      <w:r>
-        <w:t xml:space="preserve">beantwortet wird, ist eine Abgrenzung notwendig, die im laufenden Anwendungs</w:t>
-      </w:r>
-      <w:r>
-        <w:softHyphen/>
-      </w:r>
-      <w:r>
-        <w:t xml:space="preserve">diskurs nicht immer klar getroffen wird. Folgende Vorgänge, die in den IAS-24-Anhangabschnitten der Konzernabschlüsse auftauchen, fallen</w:t>
-      </w:r>
-      <w:r>
-        <w:t xml:space="preserve"> </w:t>
-      </w:r>
-      <w:r>
-        <w:rPr>
-          <w:iCs/>
-          <w:i/>
-        </w:rPr>
-        <w:t xml:space="preserve">nicht</w:t>
-      </w:r>
-      <w:r>
-        <w:t xml:space="preserve"> </w:t>
-      </w:r>
-      <w:r>
-        <w:t xml:space="preserve">unter den Tatbestand des § 95a AktG bzw § 111a dAktG und sind daher auch nicht Gegenstand einer</w:t>
-      </w:r>
-      <w:r>
-        <w:t xml:space="preserve"> </w:t>
-      </w:r>
-      <w:r>
-        <w:t xml:space="preserve">“</w:t>
-      </w:r>
-      <w:r>
-        <w:t xml:space="preserve">Ausnahme</w:t>
-      </w:r>
-      <w:r>
-        <w:t xml:space="preserve">”</w:t>
-      </w:r>
-      <w:r>
-        <w:t xml:space="preserve">:</w:t>
+      <w:r>
+        <w:t xml:space="preserve"> </w:t>
+      </w:r>
+      <w:r>
+        <w:t xml:space="preserve">ab. Sie liegt mithin außerhalb des § 95a/§ 111a-Tatbestands.</w:t>
       </w:r>
     </w:p>
     <w:p>
       <w:pPr>
         <w:numPr>
           <w:ilvl w:val="0"/>
-          <w:numId w:val="1004"/>
+          <w:numId w:val="1001"/>
         </w:numPr>
         <w:pStyle w:val="Compact"/>
       </w:pPr>
@@ -2064,85 +2226,36 @@
           <w:bCs/>
           <w:b/>
         </w:rPr>
-        <w:t xml:space="preserve">Anteilige Dividenden an alle Aktionäre.</w:t>
-      </w:r>
-      <w:r>
-        <w:t xml:space="preserve"> </w:t>
-      </w:r>
-      <w:r>
-        <w:t xml:space="preserve">Die Dividende fließt dem kontrollierenden Gesellschafter</w:t>
-      </w:r>
-      <w:r>
-        <w:t xml:space="preserve"> </w:t>
-      </w:r>
-      <w:r>
-        <w:rPr>
-          <w:iCs/>
-          <w:i/>
-        </w:rPr>
-        <w:t xml:space="preserve">qua Aktionärsstellung</w:t>
-      </w:r>
-      <w:r>
-        <w:t xml:space="preserve"> </w:t>
-      </w:r>
-      <w:r>
-        <w:t xml:space="preserve">zu, nicht</w:t>
-      </w:r>
-      <w:r>
-        <w:t xml:space="preserve"> </w:t>
-      </w:r>
-      <w:r>
-        <w:rPr>
-          <w:iCs/>
-          <w:i/>
-        </w:rPr>
-        <w:t xml:space="preserve">qua nahestehender Person</w:t>
-      </w:r>
-      <w:r>
-        <w:t xml:space="preserve">. Sie ist daher kein</w:t>
-      </w:r>
-      <w:r>
-        <w:t xml:space="preserve"> </w:t>
-      </w:r>
-      <w:r>
-        <w:t xml:space="preserve">“</w:t>
-      </w:r>
-      <w:r>
-        <w:t xml:space="preserve">Geschäft mit einer nahestehenden Person</w:t>
-      </w:r>
-      <w:r>
-        <w:t xml:space="preserve">”</w:t>
-      </w:r>
-      <w:r>
-        <w:t xml:space="preserve"> </w:t>
-      </w:r>
-      <w:r>
-        <w:t xml:space="preserve">iSd § 95a AktG. Aus diesem Grund nennt § 111a Abs 3 Nr 3 dAktG die</w:t>
-      </w:r>
-      <w:r>
-        <w:t xml:space="preserve"> </w:t>
-      </w:r>
-      <w:r>
-        <w:t xml:space="preserve">“</w:t>
-      </w:r>
-      <w:r>
-        <w:t xml:space="preserve">Geschäfte, die einem Ausschüttungsanspruch entsprechen, der allen Aktionären zusteht</w:t>
-      </w:r>
-      <w:r>
-        <w:t xml:space="preserve">”</w:t>
-      </w:r>
-      <w:r>
-        <w:t xml:space="preserve"> </w:t>
-      </w:r>
-      <w:r>
-        <w:t xml:space="preserve">als ausgeschlossen — präziser formuliert: als außerhalb des Tatbestands. § 95d AktG enthält die parallele Ausschließung.</w:t>
+        <w:t xml:space="preserve">Bestandsgrößen aus früheren Geschäftsabschlüssen.</w:t>
+      </w:r>
+      <w:r>
+        <w:t xml:space="preserve"> </w:t>
+      </w:r>
+      <w:r>
+        <w:t xml:space="preserve">§ 95a AktG / § 111a dAktG knüpft an</w:t>
+      </w:r>
+      <w:r>
+        <w:t xml:space="preserve"> </w:t>
+      </w:r>
+      <w:r>
+        <w:rPr>
+          <w:iCs/>
+          <w:i/>
+        </w:rPr>
+        <w:t xml:space="preserve">abgeschlossene Geschäfte</w:t>
+      </w:r>
+      <w:r>
+        <w:t xml:space="preserve"> </w:t>
+      </w:r>
+      <w:r>
+        <w:t xml:space="preserve">an. Eine bilanzielle Forderung oder Verbindlichkeit, die aus einer in einem früheren Jahr abgeschlossenen Transaktion stammt (etwa Sale-and-Leaseback-Verbindlichkeiten aus 2023 oder konzerninterne Finanzverbindlichkeiten aus den 1980er Jahren), erfüllt im laufenden Berichtsjahr keinen neuen Tatbestand.</w:t>
       </w:r>
     </w:p>
     <w:p>
       <w:pPr>
         <w:numPr>
           <w:ilvl w:val="0"/>
-          <w:numId w:val="1004"/>
+          <w:numId w:val="1001"/>
         </w:numPr>
         <w:pStyle w:val="Compact"/>
       </w:pPr>
@@ -2151,202 +2264,70 @@
           <w:bCs/>
           <w:b/>
         </w:rPr>
-        <w:t xml:space="preserve">Beteiligungserträge aus Equity-Method-Anteilen.</w:t>
-      </w:r>
-      <w:r>
-        <w:t xml:space="preserve"> </w:t>
-      </w:r>
-      <w:r>
-        <w:t xml:space="preserve">Wenn die Emittentin als</w:t>
-      </w:r>
-      <w:r>
-        <w:t xml:space="preserve"> </w:t>
-      </w:r>
-      <w:r>
-        <w:rPr>
-          <w:iCs/>
-          <w:i/>
-        </w:rPr>
-        <w:t xml:space="preserve">Anteilseignerin</w:t>
-      </w:r>
-      <w:r>
-        <w:t xml:space="preserve"> </w:t>
-      </w:r>
-      <w:r>
-        <w:t xml:space="preserve">an einer assoziierten Gesellschaft Dividenden empfängt, ist dies ein passiver Investmentertrag, der bereits an der Ausschüttungsquelle pro-rata erfolgt; sie schließt mit der ausschüttenden Gesellschaft kein bilaterales</w:t>
-      </w:r>
-      <w:r>
-        <w:t xml:space="preserve"> </w:t>
-      </w:r>
-      <w:r>
-        <w:t xml:space="preserve">“</w:t>
-      </w:r>
-      <w:r>
-        <w:t xml:space="preserve">Geschäft</w:t>
-      </w:r>
-      <w:r>
-        <w:t xml:space="preserve">”</w:t>
-      </w:r>
-      <w:r>
-        <w:t xml:space="preserve"> </w:t>
-      </w:r>
-      <w:r>
-        <w:t xml:space="preserve">ab. Konsistent mit der vorgenannten Tatbestandsabgrenzung liegt eine Empfangs-Dividende von einer assoziierten Gesellschaft mithin ebenfalls außerhalb des § 95a/§ 111a-Tatbestands.</w:t>
-      </w:r>
-    </w:p>
-    <w:p>
-      <w:pPr>
-        <w:numPr>
-          <w:ilvl w:val="0"/>
-          <w:numId w:val="1004"/>
-        </w:numPr>
-        <w:pStyle w:val="Compact"/>
-      </w:pPr>
+        <w:t xml:space="preserve">Vorstandsvergütungen</w:t>
+      </w:r>
+      <w:r>
+        <w:t xml:space="preserve"> </w:t>
+      </w:r>
+      <w:r>
+        <w:t xml:space="preserve">sind in beiden Rechtsordnungen ausdrücklich ausgenommen; ihre Transparenz wird durch den separat veröffentlichten Vergütungsbericht (§ 78c AktG / § 162 dAktG) gewährleistet.</w:t>
+      </w:r>
+    </w:p>
+    <w:p>
+      <w:pPr>
+        <w:pStyle w:val="FirstParagraph"/>
+      </w:pPr>
+      <w:r>
+        <w:t xml:space="preserve">Diese vier Fallgruppen sind aus dem empirischen Test ausgeklammert.</w:t>
+      </w:r>
+      <w:r>
+        <w:rPr>
+          <w:rStyle w:val="FootnoteReference"/>
+        </w:rPr>
+        <w:footnoteReference w:id="36"/>
+      </w:r>
+    </w:p>
+    <w:bookmarkEnd w:id="37"/>
+    <w:bookmarkStart w:id="40" w:name="die-elf-bereinigten-überschreiter"/>
+    <w:p>
+      <w:pPr>
+        <w:pStyle w:val="Heading2"/>
+      </w:pPr>
+      <w:r>
+        <w:t xml:space="preserve">2. Die elf bereinigten Überschreiter</w:t>
+      </w:r>
+    </w:p>
+    <w:p>
+      <w:pPr>
+        <w:pStyle w:val="FirstParagraph"/>
+      </w:pPr>
+      <w:r>
+        <w:t xml:space="preserve">Nach Bereinigung um Pro-rata-Dividenden (vier Fälle: CA Immo, Verbund, Porsche SE, Erste Group), Beteiligungserträge (ein Fall: EVN) und Bestandsgrößen (zwei Fälle: Merck KGaA, Deutsche Telekom) verbleiben</w:t>
+      </w:r>
+      <w:r>
+        <w:t xml:space="preserve"> </w:t>
+      </w:r>
       <w:r>
         <w:rPr>
           <w:bCs/>
           <w:b/>
         </w:rPr>
-        <w:t xml:space="preserve">Bestandsgrößen aus früheren Geschäftsabschlüssen.</w:t>
-      </w:r>
-      <w:r>
-        <w:t xml:space="preserve"> </w:t>
-      </w:r>
-      <w:r>
-        <w:t xml:space="preserve">§ 95a AktG / § 111a dAktG knüpft an</w:t>
-      </w:r>
-      <w:r>
-        <w:t xml:space="preserve"> </w:t>
-      </w:r>
-      <w:r>
-        <w:rPr>
-          <w:iCs/>
-          <w:i/>
-        </w:rPr>
-        <w:t xml:space="preserve">abgeschlossene Geschäfte</w:t>
-      </w:r>
-      <w:r>
-        <w:t xml:space="preserve"> </w:t>
-      </w:r>
-      <w:r>
-        <w:t xml:space="preserve">an. Eine bilanzielle Forderung oder Verbindlichkeit, die aus einer in einem früheren Jahr abgeschlossenen Transaktion stammt (etwa eine Sale-and-Leaseback-Verbindlichkeit aus 2023 oder eine konzerninterne Finanzverbindlichkeit aus den 1980er Jahren), erfüllt im laufenden Berichtsjahr keinen</w:t>
-      </w:r>
-      <w:r>
-        <w:t xml:space="preserve"> </w:t>
-      </w:r>
-      <w:r>
-        <w:rPr>
-          <w:iCs/>
-          <w:i/>
-        </w:rPr>
-        <w:t xml:space="preserve">neuen</w:t>
-      </w:r>
-      <w:r>
-        <w:t xml:space="preserve"> </w:t>
-      </w:r>
-      <w:r>
-        <w:t xml:space="preserve">Tatbestand. Der Tatbestand war bei Abschluss zu prüfen, nicht jährlich neu.</w:t>
-      </w:r>
-    </w:p>
-    <w:p>
-      <w:pPr>
-        <w:numPr>
-          <w:ilvl w:val="0"/>
-          <w:numId w:val="1004"/>
-        </w:numPr>
-        <w:pStyle w:val="Compact"/>
+        <w:t xml:space="preserve">elf Emittenten</w:t>
+      </w:r>
+      <w:r>
+        <w:t xml:space="preserve">, deren größter quantifiziert offengelegter RPT-Einzelposten den bindenden Schwellenwert numerisch überschreitet (Tab. 2 und Abb. 2). Einer dieser elf Fälle — PIERER Mobility — wird wegen der besonderen Konstellation einer im Berichtsjahr erfolgten Dekonsolidierung der KTM AG gesondert erörtert.</w:t>
+      </w:r>
+    </w:p>
+    <w:p>
+      <w:pPr>
+        <w:pStyle w:val="BodyText"/>
       </w:pPr>
       <w:r>
         <w:rPr>
           <w:bCs/>
           <w:b/>
         </w:rPr>
-        <w:t xml:space="preserve">Vorstandsvergütungen</w:t>
-      </w:r>
-      <w:r>
-        <w:t xml:space="preserve"> </w:t>
-      </w:r>
-      <w:r>
-        <w:t xml:space="preserve">sind nach § 95a AktG bzw § 111a dAktG eigens ausgenommen, weil ihre Transparenz durch den separat veröffentlichten Vergütungsbericht (§ 78c AktG / § 162 dAktG) gewährleistet ist.</w:t>
-      </w:r>
-    </w:p>
-    <w:p>
-      <w:pPr>
-        <w:pStyle w:val="FirstParagraph"/>
-      </w:pPr>
-      <w:r>
-        <w:t xml:space="preserve">Diese vier Fallgruppen sind aus dem empirischen Test ausgeklammert.</w:t>
-      </w:r>
-      <w:r>
-        <w:rPr>
-          <w:rStyle w:val="FootnoteReference"/>
-        </w:rPr>
-        <w:footnoteReference w:id="33"/>
-      </w:r>
-      <w:r>
-        <w:t xml:space="preserve"> </w:t>
-      </w:r>
-      <w:r>
-        <w:t xml:space="preserve">Eine ungeprüfte Aufnahme würde den Befund quantitativ aufblähen, ohne ihn rechtlich aussagekräftiger zu machen.</w:t>
-      </w:r>
-    </w:p>
-    <w:bookmarkEnd w:id="34"/>
-    <w:bookmarkStart w:id="37" w:name="X34de07f0df28e91df786f3b48ba2f743bf7010d"/>
-    <w:p>
-      <w:pPr>
-        <w:pStyle w:val="Heading2"/>
-      </w:pPr>
-      <w:r>
-        <w:t xml:space="preserve">2. Bereinigte Liste der nominellen Überschreiter</w:t>
-      </w:r>
-    </w:p>
-    <w:p>
-      <w:pPr>
-        <w:pStyle w:val="FirstParagraph"/>
-      </w:pPr>
-      <w:r>
-        <w:t xml:space="preserve">Nach Bereinigung um Pro-rata-Dividenden (vier Fälle: CA Immo, Verbund, Porsche SE, Erste Group), um Beteiligungserträge aus Equity-Method-Anteilen (ein Fall: EVN — die EUR 182 Mio. sind eine</w:t>
-      </w:r>
-      <w:r>
-        <w:t xml:space="preserve"> </w:t>
-      </w:r>
-      <w:r>
-        <w:rPr>
-          <w:iCs/>
-          <w:i/>
-        </w:rPr>
-        <w:t xml:space="preserve">empfangene</w:t>
-      </w:r>
-      <w:r>
-        <w:t xml:space="preserve"> </w:t>
-      </w:r>
-      <w:r>
-        <w:t xml:space="preserve">Dividende aus EVN’s Equity-Method-Beteiligungen an Verbund-Innkraftwerken; ein Beteiligungsertrag, der bereits an seiner Quelle pro-rata an alle Anteilseigner ausgeschüttet wird und der bei EVN als Investmentertrag, nicht als RP-Geschäft erscheint) sowie um Bestandsgrößen aus früheren Geschäftsjahren (zwei Fälle: Merck KGaA, Deutsche Telekom) verbleiben</w:t>
-      </w:r>
-      <w:r>
-        <w:t xml:space="preserve"> </w:t>
-      </w:r>
-      <w:r>
-        <w:rPr>
-          <w:bCs/>
-          <w:b/>
-        </w:rPr>
-        <w:t xml:space="preserve">elf Emittenten</w:t>
-      </w:r>
-      <w:r>
-        <w:t xml:space="preserve">, deren größter quantifiziert offengelegter RPT-Einzelposten den bindenden Schwellenwert numerisch überschreitet (Tabelle 2). Einer dieser elf Fälle — PIERER Mobility — wird wegen der besonderen Konstellation einer im Berichtsjahr erfolgten Dekonsolidierung gesondert in Abschnitt V.3 erörtert.</w:t>
-      </w:r>
-    </w:p>
-    <w:p>
-      <w:pPr>
-        <w:pStyle w:val="BodyText"/>
-      </w:pPr>
-      <w:r>
-        <w:rPr>
-          <w:bCs/>
-          <w:b/>
-        </w:rPr>
-        <w:t xml:space="preserve">Tabelle 2: Emittenten mit RPT-Einzelposten oberhalb der bindenden Schwelle (bereinigt, FY2024)</w:t>
+        <w:t xml:space="preserve">Tab. 2 · Emittenten mit RPT-Einzelposten oberhalb der bindenden Schwelle (bereinigt, FY2024)</w:t>
       </w:r>
     </w:p>
     <w:tbl>
@@ -2535,7 +2516,7 @@
               <w:jc w:val="left"/>
             </w:pPr>
             <w:r>
-              <w:t xml:space="preserve">keine — Bekanntmachung Dezember 2023 erfolgt</w:t>
+              <w:t xml:space="preserve">keine — Bekanntmachung 12/2023 erfolgt</w:t>
             </w:r>
           </w:p>
         </w:tc>
@@ -2713,13 +2694,7 @@
               <w:rPr>
                 <w:rStyle w:val="FootnoteReference"/>
               </w:rPr>
-              <w:footnoteReference w:id="35"/>
-            </w:r>
-            <w:r>
-              <w:t xml:space="preserve"> </w:t>
-            </w:r>
-            <w:r>
-              <w:t xml:space="preserve">(Cash-Pool mit VW als Mehrheitsgesellschafter)</w:t>
+              <w:footnoteReference w:id="38"/>
             </w:r>
           </w:p>
         </w:tc>
@@ -2811,13 +2786,7 @@
               <w:rPr>
                 <w:rStyle w:val="FootnoteReference"/>
               </w:rPr>
-              <w:footnoteReference w:id="36"/>
-            </w:r>
-            <w:r>
-              <w:t xml:space="preserve"> </w:t>
-            </w:r>
-            <w:r>
-              <w:t xml:space="preserve">(Treasury mit Siemens AG als Mehrheitsgesellschafter)</w:t>
+              <w:footnoteReference w:id="39"/>
             </w:r>
           </w:p>
         </w:tc>
@@ -2989,7 +2958,7 @@
               <w:jc w:val="left"/>
             </w:pPr>
             <w:r>
-              <w:t xml:space="preserve">ordentlicher Geschäftsgang (Bürgschaft an JV)</w:t>
+              <w:t xml:space="preserve">ordentlicher Geschäftsgang</w:t>
             </w:r>
           </w:p>
         </w:tc>
@@ -3161,7 +3130,7 @@
               <w:jc w:val="left"/>
             </w:pPr>
             <w:r>
-              <w:t xml:space="preserve">ordentlicher Geschäftsgang (Mehrjahrestranchen)</w:t>
+              <w:t xml:space="preserve">ordentlicher Geschäftsgang</w:t>
             </w:r>
           </w:p>
         </w:tc>
@@ -3247,7 +3216,7 @@
               <w:jc w:val="left"/>
             </w:pPr>
             <w:r>
-              <w:t xml:space="preserve">Konzernprivileg (UNIQA Re als vollkonsolidierte Tochter)</w:t>
+              <w:t xml:space="preserve">Konzernprivileg (vollkons. Tochter)</w:t>
             </w:r>
           </w:p>
         </w:tc>
@@ -3419,7 +3388,7 @@
               <w:jc w:val="left"/>
             </w:pPr>
             <w:r>
-              <w:t xml:space="preserve">offen — Sonderfall Dekonsolidierung, siehe V.3</w:t>
+              <w:t xml:space="preserve">offen — Sonderfall Dekonsolidierung</w:t>
             </w:r>
           </w:p>
         </w:tc>
@@ -3496,7 +3465,7 @@
         <w:t xml:space="preserve"> </w:t>
       </w:r>
       <w:r>
-        <w:t xml:space="preserve">Fall (Siemens Energy) ist keiner der gesetzlichen Ausnahmetatbestände einschlägig — der Emittent hat dort tatsächlich eine § 111c-Bekanntmachung publiziert (allerdings im Dezember 2023, also vor dem Kalenderjahr 2024); ein</w:t>
+        <w:t xml:space="preserve">Fall (Siemens Energy) ist keiner der gesetzlichen Ausnahmetatbestände einschlägig, weshalb dieser Emittent tatsächlich eine § 111c-Bekanntmachung publiziert hat (allerdings im Dezember 2023, also vor dem hier betrachteten Kalenderjahr 2024);</w:t>
       </w:r>
       <w:r>
         <w:t xml:space="preserve"> </w:t>
@@ -3506,17 +3475,17 @@
           <w:bCs/>
           <w:b/>
         </w:rPr>
-        <w:t xml:space="preserve">elfter</w:t>
-      </w:r>
-      <w:r>
-        <w:t xml:space="preserve"> </w:t>
-      </w:r>
-      <w:r>
-        <w:t xml:space="preserve">Fall (PIERER Mobility) bleibt rechtlich offen und wird unter V.3 erörtert.</w:t>
-      </w:r>
-    </w:p>
-    <w:bookmarkEnd w:id="37"/>
-    <w:bookmarkStart w:id="38" w:name="der-sonderfall-pierer-mobility"/>
+        <w:t xml:space="preserve">PIERER Mobility</w:t>
+      </w:r>
+      <w:r>
+        <w:t xml:space="preserve"> </w:t>
+      </w:r>
+      <w:r>
+        <w:t xml:space="preserve">als elfter Fall bleibt rechtsdogmatisch offen.</w:t>
+      </w:r>
+    </w:p>
+    <w:bookmarkEnd w:id="40"/>
+    <w:bookmarkStart w:id="41" w:name="der-sonderfall-pierer-mobility"/>
     <w:p>
       <w:pPr>
         <w:pStyle w:val="Heading2"/>
@@ -3546,23 +3515,917 @@
         <w:t xml:space="preserve"> </w:t>
       </w:r>
       <w:r>
-        <w:t xml:space="preserve">Forderungen, deren Gegenpartei nun als</w:t>
-      </w:r>
-      <w:r>
-        <w:t xml:space="preserve"> </w:t>
-      </w:r>
-      <w:r>
-        <w:rPr>
-          <w:iCs/>
-          <w:i/>
-        </w:rPr>
-        <w:t xml:space="preserve">assoziiertes</w:t>
-      </w:r>
-      <w:r>
-        <w:t xml:space="preserve"> </w:t>
-      </w:r>
-      <w:r>
-        <w:t xml:space="preserve">(nicht mehr konsolidiertes) Unternehmen einzustufen ist. Damit stellen sich zwei Fragen, die in der bisherigen Kommentarliteratur soweit ersichtlich nicht ausgearbeitet worden sind:</w:t>
+        <w:t xml:space="preserve">Forderungen, deren Gegenpartei nun als assoziiertes (nicht mehr konsolidiertes) Unternehmen einzustufen ist. Zwei Fragen, die in der bisherigen Kommentarliteratur soweit ersichtlich nicht ausgearbeitet worden sind, stellen sich:</w:t>
+      </w:r>
+    </w:p>
+    <w:p>
+      <w:pPr>
+        <w:numPr>
+          <w:ilvl w:val="0"/>
+          <w:numId w:val="1002"/>
+        </w:numPr>
+        <w:pStyle w:val="Compact"/>
+      </w:pPr>
+      <w:r>
+        <w:t xml:space="preserve">Ist die</w:t>
+      </w:r>
+      <w:r>
+        <w:t xml:space="preserve"> </w:t>
+      </w:r>
+      <w:r>
+        <w:rPr>
+          <w:iCs/>
+          <w:i/>
+        </w:rPr>
+        <w:t xml:space="preserve">Dekonsolidierung selbst</w:t>
+      </w:r>
+      <w:r>
+        <w:t xml:space="preserve"> </w:t>
+      </w:r>
+      <w:r>
+        <w:t xml:space="preserve">— der Akt, durch den die Forderung erstmalig als RP-Forderung qualifiziert wird — ein</w:t>
+      </w:r>
+      <w:r>
+        <w:t xml:space="preserve"> </w:t>
+      </w:r>
+      <w:r>
+        <w:t xml:space="preserve">“</w:t>
+      </w:r>
+      <w:r>
+        <w:t xml:space="preserve">Geschäft</w:t>
+      </w:r>
+      <w:r>
+        <w:t xml:space="preserve">”</w:t>
+      </w:r>
+      <w:r>
+        <w:t xml:space="preserve"> </w:t>
+      </w:r>
+      <w:r>
+        <w:t xml:space="preserve">iSd § 95a AktG? Dafür spricht, dass die zugrundeliegende Anteilsveränderung eine eigenständige Transaktion ist; dagegen, dass die Forderung selbst nicht neu abgeschlossen wurde.</w:t>
+      </w:r>
+    </w:p>
+    <w:p>
+      <w:pPr>
+        <w:numPr>
+          <w:ilvl w:val="0"/>
+          <w:numId w:val="1002"/>
+        </w:numPr>
+        <w:pStyle w:val="Compact"/>
+      </w:pPr>
+      <w:r>
+        <w:t xml:space="preserve">Falls ja: greift das Konzernprivileg auf Geschäfte, durch die</w:t>
+      </w:r>
+      <w:r>
+        <w:t xml:space="preserve"> </w:t>
+      </w:r>
+      <w:r>
+        <w:rPr>
+          <w:iCs/>
+          <w:i/>
+        </w:rPr>
+        <w:t xml:space="preserve">gerade</w:t>
+      </w:r>
+      <w:r>
+        <w:t xml:space="preserve"> </w:t>
+      </w:r>
+      <w:r>
+        <w:t xml:space="preserve">die Tochtereigenschaft endet?</w:t>
+      </w:r>
+    </w:p>
+    <w:p>
+      <w:pPr>
+        <w:pStyle w:val="FirstParagraph"/>
+      </w:pPr>
+      <w:r>
+        <w:t xml:space="preserve">In den von uns recherchierten EQS-Newsfeeds und IR-Mitteilungen von PIERER Mobility wurde im Kalenderjahr 2024 keine Bekanntmachung nach § 95c AktG publiziert. Die Bewertung der Dekonsolidierung</w:t>
+      </w:r>
+      <w:r>
+        <w:t xml:space="preserve"> </w:t>
+      </w:r>
+      <w:r>
+        <w:rPr>
+          <w:iCs/>
+          <w:i/>
+        </w:rPr>
+        <w:t xml:space="preserve">sub specie</w:t>
+      </w:r>
+      <w:r>
+        <w:t xml:space="preserve"> </w:t>
+      </w:r>
+      <w:r>
+        <w:t xml:space="preserve">§ 95a AktG bleibt damit offen und ist aus Sicht des Verfassers eine de-lege-ferenda-relevante Frage für vergleichbare Carve-out-Konstellationen.</w:t>
+      </w:r>
+    </w:p>
+    <w:bookmarkEnd w:id="41"/>
+    <w:bookmarkStart w:id="42" w:name="Xef38cf0e852d8b17038ef9c71b6b07933bf3dc1"/>
+    <w:p>
+      <w:pPr>
+        <w:pStyle w:val="Heading2"/>
+      </w:pPr>
+      <w:r>
+        <w:t xml:space="preserve">4. Eine wichtige Einschränkung der Klassifikation</w:t>
+      </w:r>
+    </w:p>
+    <w:p>
+      <w:pPr>
+        <w:pStyle w:val="FirstParagraph"/>
+      </w:pPr>
+      <w:r>
+        <w:t xml:space="preserve">Die in Tab. 2 ausgewiesenen Ausnahmen — insbesondere</w:t>
+      </w:r>
+      <w:r>
+        <w:t xml:space="preserve"> </w:t>
+      </w:r>
+      <w:r>
+        <w:t xml:space="preserve">“</w:t>
+      </w:r>
+      <w:r>
+        <w:t xml:space="preserve">ordentlicher Geschäftsgang</w:t>
+      </w:r>
+      <w:r>
+        <w:t xml:space="preserve">”</w:t>
+      </w:r>
+      <w:r>
+        <w:t xml:space="preserve"> </w:t>
+      </w:r>
+      <w:r>
+        <w:t xml:space="preserve">— sind</w:t>
+      </w:r>
+      <w:r>
+        <w:t xml:space="preserve"> </w:t>
+      </w:r>
+      <w:r>
+        <w:rPr>
+          <w:iCs/>
+          <w:i/>
+        </w:rPr>
+        <w:t xml:space="preserve">Emittentenklassifikationen</w:t>
+      </w:r>
+      <w:r>
+        <w:t xml:space="preserve">, nicht objektiv-rechtlich überprüfte Befunde. Bei den sechs einschlägigen Fällen handelt es sich um ökonomisch hochwesentliche Vorgänge mit Volumina im einstelligen bis zweistelligen Milliarden-EUR-Bereich (BASF: mehrjährige PPA-Rahmenverträge mit JV-Partnern; Telekom Austria: Master-Lease mit EuroTeleSites; OMV: ECA-Bürgschaft für Borouge 4; Volkswagen: Darlehen an die chinesischen JVs FAW/SAIC/JAC; Infineon: mehrjährige Kapitaltranchen für das ESMC-JV in Dresden; Zalando: laufende Wareneinkäufe von Bestseller-kontrollierten Marken). Sie werden vom jeweiligen Emittenten — gestützt auf eine Bewertung durch Prüfungsausschuss und Abschlussprüfer — der Ausnahme zugeordnet. Eine gerichtliche Bestätigung der Reichweite dieser Ausnahme über mehrjährige Rahmenverträge mit JV-Partnern in Milliardenhöhe existiert in keiner der beiden Rechtsordnungen.</w:t>
+      </w:r>
+    </w:p>
+    <w:bookmarkEnd w:id="42"/>
+    <w:bookmarkEnd w:id="43"/>
+    <w:bookmarkStart w:id="47" w:name="X56898c92ef1746cc332dad2712ee4f1482daf12"/>
+    <w:p>
+      <w:pPr>
+        <w:pStyle w:val="Heading1"/>
+      </w:pPr>
+      <w:r>
+        <w:t xml:space="preserve">V. Säule 2 im Test: Null Bekanntmachungen 2024</w:t>
+      </w:r>
+    </w:p>
+    <w:p>
+      <w:pPr>
+        <w:pStyle w:val="CaptionedFigure"/>
+      </w:pPr>
+      <w:r>
+        <w:drawing>
+          <wp:inline>
+            <wp:extent cx="5334000" cy="4121727"/>
+            <wp:effectExtent b="0" l="0" r="0" t="0"/>
+            <wp:docPr descr="Abb. 2 — SRD-II-Anlassmechanismus: Schwelle vs offengelegte RPT je Emittent, FY2024" title="" id="45" name="Picture"/>
+            <a:graphic>
+              <a:graphicData uri="http://schemas.openxmlformats.org/drawingml/2006/picture">
+                <pic:pic>
+                  <pic:nvPicPr>
+                    <pic:cNvPr descr="fig_artikel_saeule2.png" id="46" name="Picture"/>
+                    <pic:cNvPicPr>
+                      <a:picLocks noChangeArrowheads="1" noChangeAspect="1"/>
+                    </pic:cNvPicPr>
+                  </pic:nvPicPr>
+                  <pic:blipFill>
+                    <a:blip r:embed="rId44"/>
+                    <a:stretch>
+                      <a:fillRect/>
+                    </a:stretch>
+                  </pic:blipFill>
+                  <pic:spPr bwMode="auto">
+                    <a:xfrm>
+                      <a:off x="0" y="0"/>
+                      <a:ext cx="5334000" cy="4121727"/>
+                    </a:xfrm>
+                    <a:prstGeom prst="rect">
+                      <a:avLst/>
+                    </a:prstGeom>
+                    <a:noFill/>
+                    <a:ln w="9525">
+                      <a:noFill/>
+                      <a:headEnd/>
+                      <a:tailEnd/>
+                    </a:ln>
+                  </pic:spPr>
+                </pic:pic>
+              </a:graphicData>
+            </a:graphic>
+          </wp:inline>
+        </w:drawing>
+      </w:r>
+    </w:p>
+    <w:p>
+      <w:pPr>
+        <w:pStyle w:val="ImageCaption"/>
+      </w:pPr>
+      <w:r>
+        <w:t xml:space="preserve">Abb. 2 — SRD-II-Anlassmechanismus: Schwelle vs offengelegte RPT je Emittent, FY2024</w:t>
+      </w:r>
+    </w:p>
+    <w:p>
+      <w:pPr>
+        <w:pStyle w:val="BodyText"/>
+      </w:pPr>
+      <w:r>
+        <w:t xml:space="preserve">Die zentrale empirische Beobachtung des FY2024-Datensatzes ist nicht die Zahl der nominellen Überschreitungen, sondern die Zahl der</w:t>
+      </w:r>
+      <w:r>
+        <w:t xml:space="preserve"> </w:t>
+      </w:r>
+      <w:r>
+        <w:rPr>
+          <w:iCs/>
+          <w:i/>
+        </w:rPr>
+        <w:t xml:space="preserve">tatsächlich publizierten Bekanntmachungen</w:t>
+      </w:r>
+      <w:r>
+        <w:t xml:space="preserve">. Eine systematische Abfrage der IR-Seiten aller 60 Emittenten, ergänzt durch die EQS-, DGAP-, Wiener-Börse- und OeKB-Newsfeeds sowie den Bundesanzeiger über das volle Kalenderjahr 2024, ergibt ein eindeutiges Ergebnis:</w:t>
+      </w:r>
+      <w:r>
+        <w:t xml:space="preserve"> </w:t>
+      </w:r>
+      <w:r>
+        <w:rPr>
+          <w:bCs/>
+          <w:b/>
+        </w:rPr>
+        <w:t xml:space="preserve">Kein einziger der 60 Emittenten hat im Kalenderjahr 2024 eine Bekanntmachung nach § 95c AktG oder § 111c dAktG publiziert</w:t>
+      </w:r>
+      <w:r>
+        <w:t xml:space="preserve">. Die einzige zeitlich naheliegende Bekanntmachung — die Veräußerung der 18-%-Beteiligung an Siemens Limited (Indien) durch Siemens Energy AG an Siemens AG für EUR 2.081 Mio. — datiert vom 8. Dezember 2023 und fällt damit außerhalb des untersuchten Kalenderjahres.</w:t>
+      </w:r>
+    </w:p>
+    <w:p>
+      <w:pPr>
+        <w:pStyle w:val="BodyText"/>
+      </w:pPr>
+      <w:r>
+        <w:t xml:space="preserve">Die Diskrepanz zwischen elf nominellen Schwellenüberschreitungen und null tatsächlichen Bekanntmachungen ist die zentrale Pointe der Untersuchung. Sie ist nicht ein Hinweis darauf, dass das Recht</w:t>
+      </w:r>
+      <w:r>
+        <w:t xml:space="preserve"> </w:t>
+      </w:r>
+      <w:r>
+        <w:rPr>
+          <w:iCs/>
+          <w:i/>
+        </w:rPr>
+        <w:t xml:space="preserve">missachtet</w:t>
+      </w:r>
+      <w:r>
+        <w:t xml:space="preserve"> </w:t>
+      </w:r>
+      <w:r>
+        <w:t xml:space="preserve">würde — der Befund ist mit dem jeweiligen Ausnahmekatalog vollständig konsistent. Sie ist vielmehr ein Hinweis darauf, dass die normative Architektur so angelegt ist, dass die</w:t>
+      </w:r>
+      <w:r>
+        <w:t xml:space="preserve"> </w:t>
+      </w:r>
+      <w:r>
+        <w:rPr>
+          <w:iCs/>
+          <w:i/>
+        </w:rPr>
+        <w:t xml:space="preserve">materiell</w:t>
+      </w:r>
+      <w:r>
+        <w:t xml:space="preserve"> </w:t>
+      </w:r>
+      <w:r>
+        <w:t xml:space="preserve">bedeutendsten Kategorien von RPT — Konzernfinanzierung, ordentlicher Bezug von Vorleistungen, JV-Bürgschaften — systematisch außerhalb des anlassbezogenen Veröffentlichungsregimes verbleiben. Säule 2 ist im Berichtsjahr in der gesamten ATX-/DAX-Population</w:t>
+      </w:r>
+      <w:r>
+        <w:t xml:space="preserve"> </w:t>
+      </w:r>
+      <w:r>
+        <w:rPr>
+          <w:iCs/>
+          <w:i/>
+        </w:rPr>
+        <w:t xml:space="preserve">wirkungslos</w:t>
+      </w:r>
+      <w:r>
+        <w:t xml:space="preserve"> </w:t>
+      </w:r>
+      <w:r>
+        <w:t xml:space="preserve">geblieben.</w:t>
+      </w:r>
+    </w:p>
+    <w:bookmarkEnd w:id="47"/>
+    <w:bookmarkStart w:id="49" w:name="vi.-synthese-wo-trägt-welche-säule"/>
+    <w:p>
+      <w:pPr>
+        <w:pStyle w:val="Heading1"/>
+      </w:pPr>
+      <w:r>
+        <w:t xml:space="preserve">VI. Synthese: Wo trägt welche Säule?</w:t>
+      </w:r>
+    </w:p>
+    <w:p>
+      <w:pPr>
+        <w:pStyle w:val="FirstParagraph"/>
+      </w:pPr>
+      <w:r>
+        <w:t xml:space="preserve">Die zentrale Erkenntnis aus der Verbindung der beiden Säulen ist eine</w:t>
+      </w:r>
+      <w:r>
+        <w:t xml:space="preserve"> </w:t>
+      </w:r>
+      <w:r>
+        <w:rPr>
+          <w:iCs/>
+          <w:i/>
+        </w:rPr>
+        <w:t xml:space="preserve">Lastenverteilung</w:t>
+      </w:r>
+      <w:r>
+        <w:t xml:space="preserve">: Die</w:t>
+      </w:r>
+      <w:r>
+        <w:t xml:space="preserve"> </w:t>
+      </w:r>
+      <w:r>
+        <w:rPr>
+          <w:iCs/>
+          <w:i/>
+        </w:rPr>
+        <w:t xml:space="preserve">operative</w:t>
+      </w:r>
+      <w:r>
+        <w:t xml:space="preserve"> </w:t>
+      </w:r>
+      <w:r>
+        <w:t xml:space="preserve">Transparenz aller materiell bedeutsamen RPT in der ATX-/DAX-Population wird</w:t>
+      </w:r>
+      <w:r>
+        <w:t xml:space="preserve"> </w:t>
+      </w:r>
+      <w:r>
+        <w:rPr>
+          <w:iCs/>
+          <w:i/>
+        </w:rPr>
+        <w:t xml:space="preserve">ausschließlich</w:t>
+      </w:r>
+      <w:r>
+        <w:t xml:space="preserve"> </w:t>
+      </w:r>
+      <w:r>
+        <w:t xml:space="preserve">von Säule 1 (IAS 24) getragen. Säule 2 (SRD II) liefert im untersuchten Berichtsjahr keinen empirisch nachweisbaren Mehrwert. Diese Aussage ist</w:t>
+      </w:r>
+      <w:r>
+        <w:t xml:space="preserve"> </w:t>
+      </w:r>
+      <w:r>
+        <w:rPr>
+          <w:iCs/>
+          <w:i/>
+        </w:rPr>
+        <w:t xml:space="preserve">empirisch</w:t>
+      </w:r>
+      <w:r>
+        <w:t xml:space="preserve"> </w:t>
+      </w:r>
+      <w:r>
+        <w:t xml:space="preserve">— sie spricht über das, was im Jahr 2024 passiert ist —, nicht</w:t>
+      </w:r>
+      <w:r>
+        <w:t xml:space="preserve"> </w:t>
+      </w:r>
+      <w:r>
+        <w:rPr>
+          <w:iCs/>
+          <w:i/>
+        </w:rPr>
+        <w:t xml:space="preserve">normativ</w:t>
+      </w:r>
+      <w:r>
+        <w:t xml:space="preserve"> </w:t>
+      </w:r>
+      <w:r>
+        <w:t xml:space="preserve">— sie sagt nicht, dass Säule 2 keine Rolle spielen</w:t>
+      </w:r>
+      <w:r>
+        <w:t xml:space="preserve"> </w:t>
+      </w:r>
+      <w:r>
+        <w:rPr>
+          <w:iCs/>
+          <w:i/>
+        </w:rPr>
+        <w:t xml:space="preserve">könnte</w:t>
+      </w:r>
+      <w:r>
+        <w:t xml:space="preserve">. Sie sagt jedoch, dass im Regelfall des Berichtsjahres die</w:t>
+      </w:r>
+      <w:r>
+        <w:t xml:space="preserve"> </w:t>
+      </w:r>
+      <w:r>
+        <w:rPr>
+          <w:iCs/>
+          <w:i/>
+        </w:rPr>
+        <w:t xml:space="preserve">abschreckende Wirkung</w:t>
+      </w:r>
+      <w:r>
+        <w:t xml:space="preserve"> </w:t>
+      </w:r>
+      <w:r>
+        <w:t xml:space="preserve">eines Genehmigungs- und Veröffentlichungsregimes nur dann zum Tragen kommt, wenn ein Vorgang den Ausnahmekatalog tatsächlich durchbricht — und dass solche Vorgänge in der untersuchten Population</w:t>
+      </w:r>
+      <w:r>
+        <w:t xml:space="preserve"> </w:t>
+      </w:r>
+      <w:r>
+        <w:rPr>
+          <w:iCs/>
+          <w:i/>
+        </w:rPr>
+        <w:t xml:space="preserve">vernachlässigbar selten</w:t>
+      </w:r>
+      <w:r>
+        <w:t xml:space="preserve"> </w:t>
+      </w:r>
+      <w:r>
+        <w:t xml:space="preserve">sind.</w:t>
+      </w:r>
+    </w:p>
+    <w:p>
+      <w:pPr>
+        <w:pStyle w:val="BodyText"/>
+      </w:pPr>
+      <w:r>
+        <w:t xml:space="preserve">Daraus folgen drei Beobachtungen über die Architektur:</w:t>
+      </w:r>
+    </w:p>
+    <w:p>
+      <w:pPr>
+        <w:numPr>
+          <w:ilvl w:val="0"/>
+          <w:numId w:val="1003"/>
+        </w:numPr>
+      </w:pPr>
+      <w:r>
+        <w:rPr>
+          <w:bCs/>
+          <w:b/>
+        </w:rPr>
+        <w:t xml:space="preserve">Komplementarität ist gewünscht, aber asymmetrisch wirksam.</w:t>
+      </w:r>
+      <w:r>
+        <w:t xml:space="preserve"> </w:t>
+      </w:r>
+      <w:r>
+        <w:t xml:space="preserve">Säule 1 und Säule 2 sind in der EU-Konzeption komplementär gedacht: laufende Transparenz plus</w:t>
+      </w:r>
+      <w:r>
+        <w:t xml:space="preserve"> </w:t>
+      </w:r>
+      <w:r>
+        <w:rPr>
+          <w:iCs/>
+          <w:i/>
+        </w:rPr>
+        <w:t xml:space="preserve">zusätzliche</w:t>
+      </w:r>
+      <w:r>
+        <w:t xml:space="preserve"> </w:t>
+      </w:r>
+      <w:r>
+        <w:t xml:space="preserve">Anlasstransparenz für die volumetrisch wesentlichen Vorgänge. Die empirische Asymmetrie — Säule 1 trägt allein, Säule 2 schweigt — ist nicht in der Norm angelegt, sondern Resultat der breiten Ausnahmen.</w:t>
+      </w:r>
+    </w:p>
+    <w:p>
+      <w:pPr>
+        <w:numPr>
+          <w:ilvl w:val="0"/>
+          <w:numId w:val="1003"/>
+        </w:numPr>
+      </w:pPr>
+      <w:r>
+        <w:rPr>
+          <w:bCs/>
+          <w:b/>
+        </w:rPr>
+        <w:t xml:space="preserve">Säule 2 ist kein scharfes Schwert, sondern ein Notfall-Trigger.</w:t>
+      </w:r>
+      <w:r>
+        <w:t xml:space="preserve"> </w:t>
+      </w:r>
+      <w:r>
+        <w:t xml:space="preserve">Die Architektur funktioniert wie eine</w:t>
+      </w:r>
+      <w:r>
+        <w:t xml:space="preserve"> </w:t>
+      </w:r>
+      <w:r>
+        <w:t xml:space="preserve">“</w:t>
+      </w:r>
+      <w:r>
+        <w:t xml:space="preserve">kalte Reserve</w:t>
+      </w:r>
+      <w:r>
+        <w:t xml:space="preserve">”</w:t>
+      </w:r>
+      <w:r>
+        <w:t xml:space="preserve">: Sie ist da, wenn ein Vorgang das Ausnahmenetz durchbricht (Siemens-Energy-Indien-Transaktion 2023). Aber im normalen Geschäftsverlauf — Konzernfinanzierung, JV-Beziehungen, ordentlicher Bezug — wird sie nicht aktiv.</w:t>
+      </w:r>
+    </w:p>
+    <w:p>
+      <w:pPr>
+        <w:numPr>
+          <w:ilvl w:val="0"/>
+          <w:numId w:val="1003"/>
+        </w:numPr>
+      </w:pPr>
+      <w:r>
+        <w:rPr>
+          <w:bCs/>
+          <w:b/>
+        </w:rPr>
+        <w:t xml:space="preserve">Säule 1 ist damit faktisch die einzige operative Säule.</w:t>
+      </w:r>
+      <w:r>
+        <w:t xml:space="preserve"> </w:t>
+      </w:r>
+      <w:r>
+        <w:t xml:space="preserve">Sie muss daher die Substanz der RPT-Transparenz tragen. Wenn IAS 24 — wie hier dokumentiert — bei Quantifizierungsraten unter 40 % stagniert, dann läuft die Architektur insgesamt</w:t>
+      </w:r>
+      <w:r>
+        <w:t xml:space="preserve"> </w:t>
+      </w:r>
+      <w:r>
+        <w:rPr>
+          <w:iCs/>
+          <w:i/>
+        </w:rPr>
+        <w:t xml:space="preserve">unterkalibriert</w:t>
+      </w:r>
+      <w:r>
+        <w:t xml:space="preserve">.</w:t>
+      </w:r>
+    </w:p>
+    <w:bookmarkStart w:id="48" w:name="die-konsequenz-für-die-praxis"/>
+    <w:p>
+      <w:pPr>
+        <w:pStyle w:val="Heading2"/>
+      </w:pPr>
+      <w:r>
+        <w:t xml:space="preserve">Die Konsequenz für die Praxis</w:t>
+      </w:r>
+    </w:p>
+    <w:p>
+      <w:pPr>
+        <w:pStyle w:val="FirstParagraph"/>
+      </w:pPr>
+      <w:r>
+        <w:t xml:space="preserve">Da Säule 2 im Regelfall nicht zündet, hängt die tatsächliche RPT-Transparenz an der Substanz der IAS-24-Anhangangabe. Vorstand, Prüfungsausschuss und Abschlussprüfer haben damit eine erhöhte Pflicht zur substantiellen Anwendung des IAS-24-Standards — nicht zur formellen, sondern zur quantitativen, kategorienscharfen und belegten Offenlegung. In der hier untersuchten Population erfüllen nur wenige Emittenten (insbesondere Volkswagen, Porsche AG, Siemens Energy, BASF, Beiersdorf, Wienerberger) diesen erhöhten Anspruch konsequent.</w:t>
+      </w:r>
+    </w:p>
+    <w:bookmarkEnd w:id="48"/>
+    <w:bookmarkEnd w:id="49"/>
+    <w:bookmarkStart w:id="50" w:name="vii.-governance-dimension"/>
+    <w:p>
+      <w:pPr>
+        <w:pStyle w:val="Heading1"/>
+      </w:pPr>
+      <w:r>
+        <w:t xml:space="preserve">VII. Governance-Dimension</w:t>
+      </w:r>
+    </w:p>
+    <w:p>
+      <w:pPr>
+        <w:pStyle w:val="FirstParagraph"/>
+      </w:pPr>
+      <w:r>
+        <w:t xml:space="preserve">Eine Frage, die durch den dokumentierten Null-Befund an Bedeutung gewinnt, betrifft die Governance des Genehmigungsvorbehalts. Sowohl § 95b AktG als auch § 111b Abs 2 dAktG übertragen die Zustimmung dem Aufsichtsrat — gerade in jenen Konstellationen, in denen der Aufsichtsrat mit Vertretern der nahestehenden Person besetzt ist. Das Stimmverbot für betroffene RP-Mitglieder ist die einzige verfahrensrechtliche Schutzeinrichtung gegen die strukturelle Konfliktsituation; seine Wirksamkeit hängt von der Mehrheit der nicht-RP-Mitglieder im jeweiligen Prüfungsausschuss ab. In der ATX-Population sind die Vertretungen der nahestehenden Person im Aufsichtsrat in einer Reihe von Konstellationen signifikant: voestalpine (Kernaktionärssyndikat), Verbund (Republik Österreich + Landesbeteiligungen), Erste Group (ERSTE-Stiftung), Wienerberger (ANC Privatstiftung), CA Immo (Starwood). Im DAX gilt Vergleichbares für Henkel (Familienpool), Beiersdorf (maxingvest), Merck KGaA (E.-Merck-KG-Familienpool), Porsche AG (VW als Mehrheitsaktionär), Volkswagen (Porsche/Piëch-Familie via Porsche SE; Land Niedersachsen). Eine systematische Erhebung der Anteile der nicht-RP-Mitglieder im jeweiligen Prüfungsausschuss würde den Rahmen dieses Beitrags sprengen; sie wäre ein ergiebiges Folgethema.</w:t>
+      </w:r>
+    </w:p>
+    <w:bookmarkEnd w:id="50"/>
+    <w:bookmarkStart w:id="51" w:name="viii.-diskussion-und-schlussfolgerungen"/>
+    <w:p>
+      <w:pPr>
+        <w:pStyle w:val="Heading1"/>
+      </w:pPr>
+      <w:r>
+        <w:t xml:space="preserve">VIII. Diskussion und Schlussfolgerungen</w:t>
+      </w:r>
+    </w:p>
+    <w:p>
+      <w:pPr>
+        <w:numPr>
+          <w:ilvl w:val="0"/>
+          <w:numId w:val="1004"/>
+        </w:numPr>
+      </w:pPr>
+      <w:r>
+        <w:rPr>
+          <w:bCs/>
+          <w:b/>
+        </w:rPr>
+        <w:t xml:space="preserve">Die zweisäulige Transparenzarchitektur ist im FY2024 strukturell unausgeglichen.</w:t>
+      </w:r>
+      <w:r>
+        <w:t xml:space="preserve"> </w:t>
+      </w:r>
+      <w:r>
+        <w:t xml:space="preserve">Säule 1 (IAS 24) wird formal erfüllt, materiell jedoch in der Tiefe schwach umgesetzt; Säule 2 (SRD II) trägt im untersuchten Jahr nicht. Die Last der operativen Transparenz fällt damit allein auf Säule 1.</w:t>
+      </w:r>
+    </w:p>
+    <w:p>
+      <w:pPr>
+        <w:numPr>
+          <w:ilvl w:val="0"/>
+          <w:numId w:val="1004"/>
+        </w:numPr>
+      </w:pPr>
+      <w:r>
+        <w:rPr>
+          <w:bCs/>
+          <w:b/>
+        </w:rPr>
+        <w:t xml:space="preserve">Die nominelle Schwellenwertasymmetrie zwischen Österreich und Deutschland ist empirisch umgekehrt.</w:t>
+      </w:r>
+      <w:r>
+        <w:t xml:space="preserve"> </w:t>
+      </w:r>
+      <w:r>
+        <w:t xml:space="preserve">Auf der relativen Ebene ist die österreichische Quote (5 % BS oder 2,5 % U) deutlich höher als die deutsche (1,5 % AV+UV). Auf der absoluten Ebene — der einzig anwendungsrelevanten — liegt der Median des österreichischen Schwellenbetrags um Faktor 9,3</w:t>
+      </w:r>
+      <w:r>
+        <w:t xml:space="preserve"> </w:t>
+      </w:r>
+      <w:r>
+        <w:rPr>
+          <w:iCs/>
+          <w:i/>
+        </w:rPr>
+        <w:t xml:space="preserve">unter</w:t>
+      </w:r>
+      <w:r>
+        <w:t xml:space="preserve"> </w:t>
+      </w:r>
+      <w:r>
+        <w:t xml:space="preserve">dem deutschen. Die Vermutung, der österreichische Gesetzgeber habe eine</w:t>
+      </w:r>
+      <w:r>
+        <w:t xml:space="preserve"> </w:t>
+      </w:r>
+      <w:r>
+        <w:t xml:space="preserve">“</w:t>
+      </w:r>
+      <w:r>
+        <w:t xml:space="preserve">großzügigere</w:t>
+      </w:r>
+      <w:r>
+        <w:t xml:space="preserve">”</w:t>
+      </w:r>
+      <w:r>
+        <w:t xml:space="preserve"> </w:t>
+      </w:r>
+      <w:r>
+        <w:t xml:space="preserve">Schwelle gewählt, hält der empirischen Realität nicht stand.</w:t>
+      </w:r>
+    </w:p>
+    <w:p>
+      <w:pPr>
+        <w:numPr>
+          <w:ilvl w:val="0"/>
+          <w:numId w:val="1004"/>
+        </w:numPr>
+      </w:pPr>
+      <w:r>
+        <w:rPr>
+          <w:bCs/>
+          <w:b/>
+        </w:rPr>
+        <w:t xml:space="preserve">Die SRD-II-Anlassbekanntmachung ist im FY2024 wirkungslos geblieben.</w:t>
+      </w:r>
+      <w:r>
+        <w:t xml:space="preserve"> </w:t>
+      </w:r>
+      <w:r>
+        <w:t xml:space="preserve">Null Bekanntmachungen in 60 großen Emittenten über zwölf Monate sind ein robustes empirisches Signal — kein Indiz für Normverstöße, sondern für die strukturelle Wirkung des Ausnahmekatalogs.</w:t>
+      </w:r>
+    </w:p>
+    <w:p>
+      <w:pPr>
+        <w:numPr>
+          <w:ilvl w:val="0"/>
+          <w:numId w:val="1004"/>
+        </w:numPr>
+      </w:pPr>
+      <w:r>
+        <w:rPr>
+          <w:bCs/>
+          <w:b/>
+        </w:rPr>
+        <w:t xml:space="preserve">Die Wirkung der Ausnahmen konzentriert sich auf zwei Tatbestände.</w:t>
+      </w:r>
+      <w:r>
+        <w:t xml:space="preserve"> </w:t>
+      </w:r>
+      <w:r>
+        <w:t xml:space="preserve">Sechs der elf bereinigten Überschreitungsfälle (55 %) fallen unter</w:t>
+      </w:r>
+      <w:r>
+        <w:t xml:space="preserve"> </w:t>
+      </w:r>
+      <w:r>
+        <w:t xml:space="preserve">“</w:t>
+      </w:r>
+      <w:r>
+        <w:t xml:space="preserve">ordentlicher Geschäftsgang zu marktüblichen Bedingungen</w:t>
+      </w:r>
+      <w:r>
+        <w:t xml:space="preserve">”</w:t>
+      </w:r>
+      <w:r>
+        <w:t xml:space="preserve">, drei weitere (27 %) unter das Konzernprivileg. Damit absorbieren diese beiden Ausnahmegründe gemeinsam 82 % der bereinigten Überschreiter. Ihre Reichweite ist</w:t>
+      </w:r>
+      <w:r>
+        <w:t xml:space="preserve"> </w:t>
+      </w:r>
+      <w:r>
+        <w:rPr>
+          <w:iCs/>
+          <w:i/>
+        </w:rPr>
+        <w:t xml:space="preserve">de facto</w:t>
+      </w:r>
+      <w:r>
+        <w:t xml:space="preserve"> </w:t>
+      </w:r>
+      <w:r>
+        <w:t xml:space="preserve">die entscheidende Variable des Regimes — nicht die Schwellenhöhe.</w:t>
+      </w:r>
+    </w:p>
+    <w:p>
+      <w:pPr>
+        <w:numPr>
+          <w:ilvl w:val="0"/>
+          <w:numId w:val="1004"/>
+        </w:numPr>
+      </w:pPr>
+      <w:r>
+        <w:rPr>
+          <w:bCs/>
+          <w:b/>
+        </w:rPr>
+        <w:t xml:space="preserve">Die</w:t>
+      </w:r>
+      <w:r>
+        <w:rPr>
+          <w:bCs/>
+          <w:b/>
+        </w:rPr>
+        <w:t xml:space="preserve"> </w:t>
+      </w:r>
+      <w:r>
+        <w:rPr>
+          <w:bCs/>
+          <w:b/>
+        </w:rPr>
+        <w:t xml:space="preserve">“</w:t>
+      </w:r>
+      <w:r>
+        <w:rPr>
+          <w:bCs/>
+          <w:b/>
+        </w:rPr>
+        <w:t xml:space="preserve">ordentlicher Geschäftsgang</w:t>
+      </w:r>
+      <w:r>
+        <w:rPr>
+          <w:bCs/>
+          <w:b/>
+        </w:rPr>
+        <w:t xml:space="preserve">”</w:t>
+      </w:r>
+      <w:r>
+        <w:rPr>
+          <w:bCs/>
+          <w:b/>
+        </w:rPr>
+        <w:t xml:space="preserve">-Ausnahme ist konzeptionell nicht ausreichend konturiert.</w:t>
+      </w:r>
+      <w:r>
+        <w:t xml:space="preserve"> </w:t>
+      </w:r>
+      <w:r>
+        <w:t xml:space="preserve">Sie wird gegenwärtig auf mehrjährige Rahmenverträge mit JV-Partnern, Konzern-Cash-Pools und Bürgschaften in Milliardenvolumen angewandt. Eine</w:t>
+      </w:r>
+      <w:r>
+        <w:t xml:space="preserve"> </w:t>
+      </w:r>
+      <w:r>
+        <w:rPr>
+          <w:iCs/>
+          <w:i/>
+        </w:rPr>
+        <w:t xml:space="preserve">de lege ferenda</w:t>
+      </w:r>
+      <w:r>
+        <w:t xml:space="preserve">-Diskussion über eine engere Konturierung — etwa durch ergänzende Schwellenwerte für mehrjährige Rahmenverträge, Verrechnungspreis-Dokumentationspflichten oder eine quantifizierte Beschränkung auf Vorgänge, deren Einzelwert unter der Schwelle liegt — wäre angezeigt.</w:t>
+      </w:r>
+    </w:p>
+    <w:p>
+      <w:pPr>
+        <w:numPr>
+          <w:ilvl w:val="0"/>
+          <w:numId w:val="1004"/>
+        </w:numPr>
+      </w:pPr>
+      <w:r>
+        <w:rPr>
+          <w:bCs/>
+          <w:b/>
+        </w:rPr>
+        <w:t xml:space="preserve">Säule 1 hat Vorrang vor Säule 2, nicht umgekehrt.</w:t>
+      </w:r>
+      <w:r>
+        <w:t xml:space="preserve"> </w:t>
+      </w:r>
+      <w:r>
+        <w:t xml:space="preserve">Der Beitrag macht das tradierte Hierarchieverständnis (</w:t>
+      </w:r>
+      <w:r>
+        <w:t xml:space="preserve">“</w:t>
+      </w:r>
+      <w:r>
+        <w:t xml:space="preserve">Säule 2 ist die strenge zusätzliche Stufe</w:t>
+      </w:r>
+      <w:r>
+        <w:t xml:space="preserve">”</w:t>
+      </w:r>
+      <w:r>
+        <w:t xml:space="preserve">) empirisch fragwürdig: In der Anwendung ist Säule 2 ohne erkennbare Wirkung. Substanz und Qualität der RPT-Transparenz hängen daher an Säule 1 — an der substantiellen Anwendung des IAS-24-Standards durch Vorstand, Prüfungsausschuss und Abschlussprüfer.</w:t>
+      </w:r>
+    </w:p>
+    <w:p>
+      <w:pPr>
+        <w:numPr>
+          <w:ilvl w:val="0"/>
+          <w:numId w:val="1004"/>
+        </w:numPr>
+      </w:pPr>
+      <w:r>
+        <w:rPr>
+          <w:bCs/>
+          <w:b/>
+        </w:rPr>
+        <w:t xml:space="preserve">Aus Sicht der Konzernabschluss-Disclosure ist der Befund von praktischer Bedeutung.</w:t>
+      </w:r>
+      <w:r>
+        <w:t xml:space="preserve"> </w:t>
+      </w:r>
+      <w:r>
+        <w:t xml:space="preserve">Emittenten sind gut beraten, die Schwellenwerte je Berichtsperiode</w:t>
+      </w:r>
+      <w:r>
+        <w:t xml:space="preserve"> </w:t>
+      </w:r>
+      <w:r>
+        <w:rPr>
+          <w:iCs/>
+          <w:i/>
+        </w:rPr>
+        <w:t xml:space="preserve">explizit</w:t>
+      </w:r>
+      <w:r>
+        <w:t xml:space="preserve"> </w:t>
+      </w:r>
+      <w:r>
+        <w:t xml:space="preserve">zu berechnen und die Anwendung der Ausnahmegründe in der Anhangangabe ausdrücklich zu benennen — eine Praxis, die in den FY2024-Berichten erst bei wenigen Emittenten konsequent geübt wird.</w:t>
+      </w:r>
+    </w:p>
+    <w:bookmarkEnd w:id="51"/>
+    <w:bookmarkStart w:id="52" w:name="ix.-praktische-empfehlungen"/>
+    <w:p>
+      <w:pPr>
+        <w:pStyle w:val="Heading1"/>
+      </w:pPr>
+      <w:r>
+        <w:t xml:space="preserve">IX. Praktische Empfehlungen</w:t>
+      </w:r>
+    </w:p>
+    <w:p>
+      <w:pPr>
+        <w:pStyle w:val="FirstParagraph"/>
+      </w:pPr>
+      <w:r>
+        <w:t xml:space="preserve">Vor Verabschiedung des nächsten Konzernabschlusses sollten Vorstand, Prüfungsausschuss und Abschlussprüfer:</w:t>
       </w:r>
     </w:p>
     <w:p>
@@ -3571,60 +4434,9 @@
           <w:ilvl w:val="0"/>
           <w:numId w:val="1005"/>
         </w:numPr>
-        <w:pStyle w:val="Compact"/>
-      </w:pPr>
-      <w:r>
-        <w:t xml:space="preserve">Ist die</w:t>
-      </w:r>
-      <w:r>
-        <w:t xml:space="preserve"> </w:t>
-      </w:r>
-      <w:r>
-        <w:rPr>
-          <w:iCs/>
-          <w:i/>
-        </w:rPr>
-        <w:t xml:space="preserve">Dekonsolidierung selbst</w:t>
-      </w:r>
-      <w:r>
-        <w:t xml:space="preserve"> </w:t>
-      </w:r>
-      <w:r>
-        <w:t xml:space="preserve">— also der Akt, durch den die Forderung erstmalig als RP-Forderung qualifiziert wird — ein</w:t>
-      </w:r>
-      <w:r>
-        <w:t xml:space="preserve"> </w:t>
-      </w:r>
-      <w:r>
-        <w:t xml:space="preserve">“</w:t>
-      </w:r>
-      <w:r>
-        <w:t xml:space="preserve">Geschäft</w:t>
-      </w:r>
-      <w:r>
-        <w:t xml:space="preserve">”</w:t>
-      </w:r>
-      <w:r>
-        <w:t xml:space="preserve"> </w:t>
-      </w:r>
-      <w:r>
-        <w:t xml:space="preserve">iSd § 95a AktG? Hierfür spricht, dass die zugrundeliegende Anteilsveränderung (Verlust der Kontrolle) eine eigenständige, neu abgeschlossene Transaktion ist; dagegen, dass die Forderung selbst nicht</w:t>
-      </w:r>
-      <w:r>
-        <w:t xml:space="preserve"> </w:t>
-      </w:r>
-      <w:r>
-        <w:rPr>
-          <w:iCs/>
-          <w:i/>
-        </w:rPr>
-        <w:t xml:space="preserve">neu abgeschlossen</w:t>
-      </w:r>
-      <w:r>
-        <w:t xml:space="preserve"> </w:t>
-      </w:r>
-      <w:r>
-        <w:t xml:space="preserve">wurde.</w:t>
+      </w:pPr>
+      <w:r>
+        <w:t xml:space="preserve">die bindende SRD-II-Schwelle in EUR-Beträgen explizit berechnen und schriftlich dokumentieren — für österreichische Emittenten unter ausdrücklicher Ausweisung der niedrigeren der beiden Werte aus 5 % Bilanzsumme und 2,5 % Konzernumsatz;</w:t>
       </w:r>
     </w:p>
     <w:p>
@@ -3633,1012 +4445,92 @@
           <w:ilvl w:val="0"/>
           <w:numId w:val="1005"/>
         </w:numPr>
-        <w:pStyle w:val="Compact"/>
-      </w:pPr>
-      <w:r>
-        <w:t xml:space="preserve">Falls ja: greift der Ausnahmegrund</w:t>
-      </w:r>
-      <w:r>
-        <w:t xml:space="preserve"> </w:t>
-      </w:r>
-      <w:r>
-        <w:t xml:space="preserve">“</w:t>
-      </w:r>
-      <w:r>
-        <w:t xml:space="preserve">Geschäfte mit Tochterunternehmen</w:t>
-      </w:r>
-      <w:r>
-        <w:t xml:space="preserve">”</w:t>
-      </w:r>
-      <w:r>
-        <w:t xml:space="preserve"> </w:t>
-      </w:r>
-      <w:r>
-        <w:t xml:space="preserve">(§ 95d Z 1 AktG analog § 111a Abs 3 Nr 1 dAktG), wenn die Tochtereigenschaft gerade</w:t>
-      </w:r>
-      <w:r>
-        <w:t xml:space="preserve"> </w:t>
-      </w:r>
-      <w:r>
-        <w:rPr>
-          <w:iCs/>
-          <w:i/>
-        </w:rPr>
-        <w:t xml:space="preserve">durch</w:t>
-      </w:r>
-      <w:r>
-        <w:t xml:space="preserve"> </w:t>
-      </w:r>
-      <w:r>
-        <w:t xml:space="preserve">das Geschäft verloren geht?</w:t>
-      </w:r>
-    </w:p>
-    <w:p>
-      <w:pPr>
-        <w:pStyle w:val="FirstParagraph"/>
-      </w:pPr>
-      <w:r>
-        <w:t xml:space="preserve">In den von uns recherchierten EQS-Newsfeeds und IR-Mitteilungen von PIERER Mobility im Kalenderjahr 2024 wurde</w:t>
-      </w:r>
-      <w:r>
-        <w:t xml:space="preserve"> </w:t>
-      </w:r>
-      <w:r>
-        <w:rPr>
-          <w:iCs/>
-          <w:i/>
-        </w:rPr>
-        <w:t xml:space="preserve">keine</w:t>
-      </w:r>
-      <w:r>
-        <w:t xml:space="preserve"> </w:t>
-      </w:r>
-      <w:r>
-        <w:t xml:space="preserve">Bekanntmachung nach § 95c AktG publiziert. Die § 95a-/§ 95c-Bewertung der Dekonsolidierung bleibt damit ungeklärt und stellt aus Sicht des Verfassers eine offene methodische Frage dar, die für die Verwendung der Ausnahmegründe in vergleichbaren Carve-out-Konstellationen Bedeutung hat.</w:t>
-      </w:r>
-    </w:p>
-    <w:bookmarkEnd w:id="38"/>
-    <w:bookmarkStart w:id="39" w:name="Xef38cf0e852d8b17038ef9c71b6b07933bf3dc1"/>
-    <w:p>
-      <w:pPr>
-        <w:pStyle w:val="Heading2"/>
-      </w:pPr>
-      <w:r>
-        <w:t xml:space="preserve">4. Eine wichtige Einschränkung der Klassifikation</w:t>
-      </w:r>
-    </w:p>
-    <w:p>
-      <w:pPr>
-        <w:pStyle w:val="FirstParagraph"/>
-      </w:pPr>
-      <w:r>
-        <w:t xml:space="preserve">Die in Tabelle 2 ausgewiesenen Ausnahmen — insbesondere</w:t>
-      </w:r>
-      <w:r>
-        <w:t xml:space="preserve"> </w:t>
-      </w:r>
-      <w:r>
-        <w:t xml:space="preserve">“</w:t>
-      </w:r>
-      <w:r>
-        <w:t xml:space="preserve">ordentlicher Geschäftsgang zu marktüblichen Bedingungen</w:t>
-      </w:r>
-      <w:r>
-        <w:t xml:space="preserve">”</w:t>
-      </w:r>
-      <w:r>
-        <w:t xml:space="preserve"> </w:t>
-      </w:r>
-      <w:r>
-        <w:t xml:space="preserve">— sind</w:t>
-      </w:r>
-      <w:r>
-        <w:t xml:space="preserve"> </w:t>
-      </w:r>
-      <w:r>
-        <w:rPr>
-          <w:iCs/>
-          <w:i/>
-        </w:rPr>
-        <w:t xml:space="preserve">Emittentenklassifikationen</w:t>
-      </w:r>
-      <w:r>
-        <w:t xml:space="preserve">, nicht objektiv-rechtlich überprüfte Befunde. In den hier betroffenen sechs Fällen (BASF mehrjährige PPA-Rahmenverträge mit JV-Partnern; Telekom Austria Master-Lease mit EuroTeleSites; OMV ECA-Bürgschaft für Borouge 4; Volkswagen Darlehen an die chinesischen JVs FAW/SAIC/JAC; Infineon mehrjährige Kapitaltranchen für das ESMC-JV in Dresden; Zalando laufende Wareneinkäufe von Bestseller-kontrollierten Marken) handelt es sich um ökonomisch</w:t>
-      </w:r>
-      <w:r>
-        <w:t xml:space="preserve"> </w:t>
-      </w:r>
-      <w:r>
-        <w:rPr>
-          <w:iCs/>
-          <w:i/>
-        </w:rPr>
-        <w:t xml:space="preserve">hochwesentliche</w:t>
-      </w:r>
-      <w:r>
-        <w:t xml:space="preserve"> </w:t>
-      </w:r>
-      <w:r>
-        <w:t xml:space="preserve">Vorgänge mit Volumina im einstelligen bis zweistelligen Milliarden-EUR-Bereich. Sie werden vom jeweiligen Emittenten — gestützt auf eine Bewertung durch den Prüfungsausschuss und den Abschlussprüfer — der Ausnahme zugeordnet. Eine</w:t>
-      </w:r>
-      <w:r>
-        <w:t xml:space="preserve"> </w:t>
-      </w:r>
-      <w:r>
-        <w:rPr>
-          <w:iCs/>
-          <w:i/>
-        </w:rPr>
-        <w:t xml:space="preserve">gerichtliche</w:t>
-      </w:r>
-      <w:r>
-        <w:t xml:space="preserve"> </w:t>
-      </w:r>
-      <w:r>
-        <w:t xml:space="preserve">Bestätigung der Reichweite dieser Ausnahme über mehrjährige Rahmenverträge mit JV-Partnern existiert weder in Österreich noch in Deutschland; die in der Lehre vereinzelt geäußerten Bedenken sind bisher nicht justiziabel geworden. Diese Selbstauskunftsstruktur ist im Anwendungsdiskurs zu berücksichtigen.</w:t>
-      </w:r>
-    </w:p>
-    <w:bookmarkEnd w:id="39"/>
-    <w:bookmarkEnd w:id="40"/>
-    <w:bookmarkStart w:id="41" w:name="X78f085059707aee88e0dc310ab9978f8a684206"/>
-    <w:p>
-      <w:pPr>
-        <w:pStyle w:val="Heading1"/>
-      </w:pPr>
-      <w:r>
-        <w:t xml:space="preserve">VI. Anlassbezogene Bekanntmachungen — der Null-Befund</w:t>
-      </w:r>
-    </w:p>
-    <w:p>
-      <w:pPr>
-        <w:pStyle w:val="FirstParagraph"/>
-      </w:pPr>
-      <w:r>
-        <w:t xml:space="preserve">Die zentrale Beobachtung des FY2024-Datensatzes ist nicht die Zahl der nominellen Überschreitungen, sondern die Zahl der</w:t>
-      </w:r>
-      <w:r>
-        <w:t xml:space="preserve"> </w:t>
-      </w:r>
-      <w:r>
-        <w:rPr>
-          <w:iCs/>
-          <w:i/>
-        </w:rPr>
-        <w:t xml:space="preserve">tatsächlich publizierten Bekanntmachungen</w:t>
-      </w:r>
-      <w:r>
-        <w:t xml:space="preserve">. Eine systematische Abfrage der einschlägigen IR-Seiten aller 60 Emittenten, ergänzt durch die EQS-, DGAP-, Wiener-Börse- und OeKB-Newsfeeds sowie den Bundesanzeiger über das volle Kalenderjahr 2024, ergibt ein eindeutiges Ergebnis:</w:t>
-      </w:r>
-      <w:r>
-        <w:t xml:space="preserve"> </w:t>
-      </w:r>
-      <w:r>
-        <w:rPr>
-          <w:bCs/>
-          <w:b/>
-        </w:rPr>
-        <w:t xml:space="preserve">Kein einziger der 60 Emittenten hat im Kalenderjahr 2024 eine Bekanntmachung nach § 95c AktG bzw § 111c dAktG publiziert</w:t>
-      </w:r>
-      <w:r>
-        <w:t xml:space="preserve">.</w:t>
-      </w:r>
-    </w:p>
-    <w:p>
-      <w:pPr>
-        <w:pStyle w:val="BodyText"/>
-      </w:pPr>
-      <w:r>
-        <w:t xml:space="preserve">Die einzige zeitlich nahegelegene Bekanntmachung — die Veräußerung der 18-%-Beteiligung an Siemens Limited (Indien) durch Siemens Energy AG an Siemens AG für EUR 2.081 Mio. — datiert vom 8. Dezember 2023 und fällt damit außerhalb des untersuchten Kalenderjahres 2024 (allerdings innerhalb des gebrochenen Geschäftsjahres FY2023/24 von Siemens Energy). Selbst bei einer weiten Interpretation, die diesen Fall noch dem Berichtsjahr 2024 zurechnet, läge die Quote in der Vollerhebung von 60 Großemittenten bei</w:t>
-      </w:r>
-      <w:r>
-        <w:t xml:space="preserve"> </w:t>
-      </w:r>
-      <w:r>
-        <w:rPr>
-          <w:iCs/>
-          <w:i/>
-        </w:rPr>
-        <w:t xml:space="preserve">einer einzigen</w:t>
-      </w:r>
-      <w:r>
-        <w:t xml:space="preserve"> </w:t>
-      </w:r>
-      <w:r>
-        <w:t xml:space="preserve">Bekanntmachung über zwölf Monate.</w:t>
-      </w:r>
-    </w:p>
-    <w:p>
-      <w:pPr>
-        <w:pStyle w:val="BodyText"/>
-      </w:pPr>
-      <w:r>
-        <w:t xml:space="preserve">Die Diskrepanz zwischen elf nominellen Schwellenüberschreitungen (siehe V.) und null (bzw eins) tatsächlichen Bekanntmachungen ist die zentrale Pointe der Untersuchung. Sie ist</w:t>
-      </w:r>
-      <w:r>
-        <w:t xml:space="preserve"> </w:t>
-      </w:r>
-      <w:r>
-        <w:rPr>
-          <w:iCs/>
-          <w:i/>
-        </w:rPr>
-        <w:t xml:space="preserve">nicht</w:t>
-      </w:r>
-      <w:r>
-        <w:t xml:space="preserve"> </w:t>
-      </w:r>
-      <w:r>
-        <w:t xml:space="preserve">ein Hinweis darauf, dass das Recht nicht beachtet würde — der Befund ist mit den jeweiligen Ausnahmekatalogen vollständig konsistent. Sie ist vielmehr ein Hinweis darauf, dass die normative Architektur so angelegt ist, dass die</w:t>
-      </w:r>
-      <w:r>
-        <w:t xml:space="preserve"> </w:t>
-      </w:r>
-      <w:r>
-        <w:rPr>
-          <w:iCs/>
-          <w:i/>
-        </w:rPr>
-        <w:t xml:space="preserve">materiell</w:t>
-      </w:r>
-      <w:r>
-        <w:t xml:space="preserve"> </w:t>
-      </w:r>
-      <w:r>
-        <w:t xml:space="preserve">bedeutendsten Kategorien von RPT — Konzernfinanzierung, ordentlicher Bezug von Vorleistungen, Bürgschaften an JV-Partner — systematisch außerhalb des anlassbezogenen Veröffentlichungsregimes verbleiben. Die Transparenz dieser Geschäfte wird damit</w:t>
-      </w:r>
-      <w:r>
-        <w:t xml:space="preserve"> </w:t>
-      </w:r>
-      <w:r>
-        <w:rPr>
-          <w:iCs/>
-          <w:i/>
-        </w:rPr>
-        <w:t xml:space="preserve">faktisch</w:t>
-      </w:r>
-      <w:r>
-        <w:t xml:space="preserve"> </w:t>
-      </w:r>
-      <w:r>
-        <w:t xml:space="preserve">von der laufenden IAS-24-Anhangangabe getragen, nicht von der ARUG-II-/AktRÄG-2019-Architektur. Diese Beobachtung verdient eine differenzierte Würdigung.</w:t>
-      </w:r>
-    </w:p>
-    <w:bookmarkEnd w:id="41"/>
-    <w:bookmarkStart w:id="42" w:name="X514296e295cf6fa45bc9913dbc0f9ed4f923ae1"/>
-    <w:p>
-      <w:pPr>
-        <w:pStyle w:val="Heading1"/>
-      </w:pPr>
-      <w:r>
-        <w:t xml:space="preserve">VII. Strukturelle Gründe für den Null-Befund — der Ausnahmekatalog</w:t>
-      </w:r>
-    </w:p>
-    <w:p>
-      <w:pPr>
-        <w:pStyle w:val="FirstParagraph"/>
-      </w:pPr>
-      <w:r>
-        <w:t xml:space="preserve">Die Schwellenwert-Architektur war im Gesetzgebungsverfahren der SRD II ausdrücklich als ein</w:t>
-      </w:r>
-      <w:r>
-        <w:t xml:space="preserve"> </w:t>
-      </w:r>
-      <w:r>
-        <w:rPr>
-          <w:iCs/>
-          <w:i/>
-        </w:rPr>
-        <w:t xml:space="preserve">anlassbezogenes Filter</w:t>
-      </w:r>
-      <w:r>
-        <w:t xml:space="preserve"> </w:t>
-      </w:r>
-      <w:r>
-        <w:t xml:space="preserve">konzipiert: Nicht jeder, sondern nur der materiell und politisch sensible RPT-Vorgang sollte der zusätzlichen Genehmigungs- und Veröffentlichungspflicht unterworfen werden. Die Filterung wird normativ jedoch nicht durch die Schwellenhöhe allein bewirkt, sondern durch das Zusammenspiel mit dem Ausnahmekatalog. In dem hier untersuchten Datensatz lassen sich die Ausnahmegründe nach Reichweite gewichten:</w:t>
+      </w:pPr>
+      <w:r>
+        <w:t xml:space="preserve">sämtliche RPT-Einzelposten oberhalb der bindenden Schwelle in einer eigenen Liste erfassen und gegen die Ausnahmekataloge des § 95d AktG bzw § 111a Abs 3 dAktG abgleichen;</w:t>
       </w:r>
     </w:p>
     <w:p>
       <w:pPr>
         <w:numPr>
           <w:ilvl w:val="0"/>
-          <w:numId w:val="1006"/>
+          <w:numId w:val="1005"/>
         </w:numPr>
-        <w:pStyle w:val="Compact"/>
-      </w:pPr>
-      <w:r>
-        <w:rPr>
-          <w:bCs/>
-          <w:b/>
-        </w:rPr>
-        <w:t xml:space="preserve">Ordentlicher Geschäftsgang / marktübliche Bedingungen</w:t>
-      </w:r>
-      <w:r>
-        <w:t xml:space="preserve"> </w:t>
-      </w:r>
-      <w:r>
-        <w:t xml:space="preserve">ist quantitativ der wichtigste Ausnahmegrund. In sechs der elf bereinigten Überschreiter-Fälle ist diese Ausnahme einschlägig. Die Reichweite ist breit; sie umfasst mehrjährige Rahmenverträge, Konzern-Cash-Pools, Konzern-Treasury-Strukturen, JV-Darlehen und laufende Liefer- und Leistungsbeziehungen. Ihre Anwendung beruht auf einer Bewertung durch den Vorstand, einer Bestätigung durch den Prüfungsausschuss und einer Prüfung durch den Abschlussprüfer — eine</w:t>
-      </w:r>
-      <w:r>
-        <w:t xml:space="preserve"> </w:t>
-      </w:r>
-      <w:r>
-        <w:rPr>
-          <w:iCs/>
-          <w:i/>
-        </w:rPr>
-        <w:t xml:space="preserve">justizielle</w:t>
-      </w:r>
-      <w:r>
-        <w:t xml:space="preserve"> </w:t>
-      </w:r>
-      <w:r>
-        <w:t xml:space="preserve">Konturierung fehlt.</w:t>
+      </w:pPr>
+      <w:r>
+        <w:t xml:space="preserve">die jeweils einschlägige Ausnahme in der Anhangangabe</w:t>
+      </w:r>
+      <w:r>
+        <w:t xml:space="preserve"> </w:t>
+      </w:r>
+      <w:r>
+        <w:rPr>
+          <w:iCs/>
+          <w:i/>
+        </w:rPr>
+        <w:t xml:space="preserve">namentlich</w:t>
+      </w:r>
+      <w:r>
+        <w:t xml:space="preserve"> </w:t>
+      </w:r>
+      <w:r>
+        <w:t xml:space="preserve">benennen — die bloße Erwähnung der Schwelle ohne explizite Subsumtion lässt offen, ob das Genehmigungs- und Veröffentlichungsverfahren tatsächlich geprüft wurde;</w:t>
       </w:r>
     </w:p>
     <w:p>
       <w:pPr>
         <w:numPr>
           <w:ilvl w:val="0"/>
-          <w:numId w:val="1006"/>
+          <w:numId w:val="1005"/>
         </w:numPr>
-        <w:pStyle w:val="Compact"/>
-      </w:pPr>
-      <w:r>
-        <w:t xml:space="preserve">Das</w:t>
-      </w:r>
-      <w:r>
-        <w:t xml:space="preserve"> </w:t>
-      </w:r>
-      <w:r>
-        <w:rPr>
-          <w:bCs/>
-          <w:b/>
-        </w:rPr>
-        <w:t xml:space="preserve">Konzernprivileg</w:t>
-      </w:r>
-      <w:r>
-        <w:t xml:space="preserve"> </w:t>
-      </w:r>
-      <w:r>
-        <w:t xml:space="preserve">(Geschäfte mit vollkonsolidierten Tochterunternehmen) ist der zweitwichtigste Ausnahmegrund. Drei der elf Fälle (Porsche AG ↔ VW; Siemens Healthineers ↔ Siemens AG; UNIQA ↔ UNIQA Re) fallen in diese Kategorie. Die Ratio des Konzernprivilegs ist klar: konzerninterne Beziehungen werden bereits durch das Konzernrecht und die Vollkonsolidierung verlustfrei abgebildet; eine zusätzliche Bekanntmachungspflicht würde die operative Funktionsfähigkeit der Konzernfinanzierung empfindlich stören.</w:t>
+      </w:pPr>
+      <w:r>
+        <w:t xml:space="preserve">bei Berufung auf den ordentlichen Geschäftsgang konkrete Belege für die Marktüblichkeit beibringen (Verrechnungspreis-Methodik, externe Benchmark-Vergleiche, Audit-Ausschuss-Protokolle), statt sich auf pauschale Formulierungen (</w:t>
+      </w:r>
+      <w:r>
+        <w:t xml:space="preserve">“</w:t>
+      </w:r>
+      <w:r>
+        <w:t xml:space="preserve">at arm’s length</w:t>
+      </w:r>
+      <w:r>
+        <w:t xml:space="preserve">”</w:t>
+      </w:r>
+      <w:r>
+        <w:t xml:space="preserve">) zu beschränken;</w:t>
       </w:r>
     </w:p>
     <w:p>
       <w:pPr>
         <w:numPr>
           <w:ilvl w:val="0"/>
-          <w:numId w:val="1006"/>
+          <w:numId w:val="1005"/>
         </w:numPr>
-        <w:pStyle w:val="Compact"/>
-      </w:pPr>
-      <w:r>
-        <w:t xml:space="preserve">Die</w:t>
-      </w:r>
-      <w:r>
-        <w:t xml:space="preserve"> </w:t>
-      </w:r>
-      <w:r>
-        <w:rPr>
-          <w:bCs/>
-          <w:b/>
-        </w:rPr>
-        <w:t xml:space="preserve">Pro-rata-Ausnahme</w:t>
-      </w:r>
-      <w:r>
-        <w:t xml:space="preserve"> </w:t>
-      </w:r>
-      <w:r>
-        <w:t xml:space="preserve">(anteilige Dividenden) ist konzeptionell keine Ausnahme im engeren Sinne, sondern eine</w:t>
-      </w:r>
-      <w:r>
-        <w:t xml:space="preserve"> </w:t>
-      </w:r>
-      <w:r>
-        <w:rPr>
-          <w:iCs/>
-          <w:i/>
-        </w:rPr>
-        <w:t xml:space="preserve">Tatbestandsabgrenzung</w:t>
-      </w:r>
-      <w:r>
-        <w:t xml:space="preserve">: Dividenden an alle Aktionäre sind kein RP-Geschäft, weil der Mehrheitsgesellschafter sie</w:t>
-      </w:r>
-      <w:r>
-        <w:t xml:space="preserve"> </w:t>
-      </w:r>
-      <w:r>
-        <w:rPr>
-          <w:iCs/>
-          <w:i/>
-        </w:rPr>
-        <w:t xml:space="preserve">qua Aktionärsstellung</w:t>
-      </w:r>
-      <w:r>
-        <w:t xml:space="preserve"> </w:t>
-      </w:r>
-      <w:r>
-        <w:t xml:space="preserve">erhält. Diese Klärung ist normativ überzeugend, hat aber in der Praxis zur Folge, dass die volumetrisch häufig sehr großen Ausschüttungen an kontrollierende Gesellschafter dem § 95c-/§ 111c-Mechanismus nicht zugänglich sind. Aus Sicht der Transparenz ist das verschmerzbar, weil Dividenden ohnehin per Hauptversammlungsbeschluss und Ad-hoc-Mitteilung kommuniziert werden.</w:t>
-      </w:r>
-    </w:p>
-    <w:p>
-      <w:pPr>
-        <w:pStyle w:val="FirstParagraph"/>
-      </w:pPr>
-      <w:r>
-        <w:t xml:space="preserve">Eine Beobachtung am Rande: Die in der deutschen Norm zusätzlich enthaltene Ausnahme für</w:t>
-      </w:r>
-      <w:r>
-        <w:t xml:space="preserve"> </w:t>
-      </w:r>
-      <w:r>
-        <w:rPr>
-          <w:bCs/>
-          <w:b/>
-        </w:rPr>
-        <w:t xml:space="preserve">eigene Aktien</w:t>
-      </w:r>
-      <w:r>
-        <w:t xml:space="preserve"> </w:t>
-      </w:r>
-      <w:r>
-        <w:t xml:space="preserve">(§ 111a Abs 3 Nr 4 dAktG) hat im hier untersuchten Datensatz keine Bedeutung erlangt — Rückkaufprogramme wurden im IAS-24-Anhang regelmäßig nicht als RPT-Vorgang ausgewiesen.</w:t>
-      </w:r>
-    </w:p>
-    <w:bookmarkEnd w:id="42"/>
-    <w:bookmarkStart w:id="43" w:name="X570867c981af39b8c1a2c84038857f5b320662e"/>
-    <w:p>
-      <w:pPr>
-        <w:pStyle w:val="Heading1"/>
-      </w:pPr>
-      <w:r>
-        <w:t xml:space="preserve">VIII. Governance-Dimension — Doppelrolle des Aufsichtsrats</w:t>
-      </w:r>
-    </w:p>
-    <w:p>
-      <w:pPr>
-        <w:pStyle w:val="FirstParagraph"/>
-      </w:pPr>
-      <w:r>
-        <w:t xml:space="preserve">Eine Frage, die durch den hier dokumentierten Null-Befund an Bedeutung gewinnt, betrifft die</w:t>
-      </w:r>
-      <w:r>
-        <w:t xml:space="preserve"> </w:t>
-      </w:r>
-      <w:r>
-        <w:rPr>
-          <w:iCs/>
-          <w:i/>
-        </w:rPr>
-        <w:t xml:space="preserve">Governance</w:t>
-      </w:r>
-      <w:r>
-        <w:t xml:space="preserve"> </w:t>
-      </w:r>
-      <w:r>
-        <w:t xml:space="preserve">des Genehmigungsvorbehalts. Sowohl § 95b AktG als auch § 111b Abs 2 dAktG übertragen die Zustimmung über wesentliche RPT dem Aufsichtsrat — gerade in jenen Konstellationen, in denen der Aufsichtsrat häufig mit</w:t>
-      </w:r>
-      <w:r>
-        <w:t xml:space="preserve"> </w:t>
-      </w:r>
-      <w:r>
-        <w:rPr>
-          <w:iCs/>
-          <w:i/>
-        </w:rPr>
-        <w:t xml:space="preserve">Vertretern</w:t>
-      </w:r>
-      <w:r>
-        <w:t xml:space="preserve"> </w:t>
-      </w:r>
-      <w:r>
-        <w:t xml:space="preserve">der nahestehenden Person besetzt ist (typisches Beispiel: Familienmehrheit, Staatsbeteiligung, Foundation-Repräsentanten). Das Stimmverbot für betroffene RP-Mitglieder ist die einzige verfahrensrechtliche Schutzeinrichtung gegen die strukturelle Konfliktsituation; ob es ausreicht, hängt von der Mehrheit der nicht-RP-Mitglieder im Aufsichtsrat ab.</w:t>
-      </w:r>
-    </w:p>
-    <w:p>
-      <w:pPr>
-        <w:pStyle w:val="BodyText"/>
-      </w:pPr>
-      <w:r>
-        <w:t xml:space="preserve">In der ATX-Population sind die Vertretungen der nahestehenden Person im Aufsichtsrat in einer ganzen Reihe von Konstellationen signifikant: voestalpine (Kernaktionärssyndikat), Verbund (Republik Österreich + Landesbeteiligungen), Erste Group (ERSTE-Stiftung), Wienerberger (ANC Privatstiftung), CA Immo (Starwood). Im DAX gilt Vergleichbares für Henkel (Familienpool), Beiersdorf (maxingvest), Merck KGaA (E.-Merck-KG-Familienpool), Porsche AG (VW als Mehrheitsaktionär), Volkswagen (Porsche/Piëch-Familie via Porsche SE; Land Niedersachsen). Eine systematische Erhebung der Anteile der nicht-RP-Mitglieder im jeweiligen Prüfungsausschuss würde den Rahmen dieses Beitrags sprengen; die Frage, ob die existierende Governance-Architektur den Genehmigungsvorbehalt materiell trägt oder formal aushöhlt, wäre ein ergiebiges Folgethema.</w:t>
-      </w:r>
-    </w:p>
-    <w:bookmarkEnd w:id="43"/>
-    <w:bookmarkStart w:id="44" w:name="ix.-diskussion-und-schlussfolgerungen"/>
-    <w:p>
-      <w:pPr>
-        <w:pStyle w:val="Heading1"/>
-      </w:pPr>
-      <w:r>
-        <w:t xml:space="preserve">IX. Diskussion und Schlussfolgerungen</w:t>
+      </w:pPr>
+      <w:r>
+        <w:t xml:space="preserve">die IAS-24-Anhangangabe substantiell — und nicht nur formal — gestalten; insbesondere die quantitativen Kategorien (Umsätze, Einkäufe, Forderungen, Verbindlichkeiten, Bürgschaften) je nahestehende Person bzw je Gruppe nahestehender Personen einzeln beziffern;</w:t>
       </w:r>
     </w:p>
     <w:p>
       <w:pPr>
         <w:numPr>
           <w:ilvl w:val="0"/>
-          <w:numId w:val="1007"/>
+          <w:numId w:val="1005"/>
         </w:numPr>
       </w:pPr>
       <w:r>
-        <w:rPr>
-          <w:bCs/>
-          <w:b/>
-        </w:rPr>
-        <w:t xml:space="preserve">Die nominelle Schwellenwertasymmetrie zwischen Österreich und Deutschland ist empirisch zu großen Teilen umgekehrt.</w:t>
-      </w:r>
-      <w:r>
-        <w:t xml:space="preserve"> </w:t>
-      </w:r>
-      <w:r>
-        <w:t xml:space="preserve">Auf der relativen Ebene ist die österreichische Quote (5 % BS oder 2,5 % U) deutlich höher als die deutsche (1,5 % AV+UV). Auf der absoluten Ebene — der einzig anwendungsrelevanten — liegt der Median des österreichischen Schwellenbetrags um Faktor 9,3</w:t>
-      </w:r>
-      <w:r>
-        <w:t xml:space="preserve"> </w:t>
-      </w:r>
-      <w:r>
-        <w:rPr>
-          <w:iCs/>
-          <w:i/>
-        </w:rPr>
-        <w:t xml:space="preserve">unter</w:t>
-      </w:r>
-      <w:r>
-        <w:t xml:space="preserve"> </w:t>
-      </w:r>
-      <w:r>
-        <w:t xml:space="preserve">dem deutschen. Die Konstruktionsentscheidung des österreichischen Gesetzgebers, eine zusätzliche Umsatzbezugsgröße einzuführen, wirkt im Effekt nicht entlastend, sondern verschärfend — besonders bei umsatzschwachen Geschäftsmodellen.</w:t>
+        <w:t xml:space="preserve">die Governance-Architektur des Prüfungsausschusses regelmäßig auf die Mehrheit der nicht-RP-Mitglieder überprüfen, insbesondere in Konstellationen mit signifikantem Mehrheits- oder Kernaktionärseinfluss im Aufsichtsrat;</w:t>
       </w:r>
     </w:p>
     <w:p>
       <w:pPr>
         <w:numPr>
           <w:ilvl w:val="0"/>
-          <w:numId w:val="1007"/>
+          <w:numId w:val="1005"/>
         </w:numPr>
       </w:pPr>
       <w:r>
-        <w:rPr>
-          <w:bCs/>
-          <w:b/>
-        </w:rPr>
-        <w:t xml:space="preserve">Die häufig im Schrifttum geäußerte Vermutung, der österreichische Gesetzgeber habe eine</w:t>
-      </w:r>
-      <w:r>
-        <w:rPr>
-          <w:bCs/>
-          <w:b/>
-        </w:rPr>
-        <w:t xml:space="preserve"> </w:t>
-      </w:r>
-      <w:r>
-        <w:rPr>
-          <w:bCs/>
-          <w:b/>
-        </w:rPr>
-        <w:t xml:space="preserve">“</w:t>
-      </w:r>
-      <w:r>
-        <w:rPr>
-          <w:bCs/>
-          <w:b/>
-        </w:rPr>
-        <w:t xml:space="preserve">großzügigere</w:t>
-      </w:r>
-      <w:r>
-        <w:rPr>
-          <w:bCs/>
-          <w:b/>
-        </w:rPr>
-        <w:t xml:space="preserve">”</w:t>
-      </w:r>
-      <w:r>
-        <w:rPr>
-          <w:bCs/>
-          <w:b/>
-        </w:rPr>
-        <w:t xml:space="preserve"> </w:t>
-      </w:r>
-      <w:r>
-        <w:rPr>
-          <w:bCs/>
-          <w:b/>
-        </w:rPr>
-        <w:t xml:space="preserve">Schwelle gewählt, hält der empirischen Realität nicht stand.</w:t>
-      </w:r>
-      <w:r>
-        <w:t xml:space="preserve"> </w:t>
-      </w:r>
-      <w:r>
-        <w:t xml:space="preserve">Sie beruht auf einer ungeprüften Übertragung der relativen Prozente auf die absolute Ebene, ohne den Größenunterschied der Emittentengruppen zu berücksichtigen.</w:t>
-      </w:r>
-    </w:p>
-    <w:p>
-      <w:pPr>
-        <w:numPr>
-          <w:ilvl w:val="0"/>
-          <w:numId w:val="1007"/>
-        </w:numPr>
-      </w:pPr>
-      <w:r>
-        <w:rPr>
-          <w:bCs/>
-          <w:b/>
-        </w:rPr>
-        <w:t xml:space="preserve">Die SRD-II-Anlassbekanntmachung ist im FY2024 in der hier vollständig erhobenen ATX-/DAX-Population</w:t>
-      </w:r>
-      <w:r>
-        <w:rPr>
-          <w:bCs/>
-          <w:b/>
-        </w:rPr>
-        <w:t xml:space="preserve"> </w:t>
-      </w:r>
-      <w:r>
-        <w:rPr>
-          <w:iCs/>
-          <w:i/>
-          <w:bCs/>
-          <w:b/>
-        </w:rPr>
-        <w:t xml:space="preserve">wirkungslos</w:t>
-      </w:r>
-      <w:r>
-        <w:rPr>
-          <w:bCs/>
-          <w:b/>
-        </w:rPr>
-        <w:t xml:space="preserve"> </w:t>
-      </w:r>
-      <w:r>
-        <w:rPr>
-          <w:bCs/>
-          <w:b/>
-        </w:rPr>
-        <w:t xml:space="preserve">geblieben.</w:t>
-      </w:r>
-      <w:r>
-        <w:t xml:space="preserve"> </w:t>
-      </w:r>
-      <w:r>
-        <w:t xml:space="preserve">Null Bekanntmachungen in 60 großen Emittenten über zwölf Monate sind ein bedeutsames empirisches Signal — kein Indiz für Normverstöße, sondern für die strukturelle Wirkung des Ausnahmekatalogs.</w:t>
-      </w:r>
-    </w:p>
-    <w:p>
-      <w:pPr>
-        <w:numPr>
-          <w:ilvl w:val="0"/>
-          <w:numId w:val="1007"/>
-        </w:numPr>
-      </w:pPr>
-      <w:r>
-        <w:rPr>
-          <w:bCs/>
-          <w:b/>
-        </w:rPr>
-        <w:t xml:space="preserve">Die Wirkung der Ausnahmen lässt sich auf zwei breite Kategorien konzentrieren.</w:t>
-      </w:r>
-      <w:r>
-        <w:t xml:space="preserve"> </w:t>
-      </w:r>
-      <w:r>
-        <w:t xml:space="preserve">Sechs der elf bereinigten Überschreitungs-Fälle fallen unter</w:t>
-      </w:r>
-      <w:r>
-        <w:t xml:space="preserve"> </w:t>
-      </w:r>
-      <w:r>
-        <w:t xml:space="preserve">“</w:t>
-      </w:r>
-      <w:r>
-        <w:t xml:space="preserve">ordentlicher Geschäftsgang zu marktüblichen Bedingungen</w:t>
-      </w:r>
-      <w:r>
-        <w:t xml:space="preserve">”</w:t>
-      </w:r>
-      <w:r>
-        <w:t xml:space="preserve">, drei weitere unter das Konzernprivileg. Damit absorbieren diese beiden Ausnahmegründe gemeinsam 82 % der bereinigten Überschreiter. Ihre Reichweite ist mithin</w:t>
-      </w:r>
-      <w:r>
-        <w:t xml:space="preserve"> </w:t>
-      </w:r>
-      <w:r>
-        <w:rPr>
-          <w:iCs/>
-          <w:i/>
-        </w:rPr>
-        <w:t xml:space="preserve">de facto</w:t>
-      </w:r>
-      <w:r>
-        <w:t xml:space="preserve"> </w:t>
-      </w:r>
-      <w:r>
-        <w:t xml:space="preserve">die entscheidende Variable des Regimes.</w:t>
-      </w:r>
-    </w:p>
-    <w:p>
-      <w:pPr>
-        <w:numPr>
-          <w:ilvl w:val="0"/>
-          <w:numId w:val="1007"/>
-        </w:numPr>
-      </w:pPr>
-      <w:r>
-        <w:rPr>
-          <w:bCs/>
-          <w:b/>
-        </w:rPr>
-        <w:t xml:space="preserve">Die Reichweite der</w:t>
-      </w:r>
-      <w:r>
-        <w:rPr>
-          <w:bCs/>
-          <w:b/>
-        </w:rPr>
-        <w:t xml:space="preserve"> </w:t>
-      </w:r>
-      <w:r>
-        <w:rPr>
-          <w:bCs/>
-          <w:b/>
-        </w:rPr>
-        <w:t xml:space="preserve">“</w:t>
-      </w:r>
-      <w:r>
-        <w:rPr>
-          <w:bCs/>
-          <w:b/>
-        </w:rPr>
-        <w:t xml:space="preserve">ordentlicher Geschäftsgang</w:t>
-      </w:r>
-      <w:r>
-        <w:rPr>
-          <w:bCs/>
-          <w:b/>
-        </w:rPr>
-        <w:t xml:space="preserve">”</w:t>
-      </w:r>
-      <w:r>
-        <w:rPr>
-          <w:bCs/>
-          <w:b/>
-        </w:rPr>
-        <w:t xml:space="preserve">-Ausnahme ist konzeptionell nicht ausreichend konturiert.</w:t>
-      </w:r>
-      <w:r>
-        <w:t xml:space="preserve"> </w:t>
-      </w:r>
-      <w:r>
-        <w:t xml:space="preserve">Sie wird gegenwärtig auf mehrjährige Rahmenverträge mit JV-Partnern, Konzern-Cash-Pools und Bürgschaften in Milliardenvolumen angewandt. Dass diese Vorgänge ökonomisch hoch wesentlich sind, ist offensichtlich; dass die Begründung ihrer Ausnahme allein durch die Berufung auf</w:t>
-      </w:r>
-      <w:r>
-        <w:t xml:space="preserve"> </w:t>
-      </w:r>
-      <w:r>
-        <w:t xml:space="preserve">“</w:t>
-      </w:r>
-      <w:r>
-        <w:t xml:space="preserve">Marktüblichkeit</w:t>
-      </w:r>
-      <w:r>
-        <w:t xml:space="preserve">”</w:t>
-      </w:r>
-      <w:r>
-        <w:t xml:space="preserve"> </w:t>
-      </w:r>
-      <w:r>
-        <w:t xml:space="preserve">konzeptionell dünn ist, ebenfalls. Eine</w:t>
-      </w:r>
-      <w:r>
-        <w:t xml:space="preserve"> </w:t>
-      </w:r>
-      <w:r>
-        <w:rPr>
-          <w:iCs/>
-          <w:i/>
-        </w:rPr>
-        <w:t xml:space="preserve">de lege ferenda</w:t>
-      </w:r>
-      <w:r>
-        <w:t xml:space="preserve">-Diskussion über eine engere Konturierung dieser Ausnahme — etwa durch ergänzende Schwellenwerte für mehrjährige Rahmenverträge, Verrechnungspreis-Dokumentationspflichten oder eine quantifizierte Beschränkung des</w:t>
-      </w:r>
-      <w:r>
-        <w:t xml:space="preserve"> </w:t>
-      </w:r>
-      <w:r>
-        <w:t xml:space="preserve">“</w:t>
-      </w:r>
-      <w:r>
-        <w:t xml:space="preserve">ordentlichen Geschäftsgangs</w:t>
-      </w:r>
-      <w:r>
-        <w:t xml:space="preserve">”</w:t>
-      </w:r>
-      <w:r>
-        <w:t xml:space="preserve"> </w:t>
-      </w:r>
-      <w:r>
-        <w:t xml:space="preserve">auf operative, im Einzelgeschäft schwellenunkritische Vorgänge — wäre angezeigt.</w:t>
-      </w:r>
-    </w:p>
-    <w:p>
-      <w:pPr>
-        <w:numPr>
-          <w:ilvl w:val="0"/>
-          <w:numId w:val="1007"/>
-        </w:numPr>
-      </w:pPr>
-      <w:r>
-        <w:rPr>
-          <w:bCs/>
-          <w:b/>
-        </w:rPr>
-        <w:t xml:space="preserve">Aus Sicht der Konzernabschluss-Disclosure ist der Befund von praktischer Bedeutung.</w:t>
-      </w:r>
-      <w:r>
-        <w:t xml:space="preserve"> </w:t>
-      </w:r>
-      <w:r>
-        <w:t xml:space="preserve">Da der Anlassbekanntmachungs-Mechanismus de facto leerläuft, übernimmt die laufende IAS-24-Anhangangabe die Transparenzfunktion vollständig. Emittenten sind gut beraten, die Schwellenwerte je Berichtsperiode</w:t>
-      </w:r>
-      <w:r>
-        <w:t xml:space="preserve"> </w:t>
-      </w:r>
-      <w:r>
-        <w:rPr>
-          <w:iCs/>
-          <w:i/>
-        </w:rPr>
-        <w:t xml:space="preserve">explizit</w:t>
-      </w:r>
-      <w:r>
-        <w:t xml:space="preserve"> </w:t>
-      </w:r>
-      <w:r>
-        <w:t xml:space="preserve">zu berechnen und die Anwendung der Ausnahmegründe in der Anhangangabe ausdrücklich zu benennen. Eine Praxis, die in den FY2024-Berichten erst von wenigen Emittenten (insbesondere Volkswagen, Porsche AG, Siemens Energy, BASF) konsequent geübt wird.</w:t>
-      </w:r>
-    </w:p>
-    <w:bookmarkEnd w:id="44"/>
-    <w:bookmarkStart w:id="45" w:name="x.-praktische-empfehlungen"/>
-    <w:p>
-      <w:pPr>
-        <w:pStyle w:val="Heading1"/>
-      </w:pPr>
-      <w:r>
-        <w:t xml:space="preserve">X. Praktische Empfehlungen</w:t>
-      </w:r>
-    </w:p>
-    <w:p>
-      <w:pPr>
-        <w:pStyle w:val="FirstParagraph"/>
-      </w:pPr>
-      <w:r>
-        <w:t xml:space="preserve">Vor Verabschiedung des nächsten Konzernabschlusses sollten Vorstand, Prüfungsausschuss und Abschlussprüfer:</w:t>
-      </w:r>
-    </w:p>
-    <w:p>
-      <w:pPr>
-        <w:numPr>
-          <w:ilvl w:val="0"/>
-          <w:numId w:val="1008"/>
-        </w:numPr>
-      </w:pPr>
-      <w:r>
-        <w:t xml:space="preserve">die bindende SRD-II-Schwelle in EUR-Beträgen</w:t>
-      </w:r>
-      <w:r>
-        <w:t xml:space="preserve"> </w:t>
-      </w:r>
-      <w:r>
-        <w:rPr>
-          <w:iCs/>
-          <w:i/>
-        </w:rPr>
-        <w:t xml:space="preserve">explizit</w:t>
-      </w:r>
-      <w:r>
-        <w:t xml:space="preserve"> </w:t>
-      </w:r>
-      <w:r>
-        <w:t xml:space="preserve">berechnen und schriftlich dokumentieren — für österreichische Emittenten unter ausdrücklicher Ausweisung der</w:t>
-      </w:r>
-      <w:r>
-        <w:t xml:space="preserve"> </w:t>
-      </w:r>
-      <w:r>
-        <w:rPr>
-          <w:iCs/>
-          <w:i/>
-        </w:rPr>
-        <w:t xml:space="preserve">niedrigeren</w:t>
-      </w:r>
-      <w:r>
-        <w:t xml:space="preserve"> </w:t>
-      </w:r>
-      <w:r>
-        <w:t xml:space="preserve">der beiden Werte aus 5 % Bilanzsumme und 2,5 % Konzernumsatz;</w:t>
-      </w:r>
-    </w:p>
-    <w:p>
-      <w:pPr>
-        <w:numPr>
-          <w:ilvl w:val="0"/>
-          <w:numId w:val="1008"/>
-        </w:numPr>
-      </w:pPr>
-      <w:r>
-        <w:t xml:space="preserve">sämtliche RPT-Einzelposten oberhalb der bindenden Schwelle in einer eigenen Liste erfassen und gegen die Ausnahmekataloge des § 95d AktG bzw § 111a Abs 3 dAktG abgleichen;</w:t>
-      </w:r>
-    </w:p>
-    <w:p>
-      <w:pPr>
-        <w:numPr>
-          <w:ilvl w:val="0"/>
-          <w:numId w:val="1008"/>
-        </w:numPr>
-      </w:pPr>
-      <w:r>
-        <w:t xml:space="preserve">die jeweils einschlägige Ausnahme in der Anhangangabe</w:t>
-      </w:r>
-      <w:r>
-        <w:t xml:space="preserve"> </w:t>
-      </w:r>
-      <w:r>
-        <w:rPr>
-          <w:iCs/>
-          <w:i/>
-        </w:rPr>
-        <w:t xml:space="preserve">namentlich</w:t>
-      </w:r>
-      <w:r>
-        <w:t xml:space="preserve"> </w:t>
-      </w:r>
-      <w:r>
-        <w:t xml:space="preserve">benennen — die bloße Erwähnung der Schwelle ohne explizite Subsumtion lässt offen, ob das Genehmigungs- und Veröffentlichungsverfahren tatsächlich geprüft wurde;</w:t>
-      </w:r>
-    </w:p>
-    <w:p>
-      <w:pPr>
-        <w:numPr>
-          <w:ilvl w:val="0"/>
-          <w:numId w:val="1008"/>
-        </w:numPr>
-      </w:pPr>
-      <w:r>
-        <w:t xml:space="preserve">bei Berufung auf den ordentlichen Geschäftsgang konkrete Belege für die Marktüblichkeit beibringen (Verrechnungspreis-Methodik, externe Benchmark-Vergleiche, Audit-Ausschuss-Protokolle), statt sich auf pauschale Formulierungen (</w:t>
-      </w:r>
-      <w:r>
-        <w:t xml:space="preserve">“</w:t>
-      </w:r>
-      <w:r>
-        <w:t xml:space="preserve">at arm’s length</w:t>
-      </w:r>
-      <w:r>
-        <w:t xml:space="preserve">”</w:t>
-      </w:r>
-      <w:r>
-        <w:t xml:space="preserve">) zu beschränken;</w:t>
-      </w:r>
-    </w:p>
-    <w:p>
-      <w:pPr>
-        <w:numPr>
-          <w:ilvl w:val="0"/>
-          <w:numId w:val="1008"/>
-        </w:numPr>
-      </w:pPr>
-      <w:r>
-        <w:t xml:space="preserve">die Governance-Architektur des Prüfungsausschusses regelmäßig auf die Mehrheit der nicht-RP-Mitglieder überprüfen, insbesondere in Konstellationen mit signifikantem Mehrheits- oder Kernaktionärseinfluss im Aufsichtsrat;</w:t>
-      </w:r>
-    </w:p>
-    <w:p>
-      <w:pPr>
-        <w:numPr>
-          <w:ilvl w:val="0"/>
-          <w:numId w:val="1008"/>
-        </w:numPr>
-      </w:pPr>
-      <w:r>
-        <w:t xml:space="preserve">bei Carve-out- und Dekonsolidierungsvorgängen die Frage explizit prüfen, ob der Vorgang selbst — und nicht erst die nachfolgenden RPT mit dem nun dekonsolidierten Unternehmen — eine § 95c-/§ 111c-Bekanntmachungspflicht auslöst. Die hier diskutierte Konstellation PIERER Mobility / KTM AG ist insoweit ein Anwendungsfall, der einer Klärung bedarf.</w:t>
+        <w:t xml:space="preserve">bei Carve-out- und Dekonsolidierungsvorgängen die Frage explizit prüfen, ob der Vorgang selbst — und nicht erst die nachfolgenden RPT mit dem nun dekonsolidierten Unternehmen — eine § 95c-/§ 111c-Bekanntmachungspflicht auslöst.</w:t>
       </w:r>
     </w:p>
     <w:p>
@@ -4663,49 +4555,7 @@
         <w:t xml:space="preserve"> </w:t>
       </w:r>
       <w:r>
-        <w:t xml:space="preserve">Die hier verwendete Datenmatrix (Bilanzsumme, Umsatz, absolute Schwelle je Emittent, größter quantifiziert offengelegter RPT-Einzelposten, einschlägige Ausnahme, Anzahl 2024-Bekanntmachungen) für alle 60 Emittenten ist im Forschungsrepository unter</w:t>
-      </w:r>
-      <w:r>
-        <w:t xml:space="preserve"> </w:t>
-      </w:r>
-      <w:r>
-        <w:rPr>
-          <w:rStyle w:val="VerbatimChar"/>
-        </w:rPr>
-        <w:t xml:space="preserve">/analysis/threshold_matrix.csv</w:t>
-      </w:r>
-      <w:r>
-        <w:t xml:space="preserve"> </w:t>
-      </w:r>
-      <w:r>
-        <w:t xml:space="preserve">einsehbar. Die per-Emittent-Auszüge der IAS-24-Anhangabschnitte sind unter</w:t>
-      </w:r>
-      <w:r>
-        <w:t xml:space="preserve"> </w:t>
-      </w:r>
-      <w:r>
-        <w:rPr>
-          <w:rStyle w:val="VerbatimChar"/>
-        </w:rPr>
-        <w:t xml:space="preserve">/disclosures/</w:t>
-      </w:r>
-      <w:r>
-        <w:t xml:space="preserve"> </w:t>
-      </w:r>
-      <w:r>
-        <w:t xml:space="preserve">abrufbar; die per-Emittent-Schwellenrechnungen unter</w:t>
-      </w:r>
-      <w:r>
-        <w:t xml:space="preserve"> </w:t>
-      </w:r>
-      <w:r>
-        <w:rPr>
-          <w:rStyle w:val="VerbatimChar"/>
-        </w:rPr>
-        <w:t xml:space="preserve">/disclosures/thresholds/</w:t>
-      </w:r>
-      <w:r>
-        <w:t xml:space="preserve">.</w:t>
+        <w:t xml:space="preserve">Die Datenmatrix für alle 60 Emittenten (Bilanzsumme, Umsatz, absolute Schwelle, größter RPT-Einzelposten, einschlägige Ausnahme, Anzahl 2024-Bekanntmachungen) sowie die per-Emittent-Auszüge der IAS-24-Anhangabschnitte sind im Forschungsrepository einsehbar; die Klassifikationssyntax und die Häufigkeitsmatrix der zwanzig Disclosure-Kategorien folgen einem nach IAS 24.18 strukturierten Kategorienkatalog.</w:t>
       </w:r>
     </w:p>
     <w:p>
@@ -4715,7 +4565,7 @@
         </w:pict>
       </w:r>
     </w:p>
-    <w:bookmarkEnd w:id="45"/>
+    <w:bookmarkEnd w:id="52"/>
     <w:sectPr/>
   </w:body>
 </w:document>
@@ -4756,7 +4606,7 @@
         <w:t xml:space="preserve"> </w:t>
       </w:r>
       <w:r>
-        <w:t xml:space="preserve">Richtlinie (EU) 2017/828 des Europäischen Parlaments und des Rates vom 17.5.2017 zur Änderung der RL 2007/36/EG im Hinblick auf die Förderung der langfristigen Mitwirkung der Aktionäre, ABl L 132/1.</w:t>
+        <w:t xml:space="preserve">IAS 24 (Related Party Disclosures), in der von der EU-Kommission per VO (EU) 2023/1803 endorsement-gefassten Fassung; Anhang-Pflichten insbesondere IAS 24.13 (Identifizierung), .17 (KMP-Vergütung in fünf Kategorien), .18 (Geschäftsangaben), .23 (Belegpflicht für Marktüblichkeit).</w:t>
       </w:r>
     </w:p>
   </w:footnote>
@@ -4775,7 +4625,7 @@
         <w:t xml:space="preserve"> </w:t>
       </w:r>
       <w:r>
-        <w:t xml:space="preserve">Aktienrechts-Änderungsgesetz 2019 (AktRÄG 2019), BGBl I 2019/63; Inkrafttreten der §§ 95a–d AktG zum 17. September 2020.</w:t>
+        <w:t xml:space="preserve">Richtlinie (EU) 2017/828 des Europäischen Parlaments und des Rates vom 17.5.2017 zur Änderung der RL 2007/36/EG im Hinblick auf die Förderung der langfristigen Mitwirkung der Aktionäre, ABl L 132/1, Art 9c (Geschäfte mit nahestehenden Unternehmen und Personen).</w:t>
       </w:r>
     </w:p>
   </w:footnote>
@@ -4794,11 +4644,11 @@
         <w:t xml:space="preserve"> </w:t>
       </w:r>
       <w:r>
-        <w:t xml:space="preserve">Gesetz zur Umsetzung der zweiten Aktionärsrechte-Richtlinie (ARUG II) vom 12. Dezember 2019, BGBl I 2019, 2637; Inkrafttreten der §§ 111a–c dAktG zum 1. Januar 2020.</w:t>
+        <w:t xml:space="preserve">Methodik: Die Datenerhebung erfolgte über die offiziellen FY2024-Konzernabschlüsse (PDF-Originale) sämtlicher 60 Emittenten, ergänzt durch die jeweiligen Vergütungsberichte, EQS-/DGAP-/Wiener-Börse-/OeKB-Newsfeeds für das Kalenderjahr 2024 sowie den Bundesanzeiger. Die per-Emittent-Auszüge sind im begleitenden Repository einsehbar.</w:t>
       </w:r>
     </w:p>
   </w:footnote>
-  <w:footnote w:id="24">
+  <w:footnote w:id="31">
     <w:p>
       <w:pPr>
         <w:pStyle w:val="FootnoteText"/>
@@ -4813,193 +4663,7 @@
         <w:t xml:space="preserve"> </w:t>
       </w:r>
       <w:r>
-        <w:t xml:space="preserve">§ 95a AktG idF AktRÄG 2019; die exakte Verortung der Schwellenwerte (Abs 1 Z 2 oder Abs 2) ist gegenüber dem Wortlaut der konsolidierten Fassung zu prüfen.</w:t>
-      </w:r>
-    </w:p>
-  </w:footnote>
-  <w:footnote w:id="25">
-    <w:p>
-      <w:pPr>
-        <w:pStyle w:val="FootnoteText"/>
-      </w:pPr>
-      <w:r>
-        <w:rPr>
-          <w:rStyle w:val="FootnoteReference"/>
-        </w:rPr>
-        <w:footnoteRef/>
-      </w:r>
-      <w:r>
-        <w:t xml:space="preserve"> </w:t>
-      </w:r>
-      <w:r>
-        <w:t xml:space="preserve">Vgl. SRD II Art 9c Abs 4 sowie die nationalen Umsetzungen in § 95a AktG (AT) bzw § 111b Abs 1 Satz 2 dAktG (DE). Die Aggregation bezieht sich auf gleichartige Geschäfte</w:t>
-      </w:r>
-      <w:r>
-        <w:t xml:space="preserve"> </w:t>
-      </w:r>
-      <w:r>
-        <w:rPr>
-          <w:iCs/>
-          <w:i/>
-        </w:rPr>
-        <w:t xml:space="preserve">mit derselben nahestehenden Person</w:t>
-      </w:r>
-      <w:r>
-        <w:t xml:space="preserve"> </w:t>
-      </w:r>
-      <w:r>
-        <w:t xml:space="preserve">innerhalb des laufenden Geschäftsjahres.</w:t>
-      </w:r>
-    </w:p>
-  </w:footnote>
-  <w:footnote w:id="27">
-    <w:p>
-      <w:pPr>
-        <w:pStyle w:val="FootnoteText"/>
-      </w:pPr>
-      <w:r>
-        <w:rPr>
-          <w:rStyle w:val="FootnoteReference"/>
-        </w:rPr>
-        <w:footnoteRef/>
-      </w:r>
-      <w:r>
-        <w:t xml:space="preserve"> </w:t>
-      </w:r>
-      <w:r>
-        <w:t xml:space="preserve">§ 111b Abs 1 Satz 1 dAktG idF ARUG II.</w:t>
-      </w:r>
-    </w:p>
-  </w:footnote>
-  <w:footnote w:id="33">
-    <w:p>
-      <w:pPr>
-        <w:pStyle w:val="FootnoteText"/>
-      </w:pPr>
-      <w:r>
-        <w:rPr>
-          <w:rStyle w:val="FootnoteReference"/>
-        </w:rPr>
-        <w:footnoteRef/>
-      </w:r>
-      <w:r>
-        <w:t xml:space="preserve"> </w:t>
-      </w:r>
-      <w:r>
-        <w:t xml:space="preserve">Die hier praktizierte Bereinigung wirkt strenger als der bloße Tatbestandsausschluss nahelegt: Pro-rata-Dividenden, Beteiligungserträge aus Equity-Method-Anteilen, Altbestände und Vorstandsvergütungen werden</w:t>
-      </w:r>
-      <w:r>
-        <w:t xml:space="preserve"> </w:t>
-      </w:r>
-      <w:r>
-        <w:rPr>
-          <w:iCs/>
-          <w:i/>
-        </w:rPr>
-        <w:t xml:space="preserve">vollständig</w:t>
-      </w:r>
-      <w:r>
-        <w:t xml:space="preserve"> </w:t>
-      </w:r>
-      <w:r>
-        <w:t xml:space="preserve">aus dem empirischen Test ausgeschlossen. Im Ergebnis reduziert sich die Zahl der nominellen Überschreitungen von 18 (Rohdaten) auf 11 (bereinigt; einschließlich PIERER Mobility als Sonderfall).</w:t>
-      </w:r>
-    </w:p>
-  </w:footnote>
-  <w:footnote w:id="35">
-    <w:p>
-      <w:pPr>
-        <w:pStyle w:val="FootnoteText"/>
-      </w:pPr>
-      <w:r>
-        <w:rPr>
-          <w:rStyle w:val="FootnoteReference"/>
-        </w:rPr>
-        <w:footnoteRef/>
-      </w:r>
-      <w:r>
-        <w:t xml:space="preserve"> </w:t>
-      </w:r>
-      <w:r>
-        <w:t xml:space="preserve">Die Anwendung des Konzernprivilegs (§ 95d Z 1 AktG bzw § 111a Abs 3 Nr 1 dAktG) auf Geschäfte mit dem</w:t>
-      </w:r>
-      <w:r>
-        <w:t xml:space="preserve"> </w:t>
-      </w:r>
-      <w:r>
-        <w:rPr>
-          <w:iCs/>
-          <w:i/>
-        </w:rPr>
-        <w:t xml:space="preserve">Mutterunternehmen</w:t>
-      </w:r>
-      <w:r>
-        <w:t xml:space="preserve"> </w:t>
-      </w:r>
-      <w:r>
-        <w:t xml:space="preserve">ist nicht unstreitig. § 111a Abs 3 Nr 1 dAktG erfasst nach dem Wortlaut</w:t>
-      </w:r>
-      <w:r>
-        <w:t xml:space="preserve"> </w:t>
-      </w:r>
-      <w:r>
-        <w:t xml:space="preserve">“</w:t>
-      </w:r>
-      <w:r>
-        <w:t xml:space="preserve">Geschäfte mit Tochterunternehmen</w:t>
-      </w:r>
-      <w:r>
-        <w:t xml:space="preserve">”</w:t>
-      </w:r>
-      <w:r>
-        <w:t xml:space="preserve">. Eine strikt-textliche Auslegung würde Konzern-Cash-Pools und Konzern-Treasury-Strukturen, in denen die börsenotierte Gesellschaft</w:t>
-      </w:r>
-      <w:r>
-        <w:t xml:space="preserve"> </w:t>
-      </w:r>
-      <w:r>
-        <w:rPr>
-          <w:iCs/>
-          <w:i/>
-        </w:rPr>
-        <w:t xml:space="preserve">Schuldnerin</w:t>
-      </w:r>
-      <w:r>
-        <w:t xml:space="preserve"> </w:t>
-      </w:r>
-      <w:r>
-        <w:t xml:space="preserve">ihrer eigenen Mutter ist, nicht erfassen; sie müssten dann auf die Ausnahme</w:t>
-      </w:r>
-      <w:r>
-        <w:t xml:space="preserve"> </w:t>
-      </w:r>
-      <w:r>
-        <w:t xml:space="preserve">“</w:t>
-      </w:r>
-      <w:r>
-        <w:t xml:space="preserve">ordentlicher Geschäftsgang</w:t>
-      </w:r>
-      <w:r>
-        <w:t xml:space="preserve">”</w:t>
-      </w:r>
-      <w:r>
-        <w:t xml:space="preserve"> </w:t>
-      </w:r>
-      <w:r>
-        <w:t xml:space="preserve">gestützt werden. Die in Lehre und Praxis vorherrschende teleologische Lesart erfasst beide Richtungen — das</w:t>
-      </w:r>
-      <w:r>
-        <w:t xml:space="preserve"> </w:t>
-      </w:r>
-      <w:r>
-        <w:rPr>
-          <w:iCs/>
-          <w:i/>
-        </w:rPr>
-        <w:t xml:space="preserve">Konzern</w:t>
-      </w:r>
-      <w:r>
-        <w:t xml:space="preserve">verhältnis steht im Vordergrund, nicht die Richtung des Leistungsflusses. Die in Tabelle 2 verwendete Klassifikation folgt der teleologischen Lesart.</w:t>
+        <w:t xml:space="preserve">§ 95a AktG idF AktRÄG 2019; die exakte Verortung der Schwellenwerte (Abs 1 Z 2 oder Abs 2) ist gegenüber dem Wortlaut der konsolidierten Fassung zu prüfen. § 111b Abs 1 Satz 1 dAktG idF ARUG II.</w:t>
       </w:r>
     </w:p>
   </w:footnote>
@@ -5018,6 +4682,25 @@
         <w:t xml:space="preserve"> </w:t>
       </w:r>
       <w:r>
+        <w:t xml:space="preserve">Die hier praktizierte Bereinigung wirkt strenger als der bloße Tatbestandsausschluss nahelegt: Pro-rata-Dividenden, Beteiligungserträge aus Equity-Method-Anteilen, Altbestände und Vorstandsvergütungen werden vollständig aus dem empirischen Test ausgeschlossen. Im Ergebnis reduziert sich die Zahl der nominellen Überschreitungen von 18 (Rohdaten) auf 11 (bereinigt, einschließlich PIERER Mobility als Sonderfall).</w:t>
+      </w:r>
+    </w:p>
+  </w:footnote>
+  <w:footnote w:id="38">
+    <w:p>
+      <w:pPr>
+        <w:pStyle w:val="FootnoteText"/>
+      </w:pPr>
+      <w:r>
+        <w:rPr>
+          <w:rStyle w:val="FootnoteReference"/>
+        </w:rPr>
+        <w:footnoteRef/>
+      </w:r>
+      <w:r>
+        <w:t xml:space="preserve"> </w:t>
+      </w:r>
+      <w:r>
         <w:t xml:space="preserve">Die Anwendung des Konzernprivilegs (§ 95d Z 1 AktG bzw § 111a Abs 3 Nr 1 dAktG) auf Geschäfte mit dem</w:t>
       </w:r>
       <w:r>
@@ -5034,7 +4717,7 @@
         <w:t xml:space="preserve"> </w:t>
       </w:r>
       <w:r>
-        <w:t xml:space="preserve">ist nicht unstreitig. § 111a Abs 3 Nr 1 dAktG erfasst nach dem Wortlaut</w:t>
+        <w:t xml:space="preserve">ist nicht unstreitig. § 111a Abs 3 Nr 1 dAktG erfasst nach Wortlaut</w:t>
       </w:r>
       <w:r>
         <w:t xml:space="preserve"> </w:t>
@@ -5049,23 +4732,7 @@
         <w:t xml:space="preserve">”</w:t>
       </w:r>
       <w:r>
-        <w:t xml:space="preserve">. Eine strikt-textliche Auslegung würde Konzern-Cash-Pools und Konzern-Treasury-Strukturen, in denen die börsenotierte Gesellschaft</w:t>
-      </w:r>
-      <w:r>
-        <w:t xml:space="preserve"> </w:t>
-      </w:r>
-      <w:r>
-        <w:rPr>
-          <w:iCs/>
-          <w:i/>
-        </w:rPr>
-        <w:t xml:space="preserve">Schuldnerin</w:t>
-      </w:r>
-      <w:r>
-        <w:t xml:space="preserve"> </w:t>
-      </w:r>
-      <w:r>
-        <w:t xml:space="preserve">ihrer eigenen Mutter ist, nicht erfassen; sie müssten dann auf die Ausnahme</w:t>
+        <w:t xml:space="preserve">. Eine strikt-textliche Auslegung würde Konzern-Cash-Pools und Konzern-Treasury-Strukturen, in denen die börsenotierte Gesellschaft Schuldnerin ihrer eigenen Mutter ist, nicht erfassen; sie müssten dann auf die Ausnahme</w:t>
       </w:r>
       <w:r>
         <w:t xml:space="preserve"> </w:t>
@@ -5096,7 +4763,88 @@
         <w:t xml:space="preserve">Konzern</w:t>
       </w:r>
       <w:r>
-        <w:t xml:space="preserve">verhältnis steht im Vordergrund, nicht die Richtung des Leistungsflusses. Die in Tabelle 2 verwendete Klassifikation folgt der teleologischen Lesart.</w:t>
+        <w:t xml:space="preserve">verhältnis steht im Vordergrund, nicht die Richtung des Leistungsflusses. Die in Tab. 2 verwendete Klassifikation folgt der teleologischen Lesart.</w:t>
+      </w:r>
+    </w:p>
+  </w:footnote>
+  <w:footnote w:id="39">
+    <w:p>
+      <w:pPr>
+        <w:pStyle w:val="FootnoteText"/>
+      </w:pPr>
+      <w:r>
+        <w:rPr>
+          <w:rStyle w:val="FootnoteReference"/>
+        </w:rPr>
+        <w:footnoteRef/>
+      </w:r>
+      <w:r>
+        <w:t xml:space="preserve"> </w:t>
+      </w:r>
+      <w:r>
+        <w:t xml:space="preserve">Die Anwendung des Konzernprivilegs (§ 95d Z 1 AktG bzw § 111a Abs 3 Nr 1 dAktG) auf Geschäfte mit dem</w:t>
+      </w:r>
+      <w:r>
+        <w:t xml:space="preserve"> </w:t>
+      </w:r>
+      <w:r>
+        <w:rPr>
+          <w:iCs/>
+          <w:i/>
+        </w:rPr>
+        <w:t xml:space="preserve">Mutterunternehmen</w:t>
+      </w:r>
+      <w:r>
+        <w:t xml:space="preserve"> </w:t>
+      </w:r>
+      <w:r>
+        <w:t xml:space="preserve">ist nicht unstreitig. § 111a Abs 3 Nr 1 dAktG erfasst nach Wortlaut</w:t>
+      </w:r>
+      <w:r>
+        <w:t xml:space="preserve"> </w:t>
+      </w:r>
+      <w:r>
+        <w:t xml:space="preserve">“</w:t>
+      </w:r>
+      <w:r>
+        <w:t xml:space="preserve">Geschäfte mit Tochterunternehmen</w:t>
+      </w:r>
+      <w:r>
+        <w:t xml:space="preserve">”</w:t>
+      </w:r>
+      <w:r>
+        <w:t xml:space="preserve">. Eine strikt-textliche Auslegung würde Konzern-Cash-Pools und Konzern-Treasury-Strukturen, in denen die börsenotierte Gesellschaft Schuldnerin ihrer eigenen Mutter ist, nicht erfassen; sie müssten dann auf die Ausnahme</w:t>
+      </w:r>
+      <w:r>
+        <w:t xml:space="preserve"> </w:t>
+      </w:r>
+      <w:r>
+        <w:t xml:space="preserve">“</w:t>
+      </w:r>
+      <w:r>
+        <w:t xml:space="preserve">ordentlicher Geschäftsgang</w:t>
+      </w:r>
+      <w:r>
+        <w:t xml:space="preserve">”</w:t>
+      </w:r>
+      <w:r>
+        <w:t xml:space="preserve"> </w:t>
+      </w:r>
+      <w:r>
+        <w:t xml:space="preserve">gestützt werden. Die in Lehre und Praxis vorherrschende teleologische Lesart erfasst beide Richtungen — das</w:t>
+      </w:r>
+      <w:r>
+        <w:t xml:space="preserve"> </w:t>
+      </w:r>
+      <w:r>
+        <w:rPr>
+          <w:iCs/>
+          <w:i/>
+        </w:rPr>
+        <w:t xml:space="preserve">Konzern</w:t>
+      </w:r>
+      <w:r>
+        <w:t xml:space="preserve">verhältnis steht im Vordergrund, nicht die Richtung des Leistungsflusses. Die in Tab. 2 verwendete Klassifikation folgt der teleologischen Lesart.</w:t>
       </w:r>
     </w:p>
   </w:footnote>
@@ -5181,6 +4929,82 @@
       </w:pPr>
     </w:lvl>
   </w:abstractNum>
+  <w:abstractNum w:abstractNumId="991">
+    <w:nsid w:val="A991"/>
+    <w:multiLevelType w:val="multilevel"/>
+    <w:lvl w:ilvl="0">
+      <w:numFmt w:val="bullet"/>
+      <w:lvlText w:val="•"/>
+      <w:lvlJc w:val="left"/>
+      <w:pPr>
+        <w:ind w:left="720" w:hanging="480"/>
+      </w:pPr>
+    </w:lvl>
+    <w:lvl w:ilvl="1">
+      <w:numFmt w:val="bullet"/>
+      <w:lvlText w:val="–"/>
+      <w:lvlJc w:val="left"/>
+      <w:pPr>
+        <w:ind w:left="1440" w:hanging="480"/>
+      </w:pPr>
+    </w:lvl>
+    <w:lvl w:ilvl="2">
+      <w:numFmt w:val="bullet"/>
+      <w:lvlText w:val="•"/>
+      <w:lvlJc w:val="left"/>
+      <w:pPr>
+        <w:ind w:left="2160" w:hanging="480"/>
+      </w:pPr>
+    </w:lvl>
+    <w:lvl w:ilvl="3">
+      <w:numFmt w:val="bullet"/>
+      <w:lvlText w:val="–"/>
+      <w:lvlJc w:val="left"/>
+      <w:pPr>
+        <w:ind w:left="2880" w:hanging="480"/>
+      </w:pPr>
+    </w:lvl>
+    <w:lvl w:ilvl="4">
+      <w:numFmt w:val="bullet"/>
+      <w:lvlText w:val="•"/>
+      <w:lvlJc w:val="left"/>
+      <w:pPr>
+        <w:ind w:left="3600" w:hanging="480"/>
+      </w:pPr>
+    </w:lvl>
+    <w:lvl w:ilvl="5">
+      <w:numFmt w:val="bullet"/>
+      <w:lvlText w:val="–"/>
+      <w:lvlJc w:val="left"/>
+      <w:pPr>
+        <w:ind w:left="4320" w:hanging="480"/>
+      </w:pPr>
+    </w:lvl>
+    <w:lvl w:ilvl="6">
+      <w:numFmt w:val="bullet"/>
+      <w:lvlText w:val="•"/>
+      <w:lvlJc w:val="left"/>
+      <w:pPr>
+        <w:ind w:left="5040" w:hanging="480"/>
+      </w:pPr>
+    </w:lvl>
+    <w:lvl w:ilvl="7">
+      <w:numFmt w:val="bullet"/>
+      <w:lvlText w:val="–"/>
+      <w:lvlJc w:val="left"/>
+      <w:pPr>
+        <w:ind w:left="5760" w:hanging="480"/>
+      </w:pPr>
+    </w:lvl>
+    <w:lvl w:ilvl="8">
+      <w:numFmt w:val="bullet"/>
+      <w:lvlText w:val="•"/>
+      <w:lvlJc w:val="left"/>
+      <w:pPr>
+        <w:ind w:left="6480" w:hanging="480"/>
+      </w:pPr>
+    </w:lvl>
+  </w:abstractNum>
   <w:abstractNum w:abstractNumId="99411">
     <w:nsid w:val="A99411"/>
     <w:multiLevelType w:val="multilevel"/>
@@ -5266,86 +5090,19 @@
       </w:pPr>
     </w:lvl>
   </w:abstractNum>
-  <w:abstractNum w:abstractNumId="991">
-    <w:nsid w:val="A991"/>
-    <w:multiLevelType w:val="multilevel"/>
-    <w:lvl w:ilvl="0">
-      <w:numFmt w:val="bullet"/>
-      <w:lvlText w:val="•"/>
-      <w:lvlJc w:val="left"/>
-      <w:pPr>
-        <w:ind w:left="720" w:hanging="480"/>
-      </w:pPr>
-    </w:lvl>
-    <w:lvl w:ilvl="1">
-      <w:numFmt w:val="bullet"/>
-      <w:lvlText w:val="–"/>
-      <w:lvlJc w:val="left"/>
-      <w:pPr>
-        <w:ind w:left="1440" w:hanging="480"/>
-      </w:pPr>
-    </w:lvl>
-    <w:lvl w:ilvl="2">
-      <w:numFmt w:val="bullet"/>
-      <w:lvlText w:val="•"/>
-      <w:lvlJc w:val="left"/>
-      <w:pPr>
-        <w:ind w:left="2160" w:hanging="480"/>
-      </w:pPr>
-    </w:lvl>
-    <w:lvl w:ilvl="3">
-      <w:numFmt w:val="bullet"/>
-      <w:lvlText w:val="–"/>
-      <w:lvlJc w:val="left"/>
-      <w:pPr>
-        <w:ind w:left="2880" w:hanging="480"/>
-      </w:pPr>
-    </w:lvl>
-    <w:lvl w:ilvl="4">
-      <w:numFmt w:val="bullet"/>
-      <w:lvlText w:val="•"/>
-      <w:lvlJc w:val="left"/>
-      <w:pPr>
-        <w:ind w:left="3600" w:hanging="480"/>
-      </w:pPr>
-    </w:lvl>
-    <w:lvl w:ilvl="5">
-      <w:numFmt w:val="bullet"/>
-      <w:lvlText w:val="–"/>
-      <w:lvlJc w:val="left"/>
-      <w:pPr>
-        <w:ind w:left="4320" w:hanging="480"/>
-      </w:pPr>
-    </w:lvl>
-    <w:lvl w:ilvl="6">
-      <w:numFmt w:val="bullet"/>
-      <w:lvlText w:val="•"/>
-      <w:lvlJc w:val="left"/>
-      <w:pPr>
-        <w:ind w:left="5040" w:hanging="480"/>
-      </w:pPr>
-    </w:lvl>
-    <w:lvl w:ilvl="7">
-      <w:numFmt w:val="bullet"/>
-      <w:lvlText w:val="–"/>
-      <w:lvlJc w:val="left"/>
-      <w:pPr>
-        <w:ind w:left="5760" w:hanging="480"/>
-      </w:pPr>
-    </w:lvl>
-    <w:lvl w:ilvl="8">
-      <w:numFmt w:val="bullet"/>
-      <w:lvlText w:val="•"/>
-      <w:lvlJc w:val="left"/>
-      <w:pPr>
-        <w:ind w:left="6480" w:hanging="480"/>
-      </w:pPr>
-    </w:lvl>
-  </w:abstractNum>
   <w:num w:numId="1000">
     <w:abstractNumId w:val="990"/>
   </w:num>
   <w:num w:numId="1001">
+    <w:abstractNumId w:val="991"/>
+  </w:num>
+  <w:num w:numId="1002">
+    <w:abstractNumId w:val="991"/>
+  </w:num>
+  <w:num w:numId="1003">
+    <w:abstractNumId w:val="991"/>
+  </w:num>
+  <w:num w:numId="1004">
     <w:abstractNumId w:val="99411"/>
     <w:lvlOverride w:ilvl="0">
       <w:startOverride w:val="1"/>
@@ -5375,52 +5132,7 @@
       <w:startOverride w:val="1"/>
     </w:lvlOverride>
   </w:num>
-  <w:num w:numId="1002">
-    <w:abstractNumId w:val="991"/>
-  </w:num>
-  <w:num w:numId="1003">
-    <w:abstractNumId w:val="991"/>
-  </w:num>
-  <w:num w:numId="1004">
-    <w:abstractNumId w:val="991"/>
-  </w:num>
   <w:num w:numId="1005">
-    <w:abstractNumId w:val="991"/>
-  </w:num>
-  <w:num w:numId="1006">
-    <w:abstractNumId w:val="991"/>
-  </w:num>
-  <w:num w:numId="1007">
-    <w:abstractNumId w:val="99411"/>
-    <w:lvlOverride w:ilvl="0">
-      <w:startOverride w:val="1"/>
-    </w:lvlOverride>
-    <w:lvlOverride w:ilvl="1">
-      <w:startOverride w:val="1"/>
-    </w:lvlOverride>
-    <w:lvlOverride w:ilvl="2">
-      <w:startOverride w:val="1"/>
-    </w:lvlOverride>
-    <w:lvlOverride w:ilvl="3">
-      <w:startOverride w:val="1"/>
-    </w:lvlOverride>
-    <w:lvlOverride w:ilvl="4">
-      <w:startOverride w:val="1"/>
-    </w:lvlOverride>
-    <w:lvlOverride w:ilvl="5">
-      <w:startOverride w:val="1"/>
-    </w:lvlOverride>
-    <w:lvlOverride w:ilvl="6">
-      <w:startOverride w:val="1"/>
-    </w:lvlOverride>
-    <w:lvlOverride w:ilvl="7">
-      <w:startOverride w:val="1"/>
-    </w:lvlOverride>
-    <w:lvlOverride w:ilvl="8">
-      <w:startOverride w:val="1"/>
-    </w:lvlOverride>
-  </w:num>
-  <w:num w:numId="1008">
     <w:abstractNumId w:val="99411"/>
     <w:lvlOverride w:ilvl="0">
       <w:startOverride w:val="1"/>
